--- a/gnss_receiver/kd/ШИВА.468157.001 ПЗ.docx
+++ b/gnss_receiver/kd/ШИВА.468157.001 ПЗ.docx
@@ -2294,16 +2294,758 @@
         <w:pStyle w:val="EskdText"/>
       </w:pPr>
       <w:r>
-        <w:t xml:space="preserve">4.5.3 Вычислительное ядро ПО МК собирается для Cortex-M7 (</w:t>
+        <w:t xml:space="preserve">4.5.3 ПО МК и загрузчик собираются для Cortex-M7 (</w:t>
       </w:r>
       <w:r>
         <w:rPr>
           <w:rFonts w:ascii="Courier New" w:hAnsi="Courier New" w:cs="Courier New" w:eastAsia="Courier New"/>
         </w:rPr>
-        <w:t xml:space="preserve">make -C sw/fw mcu</w:t>
-      </w:r>
-      <w:r>
-        <w:t xml:space="preserve">) без предупреждений. Объём: код и таблицы 427 КБ флеш-памяти (из 2 МБ), статические данные 452 КБ ОЗУ, буферы режима длительного накопления 384 КБ; всего ОЗУ около 836 КБ (из 1 МБ). Платформенная часть (начальный запуск, драйверы интерфейсов, загрузчик) разрабатывается при изготовлении опытного образца.</w:t>
+        <w:t xml:space="preserve">make -C sw/fw elf</w:t>
+      </w:r>
+      <w:r>
+        <w:t xml:space="preserve">) без предупреждений. Платформенная часть (</w:t>
+      </w:r>
+      <w:r>
+        <w:rPr>
+          <w:rFonts w:ascii="Courier New" w:hAnsi="Courier New" w:cs="Courier New" w:eastAsia="Courier New"/>
+        </w:rPr>
+        <w:t xml:space="preserve">sw/fw/plat</w:t>
+      </w:r>
+      <w:r>
+        <w:t xml:space="preserve">):</w:t>
+      </w:r>
+    </w:p>
+    <w:p>
+      <w:pPr>
+        <w:pStyle w:val="EskdText"/>
+        <w:ind w:left="964" w:hanging="255"/>
+      </w:pPr>
+      <w:r>
+        <w:t xml:space="preserve">–</w:t>
+        <w:tab/>
+      </w:r>
+      <w:r>
+        <w:t xml:space="preserve">начальный запуск: таблица векторов, копирование </w:t>
+      </w:r>
+      <w:r>
+        <w:rPr>
+          <w:rFonts w:ascii="Courier New" w:hAnsi="Courier New" w:cs="Courier New" w:eastAsia="Courier New"/>
+        </w:rPr>
+        <w:t xml:space="preserve">.data</w:t>
+      </w:r>
+      <w:r>
+        <w:t xml:space="preserve"> и </w:t>
+      </w:r>
+      <w:r>
+        <w:rPr>
+          <w:rFonts w:ascii="Courier New" w:hAnsi="Courier New" w:cs="Courier New" w:eastAsia="Courier New"/>
+        </w:rPr>
+        <w:t xml:space="preserve">.itcm</w:t>
+      </w:r>
+      <w:r>
+        <w:t xml:space="preserve">, обнуление </w:t>
+      </w:r>
+      <w:r>
+        <w:rPr>
+          <w:rFonts w:ascii="Courier New" w:hAnsi="Courier New" w:cs="Courier New" w:eastAsia="Courier New"/>
+        </w:rPr>
+        <w:t xml:space="preserve">.bss</w:t>
+      </w:r>
+      <w:r>
+        <w:t xml:space="preserve"> во всех областях ОЗУ, включение FPU; обработчик отказов на отдельном стеке записывает регистры отказа в общую область загрузчика, ПО МК выводит запись при следующем запуске;</w:t>
+      </w:r>
+    </w:p>
+    <w:p>
+      <w:pPr>
+        <w:pStyle w:val="EskdText"/>
+        <w:ind w:left="964" w:hanging="255"/>
+      </w:pPr>
+      <w:r>
+        <w:t xml:space="preserve">–</w:t>
+        <w:tab/>
+      </w:r>
+      <w:r>
+        <w:t xml:space="preserve">тактирование 480 МГц: PLL1 от ТСХО 24 МГц (HSE в режиме обхода генератора), при его отсутствии — от HSI 64 МГц; напряжение ядра VOS0. MPU: окно регистров ПЛИС на FMC — Device без исполнения, остальное адресное пространство FMC — без доступа. Кеши I и D включены (ПДП не используется);</w:t>
+      </w:r>
+    </w:p>
+    <w:p>
+      <w:pPr>
+        <w:pStyle w:val="EskdText"/>
+        <w:ind w:left="964" w:hanging="255"/>
+      </w:pPr>
+      <w:r>
+        <w:t xml:space="preserve">–</w:t>
+        <w:tab/>
+      </w:r>
+      <w:r>
+        <w:t xml:space="preserve">драйверы: FMC (мультиплексированная 16-разрядная шина с NWAIT, цикл около 92 нс) и ожидание конфигурации ПЛИС; UART (порт GPS и отладочный, кольцевые буферы, прерывания); FDCAN1 (классический CAN 500 кбит/с, восстановление после bus-off); SDMMC1 (microSD, 4-разрядная шина, 24 МГц); АЦП (питание, ток антенны, температура МК); выводы GPIO. USB 3.0 обслуживает FX3 (отсчёты поступают от ПЛИС), МК только снимает сброс FX3;</w:t>
+      </w:r>
+    </w:p>
+    <w:p>
+      <w:pPr>
+        <w:pStyle w:val="EskdText"/>
+        <w:ind w:left="964" w:hanging="255"/>
+      </w:pPr>
+      <w:r>
+        <w:t xml:space="preserve">–</w:t>
+        <w:tab/>
+      </w:r>
+      <w:r>
+        <w:t xml:space="preserve">защита антенны: ADC2 непрерывно преобразует ток антенны, аналоговый сторожевой таймер (порог 100 мА) по прерыванию высшего приоритета снимает питание антенны за время одного преобразования (около 4,6 мкс); повторное включение через 10 с;</w:t>
+      </w:r>
+    </w:p>
+    <w:p>
+      <w:pPr>
+        <w:pStyle w:val="EskdText"/>
+        <w:ind w:left="964" w:hanging="255"/>
+      </w:pPr>
+      <w:r>
+        <w:t xml:space="preserve">–</w:t>
+        <w:tab/>
+      </w:r>
+      <w:r>
+        <w:t xml:space="preserve">планировщик фоновых задач (захват, команда загрузчика, индикаторы, телеметрия) с WFI при отсутствии работы. Прерывания: ПЛИС (EXTI, слежение и измерения) — приоритет 0x20, решение и выдача — PendSV (0xF0);</w:t>
+      </w:r>
+    </w:p>
+    <w:p>
+      <w:pPr>
+        <w:pStyle w:val="EskdText"/>
+        <w:ind w:left="964" w:hanging="255"/>
+      </w:pPr>
+      <w:r>
+        <w:t xml:space="preserve">–</w:t>
+        <w:tab/>
+      </w:r>
+      <w:r>
+        <w:t xml:space="preserve">загрузчик (сектор 0 флеш-памяти, 128 КБ): проверка образа (заголовок, CRC-32), обновление ПО МК по любому UART (протокол — </w:t>
+      </w:r>
+      <w:r>
+        <w:rPr>
+          <w:rFonts w:ascii="Courier New" w:hAnsi="Courier New" w:cs="Courier New" w:eastAsia="Courier New"/>
+        </w:rPr>
+        <w:t xml:space="preserve">sw/fw/inc/bootp.h</w:t>
+      </w:r>
+      <w:r>
+        <w:t xml:space="preserve">, утилита </w:t>
+      </w:r>
+      <w:r>
+        <w:rPr>
+          <w:rFonts w:ascii="Courier New" w:hAnsi="Courier New" w:cs="Courier New" w:eastAsia="Courier New"/>
+        </w:rPr>
+        <w:t xml:space="preserve">sw/fw/tools/mgp8_flash.py</w:t>
+      </w:r>
+      <w:r>
+        <w:t xml:space="preserve">); запись — только в стёртые секторы, с проверкой чтением.</w:t>
+      </w:r>
+    </w:p>
+    <w:p>
+      <w:pPr>
+        <w:pStyle w:val="EskdText"/>
+      </w:pPr>
+      <w:r>
+        <w:t xml:space="preserve">Размещение и объём (сборка от 16.10.2026):</w:t>
+      </w:r>
+    </w:p>
+    <w:tbl>
+      <w:tblPr>
+        <w:tblW w:w="9921" w:type="dxa"/>
+        <w:tblInd w:w="0" w:type="dxa"/>
+        <w:tblBorders>
+          <w:top w:val="single" w:sz="4" w:space="0" w:color="000000"/>
+          <w:left w:val="single" w:sz="4" w:space="0" w:color="000000"/>
+          <w:bottom w:val="single" w:sz="4" w:space="0" w:color="000000"/>
+          <w:right w:val="single" w:sz="4" w:space="0" w:color="000000"/>
+          <w:insideH w:val="single" w:sz="4" w:space="0" w:color="000000"/>
+          <w:insideV w:val="single" w:sz="4" w:space="0" w:color="000000"/>
+        </w:tblBorders>
+        <w:tblLayout w:type="fixed"/>
+        <w:tblCellMar>
+          <w:top w:w="28" w:type="dxa"/>
+          <w:left w:w="85" w:type="dxa"/>
+          <w:bottom w:w="28" w:type="dxa"/>
+          <w:right w:w="85" w:type="dxa"/>
+        </w:tblCellMar>
+        <w:tblLook w:val="0000" w:firstRow="0" w:lastRow="0" w:firstColumn="0" w:lastColumn="0" w:noHBand="1" w:noVBand="1"/>
+      </w:tblPr>
+      <w:tblGrid>
+        <w:gridCol w:w="2459"/>
+        <w:gridCol w:w="5682"/>
+        <w:gridCol w:w="1780"/>
+      </w:tblGrid>
+      <w:tr>
+        <w:trPr>
+          <w:cantSplit/>
+          <w:tblHeader/>
+        </w:trPr>
+        <w:tc>
+          <w:tcPr>
+            <w:tcW w:w="2459" w:type="dxa"/>
+            <w:vAlign w:val="center"/>
+          </w:tcPr>
+          <w:p>
+            <w:pPr>
+              <w:spacing w:before="0" w:after="0" w:line="240" w:lineRule="auto"/>
+              <w:ind w:left="0" w:right="0" w:firstLine="0"/>
+              <w:jc w:val="center"/>
+              <w:rPr>
+                <w:sz w:val="18"/>
+                <w:szCs w:val="18"/>
+              </w:rPr>
+            </w:pPr>
+            <w:r>
+              <w:rPr>
+                <w:sz w:val="18"/>
+                <w:szCs w:val="18"/>
+              </w:rPr>
+              <w:t xml:space="preserve">Область</w:t>
+            </w:r>
+          </w:p>
+        </w:tc>
+        <w:tc>
+          <w:tcPr>
+            <w:tcW w:w="5682" w:type="dxa"/>
+            <w:vAlign w:val="center"/>
+          </w:tcPr>
+          <w:p>
+            <w:pPr>
+              <w:spacing w:before="0" w:after="0" w:line="240" w:lineRule="auto"/>
+              <w:ind w:left="0" w:right="0" w:firstLine="0"/>
+              <w:jc w:val="center"/>
+              <w:rPr>
+                <w:sz w:val="18"/>
+                <w:szCs w:val="18"/>
+              </w:rPr>
+            </w:pPr>
+            <w:r>
+              <w:rPr>
+                <w:sz w:val="18"/>
+                <w:szCs w:val="18"/>
+              </w:rPr>
+              <w:t xml:space="preserve">Содержимое</w:t>
+            </w:r>
+          </w:p>
+        </w:tc>
+        <w:tc>
+          <w:tcPr>
+            <w:tcW w:w="1780" w:type="dxa"/>
+            <w:vAlign w:val="center"/>
+          </w:tcPr>
+          <w:p>
+            <w:pPr>
+              <w:spacing w:before="0" w:after="0" w:line="240" w:lineRule="auto"/>
+              <w:ind w:left="0" w:right="0" w:firstLine="0"/>
+              <w:jc w:val="center"/>
+              <w:rPr>
+                <w:sz w:val="18"/>
+                <w:szCs w:val="18"/>
+              </w:rPr>
+            </w:pPr>
+            <w:r>
+              <w:rPr>
+                <w:sz w:val="18"/>
+                <w:szCs w:val="18"/>
+              </w:rPr>
+              <w:t xml:space="preserve">Занято</w:t>
+            </w:r>
+          </w:p>
+        </w:tc>
+      </w:tr>
+      <w:tr>
+        <w:trPr>
+          <w:cantSplit/>
+        </w:trPr>
+        <w:tc>
+          <w:tcPr>
+            <w:tcW w:w="2459" w:type="dxa"/>
+            <w:vAlign w:val="center"/>
+          </w:tcPr>
+          <w:p>
+            <w:pPr>
+              <w:spacing w:before="0" w:after="0" w:line="240" w:lineRule="auto"/>
+              <w:ind w:left="0" w:right="0" w:firstLine="0"/>
+              <w:jc w:val="left"/>
+              <w:rPr>
+                <w:sz w:val="18"/>
+                <w:szCs w:val="18"/>
+              </w:rPr>
+            </w:pPr>
+            <w:r>
+              <w:rPr>
+                <w:sz w:val="18"/>
+                <w:szCs w:val="18"/>
+              </w:rPr>
+              <w:t xml:space="preserve">Флеш-память, сектор 0</w:t>
+            </w:r>
+          </w:p>
+        </w:tc>
+        <w:tc>
+          <w:tcPr>
+            <w:tcW w:w="5682" w:type="dxa"/>
+            <w:vAlign w:val="center"/>
+          </w:tcPr>
+          <w:p>
+            <w:pPr>
+              <w:spacing w:before="0" w:after="0" w:line="240" w:lineRule="auto"/>
+              <w:ind w:left="0" w:right="0" w:firstLine="0"/>
+              <w:jc w:val="left"/>
+              <w:rPr>
+                <w:sz w:val="18"/>
+                <w:szCs w:val="18"/>
+              </w:rPr>
+            </w:pPr>
+            <w:r>
+              <w:rPr>
+                <w:sz w:val="18"/>
+                <w:szCs w:val="18"/>
+              </w:rPr>
+              <w:t xml:space="preserve">загрузчик</w:t>
+            </w:r>
+          </w:p>
+        </w:tc>
+        <w:tc>
+          <w:tcPr>
+            <w:tcW w:w="1780" w:type="dxa"/>
+            <w:vAlign w:val="center"/>
+          </w:tcPr>
+          <w:p>
+            <w:pPr>
+              <w:spacing w:before="0" w:after="0" w:line="240" w:lineRule="auto"/>
+              <w:ind w:left="0" w:right="0" w:firstLine="0"/>
+              <w:jc w:val="left"/>
+              <w:rPr>
+                <w:sz w:val="18"/>
+                <w:szCs w:val="18"/>
+              </w:rPr>
+            </w:pPr>
+            <w:r>
+              <w:rPr>
+                <w:sz w:val="18"/>
+                <w:szCs w:val="18"/>
+              </w:rPr>
+              <w:t xml:space="preserve">8,3 КБ из 128 КБ</w:t>
+            </w:r>
+          </w:p>
+        </w:tc>
+      </w:tr>
+      <w:tr>
+        <w:trPr>
+          <w:cantSplit/>
+        </w:trPr>
+        <w:tc>
+          <w:tcPr>
+            <w:tcW w:w="2459" w:type="dxa"/>
+            <w:vAlign w:val="center"/>
+          </w:tcPr>
+          <w:p>
+            <w:pPr>
+              <w:spacing w:before="0" w:after="0" w:line="240" w:lineRule="auto"/>
+              <w:ind w:left="0" w:right="0" w:firstLine="0"/>
+              <w:jc w:val="left"/>
+              <w:rPr>
+                <w:sz w:val="18"/>
+                <w:szCs w:val="18"/>
+              </w:rPr>
+            </w:pPr>
+            <w:r>
+              <w:rPr>
+                <w:sz w:val="18"/>
+                <w:szCs w:val="18"/>
+              </w:rPr>
+              <w:t xml:space="preserve">Флеш-память, секторы 1–15</w:t>
+            </w:r>
+          </w:p>
+        </w:tc>
+        <w:tc>
+          <w:tcPr>
+            <w:tcW w:w="5682" w:type="dxa"/>
+            <w:vAlign w:val="center"/>
+          </w:tcPr>
+          <w:p>
+            <w:pPr>
+              <w:spacing w:before="0" w:after="0" w:line="240" w:lineRule="auto"/>
+              <w:ind w:left="0" w:right="0" w:firstLine="0"/>
+              <w:jc w:val="left"/>
+              <w:rPr>
+                <w:sz w:val="18"/>
+                <w:szCs w:val="18"/>
+              </w:rPr>
+            </w:pPr>
+            <w:r>
+              <w:rPr>
+                <w:sz w:val="18"/>
+                <w:szCs w:val="18"/>
+              </w:rPr>
+              <w:t xml:space="preserve">ПО МК (код и таблицы кодов)</w:t>
+            </w:r>
+          </w:p>
+        </w:tc>
+        <w:tc>
+          <w:tcPr>
+            <w:tcW w:w="1780" w:type="dxa"/>
+            <w:vAlign w:val="center"/>
+          </w:tcPr>
+          <w:p>
+            <w:pPr>
+              <w:spacing w:before="0" w:after="0" w:line="240" w:lineRule="auto"/>
+              <w:ind w:left="0" w:right="0" w:firstLine="0"/>
+              <w:jc w:val="left"/>
+              <w:rPr>
+                <w:sz w:val="18"/>
+                <w:szCs w:val="18"/>
+              </w:rPr>
+            </w:pPr>
+            <w:r>
+              <w:rPr>
+                <w:sz w:val="18"/>
+                <w:szCs w:val="18"/>
+              </w:rPr>
+              <w:t xml:space="preserve">446 КБ из 1920 КБ</w:t>
+            </w:r>
+          </w:p>
+        </w:tc>
+      </w:tr>
+      <w:tr>
+        <w:trPr>
+          <w:cantSplit/>
+        </w:trPr>
+        <w:tc>
+          <w:tcPr>
+            <w:tcW w:w="2459" w:type="dxa"/>
+            <w:vAlign w:val="center"/>
+          </w:tcPr>
+          <w:p>
+            <w:pPr>
+              <w:spacing w:before="0" w:after="0" w:line="240" w:lineRule="auto"/>
+              <w:ind w:left="0" w:right="0" w:firstLine="0"/>
+              <w:jc w:val="left"/>
+              <w:rPr>
+                <w:sz w:val="18"/>
+                <w:szCs w:val="18"/>
+              </w:rPr>
+            </w:pPr>
+            <w:r>
+              <w:rPr>
+                <w:sz w:val="18"/>
+                <w:szCs w:val="18"/>
+              </w:rPr>
+              <w:t xml:space="preserve">DTCM (128 КБ)</w:t>
+            </w:r>
+          </w:p>
+        </w:tc>
+        <w:tc>
+          <w:tcPr>
+            <w:tcW w:w="5682" w:type="dxa"/>
+            <w:vAlign w:val="center"/>
+          </w:tcPr>
+          <w:p>
+            <w:pPr>
+              <w:spacing w:before="0" w:after="0" w:line="240" w:lineRule="auto"/>
+              <w:ind w:left="0" w:right="0" w:firstLine="0"/>
+              <w:jc w:val="left"/>
+              <w:rPr>
+                <w:sz w:val="18"/>
+                <w:szCs w:val="18"/>
+              </w:rPr>
+            </w:pPr>
+            <w:r>
+              <w:rPr>
+                <w:sz w:val="18"/>
+                <w:szCs w:val="18"/>
+              </w:rPr>
+              <w:t xml:space="preserve">стек 31,5 КБ, четыре снимка отсчётов по 24 КБ</w:t>
+            </w:r>
+          </w:p>
+        </w:tc>
+        <w:tc>
+          <w:tcPr>
+            <w:tcW w:w="1780" w:type="dxa"/>
+            <w:vAlign w:val="center"/>
+          </w:tcPr>
+          <w:p>
+            <w:pPr>
+              <w:spacing w:before="0" w:after="0" w:line="240" w:lineRule="auto"/>
+              <w:ind w:left="0" w:right="0" w:firstLine="0"/>
+              <w:jc w:val="left"/>
+              <w:rPr>
+                <w:sz w:val="18"/>
+                <w:szCs w:val="18"/>
+              </w:rPr>
+            </w:pPr>
+            <w:r>
+              <w:rPr>
+                <w:sz w:val="18"/>
+                <w:szCs w:val="18"/>
+              </w:rPr>
+              <w:t xml:space="preserve">99,8 %</w:t>
+            </w:r>
+          </w:p>
+        </w:tc>
+      </w:tr>
+      <w:tr>
+        <w:trPr>
+          <w:cantSplit/>
+        </w:trPr>
+        <w:tc>
+          <w:tcPr>
+            <w:tcW w:w="2459" w:type="dxa"/>
+            <w:vAlign w:val="center"/>
+          </w:tcPr>
+          <w:p>
+            <w:pPr>
+              <w:spacing w:before="0" w:after="0" w:line="240" w:lineRule="auto"/>
+              <w:ind w:left="0" w:right="0" w:firstLine="0"/>
+              <w:jc w:val="left"/>
+              <w:rPr>
+                <w:sz w:val="18"/>
+                <w:szCs w:val="18"/>
+              </w:rPr>
+            </w:pPr>
+            <w:r>
+              <w:rPr>
+                <w:sz w:val="18"/>
+                <w:szCs w:val="18"/>
+              </w:rPr>
+              <w:t xml:space="preserve">AXI SRAM (512 КБ)</w:t>
+            </w:r>
+          </w:p>
+        </w:tc>
+        <w:tc>
+          <w:tcPr>
+            <w:tcW w:w="5682" w:type="dxa"/>
+            <w:vAlign w:val="center"/>
+          </w:tcPr>
+          <w:p>
+            <w:pPr>
+              <w:spacing w:before="0" w:after="0" w:line="240" w:lineRule="auto"/>
+              <w:ind w:left="0" w:right="0" w:firstLine="0"/>
+              <w:jc w:val="left"/>
+              <w:rPr>
+                <w:sz w:val="18"/>
+                <w:szCs w:val="18"/>
+              </w:rPr>
+            </w:pPr>
+            <w:r>
+              <w:rPr>
+                <w:sz w:val="18"/>
+                <w:szCs w:val="18"/>
+              </w:rPr>
+              <w:t xml:space="preserve">буферы захвата (БПФ до 16384 точек, 384 КБ), спектр, куча 16 КБ</w:t>
+            </w:r>
+          </w:p>
+        </w:tc>
+        <w:tc>
+          <w:tcPr>
+            <w:tcW w:w="1780" w:type="dxa"/>
+            <w:vAlign w:val="center"/>
+          </w:tcPr>
+          <w:p>
+            <w:pPr>
+              <w:spacing w:before="0" w:after="0" w:line="240" w:lineRule="auto"/>
+              <w:ind w:left="0" w:right="0" w:firstLine="0"/>
+              <w:jc w:val="left"/>
+              <w:rPr>
+                <w:sz w:val="18"/>
+                <w:szCs w:val="18"/>
+              </w:rPr>
+            </w:pPr>
+            <w:r>
+              <w:rPr>
+                <w:sz w:val="18"/>
+                <w:szCs w:val="18"/>
+              </w:rPr>
+              <w:t xml:space="preserve">87 %</w:t>
+            </w:r>
+          </w:p>
+        </w:tc>
+      </w:tr>
+      <w:tr>
+        <w:trPr>
+          <w:cantSplit/>
+        </w:trPr>
+        <w:tc>
+          <w:tcPr>
+            <w:tcW w:w="2459" w:type="dxa"/>
+            <w:vAlign w:val="center"/>
+          </w:tcPr>
+          <w:p>
+            <w:pPr>
+              <w:spacing w:before="0" w:after="0" w:line="240" w:lineRule="auto"/>
+              <w:ind w:left="0" w:right="0" w:firstLine="0"/>
+              <w:jc w:val="left"/>
+              <w:rPr>
+                <w:sz w:val="18"/>
+                <w:szCs w:val="18"/>
+              </w:rPr>
+            </w:pPr>
+            <w:r>
+              <w:rPr>
+                <w:sz w:val="18"/>
+                <w:szCs w:val="18"/>
+              </w:rPr>
+              <w:t xml:space="preserve">SRAM1–3 (288 КБ)</w:t>
+            </w:r>
+          </w:p>
+        </w:tc>
+        <w:tc>
+          <w:tcPr>
+            <w:tcW w:w="5682" w:type="dxa"/>
+            <w:vAlign w:val="center"/>
+          </w:tcPr>
+          <w:p>
+            <w:pPr>
+              <w:spacing w:before="0" w:after="0" w:line="240" w:lineRule="auto"/>
+              <w:ind w:left="0" w:right="0" w:firstLine="0"/>
+              <w:jc w:val="left"/>
+              <w:rPr>
+                <w:sz w:val="18"/>
+                <w:szCs w:val="18"/>
+              </w:rPr>
+            </w:pPr>
+            <w:r>
+              <w:rPr>
+                <w:sz w:val="18"/>
+                <w:szCs w:val="18"/>
+              </w:rPr>
+              <w:t xml:space="preserve">состояние приёмника (каналы, навигационные сообщения)</w:t>
+            </w:r>
+          </w:p>
+        </w:tc>
+        <w:tc>
+          <w:tcPr>
+            <w:tcW w:w="1780" w:type="dxa"/>
+            <w:vAlign w:val="center"/>
+          </w:tcPr>
+          <w:p>
+            <w:pPr>
+              <w:spacing w:before="0" w:after="0" w:line="240" w:lineRule="auto"/>
+              <w:ind w:left="0" w:right="0" w:firstLine="0"/>
+              <w:jc w:val="left"/>
+              <w:rPr>
+                <w:sz w:val="18"/>
+                <w:szCs w:val="18"/>
+              </w:rPr>
+            </w:pPr>
+            <w:r>
+              <w:rPr>
+                <w:sz w:val="18"/>
+                <w:szCs w:val="18"/>
+              </w:rPr>
+              <w:t xml:space="preserve">87 %</w:t>
+            </w:r>
+          </w:p>
+        </w:tc>
+      </w:tr>
+      <w:tr>
+        <w:trPr>
+          <w:cantSplit/>
+        </w:trPr>
+        <w:tc>
+          <w:tcPr>
+            <w:tcW w:w="2459" w:type="dxa"/>
+            <w:vAlign w:val="center"/>
+          </w:tcPr>
+          <w:p>
+            <w:pPr>
+              <w:spacing w:before="0" w:after="0" w:line="240" w:lineRule="auto"/>
+              <w:ind w:left="0" w:right="0" w:firstLine="0"/>
+              <w:jc w:val="left"/>
+              <w:rPr>
+                <w:sz w:val="18"/>
+                <w:szCs w:val="18"/>
+              </w:rPr>
+            </w:pPr>
+            <w:r>
+              <w:rPr>
+                <w:sz w:val="18"/>
+                <w:szCs w:val="18"/>
+              </w:rPr>
+              <w:t xml:space="preserve">SRAM4 (64 КБ)</w:t>
+            </w:r>
+          </w:p>
+        </w:tc>
+        <w:tc>
+          <w:tcPr>
+            <w:tcW w:w="5682" w:type="dxa"/>
+            <w:vAlign w:val="center"/>
+          </w:tcPr>
+          <w:p>
+            <w:pPr>
+              <w:spacing w:before="0" w:after="0" w:line="240" w:lineRule="auto"/>
+              <w:ind w:left="0" w:right="0" w:firstLine="0"/>
+              <w:jc w:val="left"/>
+              <w:rPr>
+                <w:sz w:val="18"/>
+                <w:szCs w:val="18"/>
+              </w:rPr>
+            </w:pPr>
+            <w:r>
+              <w:rPr>
+                <w:sz w:val="18"/>
+                <w:szCs w:val="18"/>
+              </w:rPr>
+              <w:t xml:space="preserve">копии измерений и эфемерид для решения</w:t>
+            </w:r>
+          </w:p>
+        </w:tc>
+        <w:tc>
+          <w:tcPr>
+            <w:tcW w:w="1780" w:type="dxa"/>
+            <w:vAlign w:val="center"/>
+          </w:tcPr>
+          <w:p>
+            <w:pPr>
+              <w:spacing w:before="0" w:after="0" w:line="240" w:lineRule="auto"/>
+              <w:ind w:left="0" w:right="0" w:firstLine="0"/>
+              <w:jc w:val="left"/>
+              <w:rPr>
+                <w:sz w:val="18"/>
+                <w:szCs w:val="18"/>
+              </w:rPr>
+            </w:pPr>
+            <w:r>
+              <w:rPr>
+                <w:sz w:val="18"/>
+                <w:szCs w:val="18"/>
+              </w:rPr>
+              <w:t xml:space="preserve">59 %</w:t>
+            </w:r>
+          </w:p>
+        </w:tc>
+      </w:tr>
+    </w:tbl>
+    <w:p>
+      <w:pPr>
+        <w:spacing w:before="0" w:after="0" w:line="80" w:lineRule="exact"/>
+        <w:ind w:left="0" w:right="0" w:firstLine="0"/>
+        <w:rPr>
+          <w:sz w:val="2"/>
+          <w:szCs w:val="2"/>
+        </w:rPr>
+      </w:pPr>
+    </w:p>
+    <w:p>
+      <w:pPr>
+        <w:pStyle w:val="EskdText"/>
+      </w:pPr>
+      <w:r>
+        <w:t xml:space="preserve">Наибольшая глубина стека по графу вызовов (</w:t>
+      </w:r>
+      <w:r>
+        <w:rPr>
+          <w:rFonts w:ascii="Courier New" w:hAnsi="Courier New" w:cs="Courier New" w:eastAsia="Courier New"/>
+        </w:rPr>
+        <w:t xml:space="preserve">tools/stack_check.py</w:t>
+      </w:r>
+      <w:r>
+        <w:t xml:space="preserve">, поток и по одному обработчику на каждый уровень приоритета с кадрами исключения): 11,8 КБ из 31,5 КБ.</w:t>
+      </w:r>
+    </w:p>
+    <w:p>
+      <w:pPr>
+        <w:pStyle w:val="EskdText"/>
+      </w:pPr>
+      <w:r>
+        <w:t xml:space="preserve">Буферы режима длительного накопления (группа из 8 PRN — 384 КБ) в это размещение не помещаются. Варианты: разделение по времени с буферами обычного захвата того же объёма (режимы не работают одновременно) или вынос БПФ захвата в ПЛИС (раздел 9).</w:t>
       </w:r>
     </w:p>
     <w:p>
@@ -3354,7 +4096,7 @@
         <w:pStyle w:val="EskdText"/>
       </w:pPr>
       <w:r>
-        <w:t xml:space="preserve">5.3.4 Трудоёмкость на МК (CMSIS-DSP, БПФ 4096 точек ≈ 0,7 мс): около 18,5 мс на снимок для группы из 8 PRN. Полный поиск 32 PRN GPS в диапазоне ±6 кГц при K = 256 занимает около 8 мин (≈ 464 с), при C/N0 ≥ 35 дБГц — около 1 мин. Время поиска на пороговом уровне внесено в ТЗ (п. 5.2.3). Сократить его можно двумя путями:</w:t>
+        <w:t xml:space="preserve">5.3.4 Трудоёмкость на МК (оценка по БПФ 4096 точек ≈ 0,7 мс, как у CMSIS-DSP; уточняется на опытном образце): около 18,5 мс на снимок для группы из 8 PRN. Полный поиск 32 PRN GPS в диапазоне ±6 кГц при K = 256 занимает около 8 мин (≈ 464 с), при C/N0 ≥ 35 дБГц — около 1 мин. Время поиска на пороговом уровне внесено в ТЗ (п. 5.2.3). Сократить его можно двумя путями:</w:t>
       </w:r>
     </w:p>
     <w:p>
@@ -14295,7 +15037,7 @@
         <w:tab/>
       </w:r>
       <w:r>
-        <w:t xml:space="preserve">ПО МК — платформенная часть (начальный запуск, драйверы UART, USB, CAN, SDMMC, загрузчик, планировщик) и многосистемная и многочастотная обработка:</w:t>
+        <w:t xml:space="preserve">ПО МК — проверка платформенной части на опытном образце (4.5.3), запись на microSD в файловой системе, команды по CAN; многосистемная и многочастотная обработка:</w:t>
       </w:r>
     </w:p>
     <w:p>

--- a/gnss_receiver/kd/ШИВА.468157.001 ПЗ.docx
+++ b/gnss_receiver/kd/ШИВА.468157.001 ПЗ.docx
@@ -1392,8 +1392,8 @@
         <w:tblLook w:val="0000" w:firstRow="0" w:lastRow="0" w:firstColumn="0" w:lastColumn="0" w:noHBand="1" w:noVBand="1"/>
       </w:tblPr>
       <w:tblGrid>
-        <w:gridCol w:w="3037"/>
-        <w:gridCol w:w="6884"/>
+        <w:gridCol w:w="2081"/>
+        <w:gridCol w:w="7840"/>
       </w:tblGrid>
       <w:tr>
         <w:trPr>
@@ -1402,7 +1402,7 @@
         </w:trPr>
         <w:tc>
           <w:tcPr>
-            <w:tcW w:w="3037" w:type="dxa"/>
+            <w:tcW w:w="2081" w:type="dxa"/>
             <w:vAlign w:val="center"/>
           </w:tcPr>
           <w:p>
@@ -1426,7 +1426,7 @@
         </w:tc>
         <w:tc>
           <w:tcPr>
-            <w:tcW w:w="6884" w:type="dxa"/>
+            <w:tcW w:w="7840" w:type="dxa"/>
             <w:vAlign w:val="center"/>
           </w:tcPr>
           <w:p>
@@ -1455,7 +1455,7 @@
         </w:trPr>
         <w:tc>
           <w:tcPr>
-            <w:tcW w:w="3037" w:type="dxa"/>
+            <w:tcW w:w="2081" w:type="dxa"/>
             <w:vAlign w:val="center"/>
           </w:tcPr>
           <w:p>
@@ -1480,7 +1480,7 @@
         </w:tc>
         <w:tc>
           <w:tcPr>
-            <w:tcW w:w="6884" w:type="dxa"/>
+            <w:tcW w:w="7840" w:type="dxa"/>
             <w:vAlign w:val="center"/>
           </w:tcPr>
           <w:p>
@@ -1509,7 +1509,7 @@
         </w:trPr>
         <w:tc>
           <w:tcPr>
-            <w:tcW w:w="3037" w:type="dxa"/>
+            <w:tcW w:w="2081" w:type="dxa"/>
             <w:vAlign w:val="center"/>
           </w:tcPr>
           <w:p>
@@ -1534,7 +1534,7 @@
         </w:tc>
         <w:tc>
           <w:tcPr>
-            <w:tcW w:w="6884" w:type="dxa"/>
+            <w:tcW w:w="7840" w:type="dxa"/>
             <w:vAlign w:val="center"/>
           </w:tcPr>
           <w:p>
@@ -1563,7 +1563,7 @@
         </w:trPr>
         <w:tc>
           <w:tcPr>
-            <w:tcW w:w="3037" w:type="dxa"/>
+            <w:tcW w:w="2081" w:type="dxa"/>
             <w:vAlign w:val="center"/>
           </w:tcPr>
           <w:p>
@@ -1603,7 +1603,7 @@
         </w:tc>
         <w:tc>
           <w:tcPr>
-            <w:tcW w:w="6884" w:type="dxa"/>
+            <w:tcW w:w="7840" w:type="dxa"/>
             <w:vAlign w:val="center"/>
           </w:tcPr>
           <w:p>
@@ -1632,7 +1632,7 @@
         </w:trPr>
         <w:tc>
           <w:tcPr>
-            <w:tcW w:w="3037" w:type="dxa"/>
+            <w:tcW w:w="2081" w:type="dxa"/>
             <w:vAlign w:val="center"/>
           </w:tcPr>
           <w:p>
@@ -1657,7 +1657,7 @@
         </w:tc>
         <w:tc>
           <w:tcPr>
-            <w:tcW w:w="6884" w:type="dxa"/>
+            <w:tcW w:w="7840" w:type="dxa"/>
             <w:vAlign w:val="center"/>
           </w:tcPr>
           <w:p>
@@ -1686,7 +1686,7 @@
         </w:trPr>
         <w:tc>
           <w:tcPr>
-            <w:tcW w:w="3037" w:type="dxa"/>
+            <w:tcW w:w="2081" w:type="dxa"/>
             <w:vAlign w:val="center"/>
           </w:tcPr>
           <w:p>
@@ -1711,7 +1711,7 @@
         </w:tc>
         <w:tc>
           <w:tcPr>
-            <w:tcW w:w="6884" w:type="dxa"/>
+            <w:tcW w:w="7840" w:type="dxa"/>
             <w:vAlign w:val="center"/>
           </w:tcPr>
           <w:p>
@@ -1729,7 +1729,7 @@
                 <w:sz w:val="18"/>
                 <w:szCs w:val="18"/>
               </w:rPr>
-              <w:t xml:space="preserve">снимок до 65536 отсчётов канала для захвата</w:t>
+              <w:t xml:space="preserve">снимок до 65536 отсчётов канала для захвата (память — общий пул ускорителя захвата)</w:t>
             </w:r>
           </w:p>
         </w:tc>
@@ -1740,7 +1740,7 @@
         </w:trPr>
         <w:tc>
           <w:tcPr>
-            <w:tcW w:w="3037" w:type="dxa"/>
+            <w:tcW w:w="2081" w:type="dxa"/>
             <w:vAlign w:val="center"/>
           </w:tcPr>
           <w:p>
@@ -1759,13 +1759,13 @@
                 <w:sz w:val="18"/>
                 <w:szCs w:val="18"/>
               </w:rPr>
-              <w:t xml:space="preserve">timebase</w:t>
+              <w:t xml:space="preserve">acq_fft</w:t>
             </w:r>
           </w:p>
         </w:tc>
         <w:tc>
           <w:tcPr>
-            <w:tcW w:w="6884" w:type="dxa"/>
+            <w:tcW w:w="7840" w:type="dxa"/>
             <w:vAlign w:val="center"/>
           </w:tcPr>
           <w:p>
@@ -1783,7 +1783,7 @@
                 <w:sz w:val="18"/>
                 <w:szCs w:val="18"/>
               </w:rPr>
-              <w:t xml:space="preserve">1PPS, EXTINT, вход опоры, периодическое прерывание</w:t>
+              <w:t xml:space="preserve">ускоритель захвата: БПФ 2048 точек, до 7 ячеек доплера за запуск, некогерентное накопление на потоке отсчётов</w:t>
             </w:r>
           </w:p>
         </w:tc>
@@ -1794,7 +1794,7 @@
         </w:trPr>
         <w:tc>
           <w:tcPr>
-            <w:tcW w:w="3037" w:type="dxa"/>
+            <w:tcW w:w="2081" w:type="dxa"/>
             <w:vAlign w:val="center"/>
           </w:tcPr>
           <w:p>
@@ -1813,13 +1813,13 @@
                 <w:sz w:val="18"/>
                 <w:szCs w:val="18"/>
               </w:rPr>
-              <w:t xml:space="preserve">fmc_slave</w:t>
+              <w:t xml:space="preserve">timebase</w:t>
             </w:r>
           </w:p>
         </w:tc>
         <w:tc>
           <w:tcPr>
-            <w:tcW w:w="6884" w:type="dxa"/>
+            <w:tcW w:w="7840" w:type="dxa"/>
             <w:vAlign w:val="center"/>
           </w:tcPr>
           <w:p>
@@ -1837,7 +1837,7 @@
                 <w:sz w:val="18"/>
                 <w:szCs w:val="18"/>
               </w:rPr>
-              <w:t xml:space="preserve">ведомый шины FMC STM32 (мультиплексированный режим, NWAIT)</w:t>
+              <w:t xml:space="preserve">1PPS, EXTINT, вход опоры, периодическое прерывание</w:t>
             </w:r>
           </w:p>
         </w:tc>
@@ -1848,7 +1848,7 @@
         </w:trPr>
         <w:tc>
           <w:tcPr>
-            <w:tcW w:w="3037" w:type="dxa"/>
+            <w:tcW w:w="2081" w:type="dxa"/>
             <w:vAlign w:val="center"/>
           </w:tcPr>
           <w:p>
@@ -1867,13 +1867,13 @@
                 <w:sz w:val="18"/>
                 <w:szCs w:val="18"/>
               </w:rPr>
-              <w:t xml:space="preserve">max_spi</w:t>
+              <w:t xml:space="preserve">fmc_slave</w:t>
             </w:r>
           </w:p>
         </w:tc>
         <w:tc>
           <w:tcPr>
-            <w:tcW w:w="6884" w:type="dxa"/>
+            <w:tcW w:w="7840" w:type="dxa"/>
             <w:vAlign w:val="center"/>
           </w:tcPr>
           <w:p>
@@ -1891,6 +1891,60 @@
                 <w:sz w:val="18"/>
                 <w:szCs w:val="18"/>
               </w:rPr>
+              <w:t xml:space="preserve">ведомый шины FMC STM32 (мультиплексированный режим, NWAIT)</w:t>
+            </w:r>
+          </w:p>
+        </w:tc>
+      </w:tr>
+      <w:tr>
+        <w:trPr>
+          <w:cantSplit/>
+        </w:trPr>
+        <w:tc>
+          <w:tcPr>
+            <w:tcW w:w="2081" w:type="dxa"/>
+            <w:vAlign w:val="center"/>
+          </w:tcPr>
+          <w:p>
+            <w:pPr>
+              <w:spacing w:before="0" w:after="0" w:line="240" w:lineRule="auto"/>
+              <w:ind w:left="0" w:right="0" w:firstLine="0"/>
+              <w:jc w:val="left"/>
+              <w:rPr>
+                <w:sz w:val="18"/>
+                <w:szCs w:val="18"/>
+              </w:rPr>
+            </w:pPr>
+            <w:r>
+              <w:rPr>
+                <w:rFonts w:ascii="Courier New" w:hAnsi="Courier New" w:cs="Courier New" w:eastAsia="Courier New"/>
+                <w:sz w:val="18"/>
+                <w:szCs w:val="18"/>
+              </w:rPr>
+              <w:t xml:space="preserve">max_spi</w:t>
+            </w:r>
+          </w:p>
+        </w:tc>
+        <w:tc>
+          <w:tcPr>
+            <w:tcW w:w="7840" w:type="dxa"/>
+            <w:vAlign w:val="center"/>
+          </w:tcPr>
+          <w:p>
+            <w:pPr>
+              <w:spacing w:before="0" w:after="0" w:line="240" w:lineRule="auto"/>
+              <w:ind w:left="0" w:right="0" w:firstLine="0"/>
+              <w:jc w:val="left"/>
+              <w:rPr>
+                <w:sz w:val="18"/>
+                <w:szCs w:val="18"/>
+              </w:rPr>
+            </w:pPr>
+            <w:r>
+              <w:rPr>
+                <w:sz w:val="18"/>
+                <w:szCs w:val="18"/>
+              </w:rPr>
               <w:t xml:space="preserve">SPI MAX2771 с режимом прямого доступа FX3</w:t>
             </w:r>
           </w:p>
@@ -2062,7 +2116,89 @@
         <w:pStyle w:val="EskdText"/>
       </w:pPr>
       <w:r>
-        <w:t xml:space="preserve">4.4.4 Ресурсы и быстродействие — подраздел 6.2.</w:t>
+        <w:t xml:space="preserve">4.4.4 Ускоритель захвата (</w:t>
+      </w:r>
+      <w:r>
+        <w:rPr>
+          <w:rFonts w:ascii="Courier New" w:hAnsi="Courier New" w:cs="Courier New" w:eastAsia="Courier New"/>
+        </w:rPr>
+        <w:t xml:space="preserve">fpga/rtl/acq_fft.v</w:t>
+      </w:r>
+      <w:r>
+        <w:t xml:space="preserve">, ТЗ п. 5.2.3, 5.2.4) выполняет тот же поиск, что режим длительного накопления в МК (5.3.2), но на непрерывном потоке отсчётов, без снимков и пропусков. Запуск — один PRN, до семи ячеек доплера и K периодов кода (до 65 536):</w:t>
+      </w:r>
+    </w:p>
+    <w:p>
+      <w:pPr>
+        <w:pStyle w:val="EskdText"/>
+        <w:ind w:left="964" w:hanging="255"/>
+      </w:pPr>
+      <w:r>
+        <w:t xml:space="preserve">–</w:t>
+        <w:tab/>
+      </w:r>
+      <w:r>
+        <w:t xml:space="preserve">захват периода: перенос на нулевую частоту (NCO 32 бит, таблица 64 точки) и усреднение Ns отсчётов периода в 2048 ячеек задержки;</w:t>
+      </w:r>
+    </w:p>
+    <w:p>
+      <w:pPr>
+        <w:pStyle w:val="EskdText"/>
+        <w:ind w:left="964" w:hanging="255"/>
+      </w:pPr>
+      <w:r>
+        <w:t xml:space="preserve">–</w:t>
+        <w:tab/>
+      </w:r>
+      <w:r>
+        <w:t xml:space="preserve">обработка периода: прямое БПФ 2048 точек (основание 2, прореживание по частоте, одна бабочка за такт, 11 этапов по 1040 тактов), затем для каждой ячейки доплера — умножение на сопряжённый спектр, сдвинутый на целое число ячеек БПФ (1/T), и спектр копии, второе БПФ, мощность и накопление со сдвигом на доплер кода;</w:t>
+      </w:r>
+    </w:p>
+    <w:p>
+      <w:pPr>
+        <w:pStyle w:val="EskdText"/>
+        <w:ind w:left="964" w:hanging="255"/>
+      </w:pPr>
+      <w:r>
+        <w:t xml:space="preserve">–</w:t>
+        <w:tab/>
+      </w:r>
+      <w:r>
+        <w:t xml:space="preserve">в последнем периоде — максимум, его ячейка и сумма накопителя каждой ячейки доплера. По ним МК вычисляет z = (пик / среднее − 1)·√K, как в 5.3.2.</w:t>
+      </w:r>
+    </w:p>
+    <w:p>
+      <w:pPr>
+        <w:pStyle w:val="EskdText"/>
+      </w:pPr>
+      <w:r>
+        <w:t xml:space="preserve">Обработка периода при семи ячейках доплера занимает 91 584 такта 96 МГц (0,95 мс), поэтому начала периодов идут с шагом Nper = Ns + 512 отсчётов. Расписание, которое не укладывается в шаг, отвергается при пуске. Сетка доплера с шагом меньше 1/T (например, 250 Гц) задаётся несколькими запусками со сдвигом частоты переноса. Масштабирование на этапах БПФ (÷2) и сдвиги мощности задаёт МК. Накопители (18 бит) и буфер снимка — общий пул 16 блоков EBR: снимок и ускоритель работают поочерёдно. Обработка — на 16 умножителях MULT18X18D. Поддерживаются сигналы без BOC и TDM с периодом кода 1 мс и кодом до 1024 чипов (не менее двух ячеек задержки на чип): GPS L1 C/A, ГЛОНАСС L1OF и L2OF. Драйвер — </w:t>
+      </w:r>
+      <w:r>
+        <w:rPr>
+          <w:rFonts w:ascii="Courier New" w:hAnsi="Courier New" w:cs="Courier New" w:eastAsia="Courier New"/>
+        </w:rPr>
+        <w:t xml:space="preserve">acq_hw_*</w:t>
+      </w:r>
+      <w:r>
+        <w:t xml:space="preserve"> в </w:t>
+      </w:r>
+      <w:r>
+        <w:rPr>
+          <w:rFonts w:ascii="Courier New" w:hAnsi="Courier New" w:cs="Courier New" w:eastAsia="Courier New"/>
+        </w:rPr>
+        <w:t xml:space="preserve">sw/fw/src/acq.c</w:t>
+      </w:r>
+      <w:r>
+        <w:t xml:space="preserve">, проверка — 5.3.4 и 6.1.</w:t>
+      </w:r>
+    </w:p>
+    <w:p>
+      <w:pPr>
+        <w:pStyle w:val="EskdText"/>
+      </w:pPr>
+      <w:r>
+        <w:t xml:space="preserve">4.4.5 Ресурсы и быстродействие — подраздел 6.2.</w:t>
       </w:r>
     </w:p>
     <w:p>
@@ -2148,6 +2284,19 @@
       </w:r>
       <w:r>
         <w:t xml:space="preserve">захват по снимкам: параллельный поиск по задержке с БПФ, некогерентное накопление по снимкам; режим длительного накопления для слабых сигналов — подраздел 5.3;</w:t>
+      </w:r>
+    </w:p>
+    <w:p>
+      <w:pPr>
+        <w:pStyle w:val="EskdText"/>
+        <w:ind w:left="964" w:hanging="255"/>
+      </w:pPr>
+      <w:r>
+        <w:t xml:space="preserve">–</w:t>
+        <w:tab/>
+      </w:r>
+      <w:r>
+        <w:t xml:space="preserve">захват на ускорителе ПЛИС (4.4.4): загрузка спектра копии, перебор PRN и ячеек доплера, решение по z;</w:t>
       </w:r>
     </w:p>
     <w:p>
@@ -3045,7 +3194,16 @@
         <w:pStyle w:val="EskdText"/>
       </w:pPr>
       <w:r>
-        <w:t xml:space="preserve">Буферы режима длительного накопления (группа из 8 PRN — 384 КБ) в это размещение не помещаются. Варианты: разделение по времени с буферами обычного захвата того же объёма (режимы не работают одновременно) или вынос БПФ захвата в ПЛИС (раздел 9).</w:t>
+        <w:t xml:space="preserve">Буферы режима длительного накопления в МК (группа из 8 PRN — 384 КБ) в это размещение не помещаются. Поэтому на пороговом уровне захват ведёт ускоритель ПЛИС (4.4.4): спектр копии МК рассчитывает в буфере обычного захвата, своих буферов ускорителю не нужно. Режим </w:t>
+      </w:r>
+      <w:r>
+        <w:rPr>
+          <w:rFonts w:ascii="Courier New" w:hAnsi="Courier New" w:cs="Courier New" w:eastAsia="Courier New"/>
+        </w:rPr>
+        <w:t xml:space="preserve">acq_weak_*</w:t>
+      </w:r>
+      <w:r>
+        <w:t xml:space="preserve"> остаётся для сигналов, которые ускоритель не поддерживает (BOC, TDM, коды длиннее 1024 чипов); его буферы разделяются по времени с буферами обычного захвата того же объёма.</w:t>
       </w:r>
     </w:p>
     <w:p>
@@ -4096,12 +4254,388 @@
         <w:pStyle w:val="EskdText"/>
       </w:pPr>
       <w:r>
-        <w:t xml:space="preserve">5.3.4 Трудоёмкость на МК (оценка по БПФ 4096 точек ≈ 0,7 мс, как у CMSIS-DSP; уточняется на опытном образце): около 18,5 мс на снимок для группы из 8 PRN. Полный поиск 32 PRN GPS в диапазоне ±6 кГц при K = 256 занимает около 8 мин (≈ 464 с), при C/N0 ≥ 35 дБГц — около 1 мин. Время поиска на пороговом уровне внесено в ТЗ (п. 5.2.3). Сократить его можно двумя путями:</w:t>
+        <w:t xml:space="preserve">5.3.4 Трудоёмкость на МК (оценка по БПФ 4096 точек ≈ 0,7 мс, как у CMSIS-DSP; уточняется на опытном образце): около 18,5 мс на снимок для группы из 8 PRN. Полный поиск 32 PRN GPS в диапазоне ±6 кГц при K = 256 занимает в МК около 8 мин (≈ 464 с), при C/N0 ≥ 35 дБГц — около 1 мин.</w:t>
       </w:r>
     </w:p>
     <w:p>
       <w:pPr>
         <w:pStyle w:val="EskdText"/>
+      </w:pPr>
+      <w:r>
+        <w:t xml:space="preserve">Ускоритель ПЛИС (4.4.4) обрабатывает поток отсчётов без пропусков: запуск K = 256 периодов длится 0,262 с при любом числе ячеек доплера до семи, нагрузка на МК — только загрузка спектра копии (одно БПФ 2048 точек на PRN). Полный поиск 32 PRN GPS в диапазоне ±6 кГц:</w:t>
+      </w:r>
+    </w:p>
+    <w:tbl>
+      <w:tblPr>
+        <w:tblW w:w="9921" w:type="dxa"/>
+        <w:tblInd w:w="0" w:type="dxa"/>
+        <w:tblBorders>
+          <w:top w:val="single" w:sz="4" w:space="0" w:color="000000"/>
+          <w:left w:val="single" w:sz="4" w:space="0" w:color="000000"/>
+          <w:bottom w:val="single" w:sz="4" w:space="0" w:color="000000"/>
+          <w:right w:val="single" w:sz="4" w:space="0" w:color="000000"/>
+          <w:insideH w:val="single" w:sz="4" w:space="0" w:color="000000"/>
+          <w:insideV w:val="single" w:sz="4" w:space="0" w:color="000000"/>
+        </w:tblBorders>
+        <w:tblLayout w:type="fixed"/>
+        <w:tblCellMar>
+          <w:top w:w="28" w:type="dxa"/>
+          <w:left w:w="85" w:type="dxa"/>
+          <w:bottom w:w="28" w:type="dxa"/>
+          <w:right w:w="85" w:type="dxa"/>
+        </w:tblCellMar>
+        <w:tblLook w:val="0000" w:firstRow="0" w:lastRow="0" w:firstColumn="0" w:lastColumn="0" w:noHBand="1" w:noVBand="1"/>
+      </w:tblPr>
+      <w:tblGrid>
+        <w:gridCol w:w="1691"/>
+        <w:gridCol w:w="2819"/>
+        <w:gridCol w:w="2367"/>
+        <w:gridCol w:w="3044"/>
+      </w:tblGrid>
+      <w:tr>
+        <w:trPr>
+          <w:cantSplit/>
+          <w:tblHeader/>
+        </w:trPr>
+        <w:tc>
+          <w:tcPr>
+            <w:tcW w:w="1691" w:type="dxa"/>
+            <w:vAlign w:val="center"/>
+          </w:tcPr>
+          <w:p>
+            <w:pPr>
+              <w:spacing w:before="0" w:after="0" w:line="240" w:lineRule="auto"/>
+              <w:ind w:left="0" w:right="0" w:firstLine="0"/>
+              <w:jc w:val="center"/>
+              <w:rPr>
+                <w:sz w:val="18"/>
+                <w:szCs w:val="18"/>
+              </w:rPr>
+            </w:pPr>
+            <w:r>
+              <w:rPr>
+                <w:sz w:val="18"/>
+                <w:szCs w:val="18"/>
+              </w:rPr>
+              <w:t xml:space="preserve">Шаг доплера</w:t>
+            </w:r>
+          </w:p>
+        </w:tc>
+        <w:tc>
+          <w:tcPr>
+            <w:tcW w:w="2819" w:type="dxa"/>
+            <w:vAlign w:val="center"/>
+          </w:tcPr>
+          <w:p>
+            <w:pPr>
+              <w:spacing w:before="0" w:after="0" w:line="240" w:lineRule="auto"/>
+              <w:ind w:left="0" w:right="0" w:firstLine="0"/>
+              <w:jc w:val="center"/>
+              <w:rPr>
+                <w:sz w:val="18"/>
+                <w:szCs w:val="18"/>
+              </w:rPr>
+            </w:pPr>
+            <w:r>
+              <w:rPr>
+                <w:sz w:val="18"/>
+                <w:szCs w:val="18"/>
+              </w:rPr>
+              <w:t xml:space="preserve">Потери на краю ячейки</w:t>
+            </w:r>
+          </w:p>
+        </w:tc>
+        <w:tc>
+          <w:tcPr>
+            <w:tcW w:w="2367" w:type="dxa"/>
+            <w:vAlign w:val="center"/>
+          </w:tcPr>
+          <w:p>
+            <w:pPr>
+              <w:spacing w:before="0" w:after="0" w:line="240" w:lineRule="auto"/>
+              <w:ind w:left="0" w:right="0" w:firstLine="0"/>
+              <w:jc w:val="center"/>
+              <w:rPr>
+                <w:sz w:val="18"/>
+                <w:szCs w:val="18"/>
+              </w:rPr>
+            </w:pPr>
+            <w:r>
+              <w:rPr>
+                <w:sz w:val="18"/>
+                <w:szCs w:val="18"/>
+              </w:rPr>
+              <w:t xml:space="preserve">K = 256 (29 дБГц)</w:t>
+            </w:r>
+          </w:p>
+        </w:tc>
+        <w:tc>
+          <w:tcPr>
+            <w:tcW w:w="3044" w:type="dxa"/>
+            <w:vAlign w:val="center"/>
+          </w:tcPr>
+          <w:p>
+            <w:pPr>
+              <w:spacing w:before="0" w:after="0" w:line="240" w:lineRule="auto"/>
+              <w:ind w:left="0" w:right="0" w:firstLine="0"/>
+              <w:jc w:val="center"/>
+              <w:rPr>
+                <w:sz w:val="18"/>
+                <w:szCs w:val="18"/>
+              </w:rPr>
+            </w:pPr>
+            <w:r>
+              <w:rPr>
+                <w:sz w:val="18"/>
+                <w:szCs w:val="18"/>
+              </w:rPr>
+              <w:t xml:space="preserve">K = 32 (C/N0 ≥ 35 дБГц)</w:t>
+            </w:r>
+          </w:p>
+        </w:tc>
+      </w:tr>
+      <w:tr>
+        <w:trPr>
+          <w:cantSplit/>
+        </w:trPr>
+        <w:tc>
+          <w:tcPr>
+            <w:tcW w:w="1691" w:type="dxa"/>
+            <w:vAlign w:val="center"/>
+          </w:tcPr>
+          <w:p>
+            <w:pPr>
+              <w:spacing w:before="0" w:after="0" w:line="240" w:lineRule="auto"/>
+              <w:ind w:left="0" w:right="0" w:firstLine="0"/>
+              <w:jc w:val="left"/>
+              <w:rPr>
+                <w:sz w:val="18"/>
+                <w:szCs w:val="18"/>
+              </w:rPr>
+            </w:pPr>
+            <w:r>
+              <w:rPr>
+                <w:sz w:val="18"/>
+                <w:szCs w:val="18"/>
+              </w:rPr>
+              <w:t xml:space="preserve">500 Гц</w:t>
+            </w:r>
+          </w:p>
+        </w:tc>
+        <w:tc>
+          <w:tcPr>
+            <w:tcW w:w="2819" w:type="dxa"/>
+            <w:vAlign w:val="center"/>
+          </w:tcPr>
+          <w:p>
+            <w:pPr>
+              <w:spacing w:before="0" w:after="0" w:line="240" w:lineRule="auto"/>
+              <w:ind w:left="0" w:right="0" w:firstLine="0"/>
+              <w:jc w:val="left"/>
+              <w:rPr>
+                <w:sz w:val="18"/>
+                <w:szCs w:val="18"/>
+              </w:rPr>
+            </w:pPr>
+            <w:r>
+              <w:rPr>
+                <w:sz w:val="18"/>
+                <w:szCs w:val="18"/>
+              </w:rPr>
+              <w:t xml:space="preserve">до 0,9 дБ</w:t>
+            </w:r>
+          </w:p>
+        </w:tc>
+        <w:tc>
+          <w:tcPr>
+            <w:tcW w:w="2367" w:type="dxa"/>
+            <w:vAlign w:val="center"/>
+          </w:tcPr>
+          <w:p>
+            <w:pPr>
+              <w:spacing w:before="0" w:after="0" w:line="240" w:lineRule="auto"/>
+              <w:ind w:left="0" w:right="0" w:firstLine="0"/>
+              <w:jc w:val="left"/>
+              <w:rPr>
+                <w:sz w:val="18"/>
+                <w:szCs w:val="18"/>
+              </w:rPr>
+            </w:pPr>
+            <w:r>
+              <w:rPr>
+                <w:sz w:val="18"/>
+                <w:szCs w:val="18"/>
+              </w:rPr>
+              <w:t xml:space="preserve">33,6 с</w:t>
+            </w:r>
+          </w:p>
+        </w:tc>
+        <w:tc>
+          <w:tcPr>
+            <w:tcW w:w="3044" w:type="dxa"/>
+            <w:vAlign w:val="center"/>
+          </w:tcPr>
+          <w:p>
+            <w:pPr>
+              <w:spacing w:before="0" w:after="0" w:line="240" w:lineRule="auto"/>
+              <w:ind w:left="0" w:right="0" w:firstLine="0"/>
+              <w:jc w:val="left"/>
+              <w:rPr>
+                <w:sz w:val="18"/>
+                <w:szCs w:val="18"/>
+              </w:rPr>
+            </w:pPr>
+            <w:r>
+              <w:rPr>
+                <w:sz w:val="18"/>
+                <w:szCs w:val="18"/>
+              </w:rPr>
+              <w:t xml:space="preserve">4,2 с</w:t>
+            </w:r>
+          </w:p>
+        </w:tc>
+      </w:tr>
+      <w:tr>
+        <w:trPr>
+          <w:cantSplit/>
+        </w:trPr>
+        <w:tc>
+          <w:tcPr>
+            <w:tcW w:w="1691" w:type="dxa"/>
+            <w:vAlign w:val="center"/>
+          </w:tcPr>
+          <w:p>
+            <w:pPr>
+              <w:spacing w:before="0" w:after="0" w:line="240" w:lineRule="auto"/>
+              <w:ind w:left="0" w:right="0" w:firstLine="0"/>
+              <w:jc w:val="left"/>
+              <w:rPr>
+                <w:sz w:val="18"/>
+                <w:szCs w:val="18"/>
+              </w:rPr>
+            </w:pPr>
+            <w:r>
+              <w:rPr>
+                <w:sz w:val="18"/>
+                <w:szCs w:val="18"/>
+              </w:rPr>
+              <w:t xml:space="preserve">250 Гц</w:t>
+            </w:r>
+          </w:p>
+        </w:tc>
+        <w:tc>
+          <w:tcPr>
+            <w:tcW w:w="2819" w:type="dxa"/>
+            <w:vAlign w:val="center"/>
+          </w:tcPr>
+          <w:p>
+            <w:pPr>
+              <w:spacing w:before="0" w:after="0" w:line="240" w:lineRule="auto"/>
+              <w:ind w:left="0" w:right="0" w:firstLine="0"/>
+              <w:jc w:val="left"/>
+              <w:rPr>
+                <w:sz w:val="18"/>
+                <w:szCs w:val="18"/>
+              </w:rPr>
+            </w:pPr>
+            <w:r>
+              <w:rPr>
+                <w:sz w:val="18"/>
+                <w:szCs w:val="18"/>
+              </w:rPr>
+              <w:t xml:space="preserve">до 0,2 дБ</w:t>
+            </w:r>
+          </w:p>
+        </w:tc>
+        <w:tc>
+          <w:tcPr>
+            <w:tcW w:w="2367" w:type="dxa"/>
+            <w:vAlign w:val="center"/>
+          </w:tcPr>
+          <w:p>
+            <w:pPr>
+              <w:spacing w:before="0" w:after="0" w:line="240" w:lineRule="auto"/>
+              <w:ind w:left="0" w:right="0" w:firstLine="0"/>
+              <w:jc w:val="left"/>
+              <w:rPr>
+                <w:sz w:val="18"/>
+                <w:szCs w:val="18"/>
+              </w:rPr>
+            </w:pPr>
+            <w:r>
+              <w:rPr>
+                <w:sz w:val="18"/>
+                <w:szCs w:val="18"/>
+              </w:rPr>
+              <w:t xml:space="preserve">67,2 с</w:t>
+            </w:r>
+          </w:p>
+        </w:tc>
+        <w:tc>
+          <w:tcPr>
+            <w:tcW w:w="3044" w:type="dxa"/>
+            <w:vAlign w:val="center"/>
+          </w:tcPr>
+          <w:p>
+            <w:pPr>
+              <w:spacing w:before="0" w:after="0" w:line="240" w:lineRule="auto"/>
+              <w:ind w:left="0" w:right="0" w:firstLine="0"/>
+              <w:jc w:val="left"/>
+              <w:rPr>
+                <w:sz w:val="18"/>
+                <w:szCs w:val="18"/>
+              </w:rPr>
+            </w:pPr>
+            <w:r>
+              <w:rPr>
+                <w:sz w:val="18"/>
+                <w:szCs w:val="18"/>
+              </w:rPr>
+              <w:t xml:space="preserve">8,4 с</w:t>
+            </w:r>
+          </w:p>
+        </w:tc>
+      </w:tr>
+    </w:tbl>
+    <w:p>
+      <w:pPr>
+        <w:spacing w:before="0" w:after="0" w:line="80" w:lineRule="exact"/>
+        <w:ind w:left="0" w:right="0" w:firstLine="0"/>
+        <w:rPr>
+          <w:sz w:val="2"/>
+          <w:szCs w:val="2"/>
+        </w:rPr>
+      </w:pPr>
+    </w:p>
+    <w:p>
+      <w:pPr>
+        <w:pStyle w:val="EskdText"/>
+      </w:pPr>
+      <w:r>
+        <w:t xml:space="preserve">Проверка (</w:t>
+      </w:r>
+      <w:r>
+        <w:rPr>
+          <w:rFonts w:ascii="Courier New" w:hAnsi="Courier New" w:cs="Courier New" w:eastAsia="Courier New"/>
+        </w:rPr>
+        <w:t xml:space="preserve">sw/fw/tests/test_acq_fpga.c</w:t>
+      </w:r>
+      <w:r>
+        <w:t xml:space="preserve">, драйвер </w:t>
+      </w:r>
+      <w:r>
+        <w:rPr>
+          <w:rFonts w:ascii="Courier New" w:hAnsi="Courier New" w:cs="Courier New" w:eastAsia="Courier New"/>
+        </w:rPr>
+        <w:t xml:space="preserve">acq_hw_*</w:t>
+      </w:r>
+      <w:r>
+        <w:t xml:space="preserve"> и битово-точная модель ускорителя на непрерывном потоке; условия — как в 5.3.3, 13 ячеек доплера через 250 Гц):</w:t>
+      </w:r>
+    </w:p>
+    <w:p>
+      <w:pPr>
+        <w:pStyle w:val="EskdText"/>
         <w:ind w:left="964" w:hanging="255"/>
       </w:pPr>
       <w:r>
@@ -4109,7 +4643,7 @@
         <w:tab/>
       </w:r>
       <w:r>
-        <w:t xml:space="preserve">сузить диапазон доплера после захвата первого КА: уход ТКГ становится известен;</w:t>
+        <w:t xml:space="preserve">обнаружены все три КА: 29 дБГц (z = 7,5), 31 дБГц (z = 12,3) и 33 дБГц (z = 20,1);</w:t>
       </w:r>
     </w:p>
     <w:p>
@@ -4122,7 +4656,54 @@
         <w:tab/>
       </w:r>
       <w:r>
-        <w:t xml:space="preserve">использовать альманах при тёплом старте.</w:t>
+        <w:t xml:space="preserve">ошибка фазы кода не более 0,21 чипа (ячейка задержки — 0,5 чипа), доплера — не более 110 Гц (половина шага — 125 Гц);</w:t>
+      </w:r>
+    </w:p>
+    <w:p>
+      <w:pPr>
+        <w:pStyle w:val="EskdText"/>
+        <w:ind w:left="964" w:hanging="255"/>
+      </w:pPr>
+      <w:r>
+        <w:t xml:space="preserve">–</w:t>
+        <w:tab/>
+      </w:r>
+      <w:r>
+        <w:t xml:space="preserve">для четырёх отсутствующих PRN z не превысило 4,4 — ложных обнаружений нет.</w:t>
+      </w:r>
+    </w:p>
+    <w:p>
+      <w:pPr>
+        <w:pStyle w:val="EskdText"/>
+      </w:pPr>
+      <w:r>
+        <w:t xml:space="preserve">Потери относительно поиска в МК с плавающей точкой — 0,3…1 дБ (усреднение в 2048 ячеек задержки, 9-разрядные спектры). Время полного поиска на пороговом уровне по ТЗ (п. 5.2.3) — не более 10 мин; с ускорителем запас — в 9–18 раз. Дополнительно время сокращают:</w:t>
+      </w:r>
+    </w:p>
+    <w:p>
+      <w:pPr>
+        <w:pStyle w:val="EskdText"/>
+        <w:ind w:left="964" w:hanging="255"/>
+      </w:pPr>
+      <w:r>
+        <w:t xml:space="preserve">–</w:t>
+        <w:tab/>
+      </w:r>
+      <w:r>
+        <w:t xml:space="preserve">сужение диапазона доплера после захвата первого КА: уход ТКГ становится известен;</w:t>
+      </w:r>
+    </w:p>
+    <w:p>
+      <w:pPr>
+        <w:pStyle w:val="EskdText"/>
+        <w:ind w:left="964" w:hanging="255"/>
+      </w:pPr>
+      <w:r>
+        <w:t xml:space="preserve">–</w:t>
+        <w:tab/>
+      </w:r>
+      <w:r>
+        <w:t xml:space="preserve">альманах при тёплом старте.</w:t>
       </w:r>
     </w:p>
     <w:p>
@@ -9360,6 +9941,46 @@
         <w:tab/>
       </w:r>
       <w:r>
+        <w:t xml:space="preserve">ускоритель захвата: сигнал с доплером и задержкой на шуме, 1–7 ячеек доплера, K = 1…4, пуск сразу и с заданного отсчёта, останов, отказ расписания и пуск при занятом ускорителе, граница расписания, масштабы этапов БПФ от нулевого (насыщение) до полного, обмен с общим пулом снимка. Эталон — модель на C (</w:t>
+      </w:r>
+      <w:r>
+        <w:rPr>
+          <w:rFonts w:ascii="Courier New" w:hAnsi="Courier New" w:cs="Courier New" w:eastAsia="Courier New"/>
+        </w:rPr>
+        <w:t xml:space="preserve">sw/fw/src/acqf_sim.c</w:t>
+      </w:r>
+      <w:r>
+        <w:t xml:space="preserve">, генератор </w:t>
+      </w:r>
+      <w:r>
+        <w:rPr>
+          <w:rFonts w:ascii="Courier New" w:hAnsi="Courier New" w:cs="Courier New" w:eastAsia="Courier New"/>
+        </w:rPr>
+        <w:t xml:space="preserve">fpga/tb/gen_acq.c</w:t>
+      </w:r>
+      <w:r>
+        <w:t xml:space="preserve">), которая сверяется с независимой моделью на Python (</w:t>
+      </w:r>
+      <w:r>
+        <w:rPr>
+          <w:rFonts w:ascii="Courier New" w:hAnsi="Courier New" w:cs="Courier New" w:eastAsia="Courier New"/>
+        </w:rPr>
+        <w:t xml:space="preserve">fpga/model/acq_model.py</w:t>
+      </w:r>
+      <w:r>
+        <w:t xml:space="preserve">);</w:t>
+      </w:r>
+    </w:p>
+    <w:p>
+      <w:pPr>
+        <w:pStyle w:val="EskdText"/>
+        <w:ind w:left="964" w:hanging="255"/>
+      </w:pPr>
+      <w:r>
+        <w:t xml:space="preserve">–</w:t>
+        <w:tab/>
+      </w:r>
+      <w:r>
         <w:t xml:space="preserve">система целиком через модель шины FMC: корреляторы (в том числе на ВЧ-канале с включённым режекторным фильтром), SPI, 1PPS, EXTINT, снимок, поток FX3.</w:t>
       </w:r>
     </w:p>
@@ -9667,7 +10288,7 @@
                 <w:sz w:val="18"/>
                 <w:szCs w:val="18"/>
               </w:rPr>
-              <w:t xml:space="preserve">Система (FMC, SPI, 1PPS, EXTINT, снимок, FX3, режекторный фильтр)</w:t>
+              <w:t xml:space="preserve">Ускоритель захвата, RTL ≡ модель C ≡ модель Python</w:t>
             </w:r>
           </w:p>
         </w:tc>
@@ -9692,7 +10313,7 @@
                 <w:sz w:val="18"/>
                 <w:szCs w:val="18"/>
               </w:rPr>
-              <w:t xml:space="preserve">make -C fpga sim-sys</w:t>
+              <w:t xml:space="preserve">make -C fpga sim-acq</w:t>
             </w:r>
           </w:p>
         </w:tc>
@@ -9716,7 +10337,7 @@
                 <w:sz w:val="18"/>
                 <w:szCs w:val="18"/>
               </w:rPr>
-              <w:t xml:space="preserve">все проверки пройдены; корреляторы канала с фильтром совпадают с цепочкой моделей «фильтр → коррелятор»</w:t>
+              <w:t xml:space="preserve">9 сценариев, 239 724 отсчёта, 65 945 строк результатов (регистры, накопители, снимок) — совпадение полное</w:t>
             </w:r>
           </w:p>
         </w:tc>
@@ -9745,7 +10366,7 @@
                 <w:sz w:val="18"/>
                 <w:szCs w:val="18"/>
               </w:rPr>
-              <w:t xml:space="preserve">C-модель ПЛИС ≡ модель Python</w:t>
+              <w:t xml:space="preserve">Система (FMC, SPI, 1PPS, EXTINT, снимок, FX3, режекторный фильтр)</w:t>
             </w:r>
           </w:p>
         </w:tc>
@@ -9770,7 +10391,7 @@
                 <w:sz w:val="18"/>
                 <w:szCs w:val="18"/>
               </w:rPr>
-              <w:t xml:space="preserve">test_corr_sim</w:t>
+              <w:t xml:space="preserve">make -C fpga sim-sys</w:t>
             </w:r>
           </w:p>
         </w:tc>
@@ -9794,7 +10415,7 @@
                 <w:sz w:val="18"/>
                 <w:szCs w:val="18"/>
               </w:rPr>
-              <w:t xml:space="preserve">совпадение полное</w:t>
+              <w:t xml:space="preserve">все проверки пройдены; корреляторы канала с фильтром совпадают с цепочкой моделей «фильтр → коррелятор»</w:t>
             </w:r>
           </w:p>
         </w:tc>
@@ -9823,7 +10444,7 @@
                 <w:sz w:val="18"/>
                 <w:szCs w:val="18"/>
               </w:rPr>
-              <w:t xml:space="preserve">Коды всех сигналов</w:t>
+              <w:t xml:space="preserve">C-модель ПЛИС ≡ модель Python</w:t>
             </w:r>
           </w:p>
         </w:tc>
@@ -9848,7 +10469,7 @@
                 <w:sz w:val="18"/>
                 <w:szCs w:val="18"/>
               </w:rPr>
-              <w:t xml:space="preserve">test_codes</w:t>
+              <w:t xml:space="preserve">test_corr_sim</w:t>
             </w:r>
           </w:p>
         </w:tc>
@@ -9872,7 +10493,7 @@
                 <w:sz w:val="18"/>
                 <w:szCs w:val="18"/>
               </w:rPr>
-              <w:t xml:space="preserve">совпадение с эталонами ИКД</w:t>
+              <w:t xml:space="preserve">совпадение полное</w:t>
             </w:r>
           </w:p>
         </w:tc>
@@ -9901,7 +10522,7 @@
                 <w:sz w:val="18"/>
                 <w:szCs w:val="18"/>
               </w:rPr>
-              <w:t xml:space="preserve">Навигационное решение</w:t>
+              <w:t xml:space="preserve">Коды всех сигналов</w:t>
             </w:r>
           </w:p>
         </w:tc>
@@ -9926,7 +10547,7 @@
                 <w:sz w:val="18"/>
                 <w:szCs w:val="18"/>
               </w:rPr>
-              <w:t xml:space="preserve">test_pvt</w:t>
+              <w:t xml:space="preserve">test_codes</w:t>
             </w:r>
           </w:p>
         </w:tc>
@@ -9950,7 +10571,7 @@
                 <w:sz w:val="18"/>
                 <w:szCs w:val="18"/>
               </w:rPr>
-              <w:t xml:space="preserve">эталонные векторы</w:t>
+              <w:t xml:space="preserve">совпадение с эталонами ИКД</w:t>
             </w:r>
           </w:p>
         </w:tc>
@@ -9979,7 +10600,7 @@
                 <w:sz w:val="18"/>
                 <w:szCs w:val="18"/>
               </w:rPr>
-              <w:t xml:space="preserve">LNAV: кодирование и декодирование</w:t>
+              <w:t xml:space="preserve">Навигационное решение</w:t>
             </w:r>
           </w:p>
         </w:tc>
@@ -10004,7 +10625,7 @@
                 <w:sz w:val="18"/>
                 <w:szCs w:val="18"/>
               </w:rPr>
-              <w:t xml:space="preserve">test_lnav</w:t>
+              <w:t xml:space="preserve">test_pvt</w:t>
             </w:r>
           </w:p>
         </w:tc>
@@ -10028,7 +10649,7 @@
                 <w:sz w:val="18"/>
                 <w:szCs w:val="18"/>
               </w:rPr>
-              <w:t xml:space="preserve">эфемериды восстанавливаются точно</w:t>
+              <w:t xml:space="preserve">эталонные векторы</w:t>
             </w:r>
           </w:p>
         </w:tc>
@@ -10057,7 +10678,7 @@
                 <w:sz w:val="18"/>
                 <w:szCs w:val="18"/>
               </w:rPr>
-              <w:t xml:space="preserve">Спектральный контроль и настройка фильтра</w:t>
+              <w:t xml:space="preserve">LNAV: кодирование и декодирование</w:t>
             </w:r>
           </w:p>
         </w:tc>
@@ -10082,7 +10703,7 @@
                 <w:sz w:val="18"/>
                 <w:szCs w:val="18"/>
               </w:rPr>
-              <w:t xml:space="preserve">test_spectrum</w:t>
+              <w:t xml:space="preserve">test_lnav</w:t>
             </w:r>
           </w:p>
         </w:tc>
@@ -10106,7 +10727,7 @@
                 <w:sz w:val="18"/>
                 <w:szCs w:val="18"/>
               </w:rPr>
-              <w:t xml:space="preserve">обнаружение, частота с погрешностью &lt; 2 Гц</w:t>
+              <w:t xml:space="preserve">эфемериды восстанавливаются точно</w:t>
             </w:r>
           </w:p>
         </w:tc>
@@ -10135,7 +10756,7 @@
                 <w:sz w:val="18"/>
                 <w:szCs w:val="18"/>
               </w:rPr>
-              <w:t xml:space="preserve">NMEA, RTCM, двоичный протокол</w:t>
+              <w:t xml:space="preserve">Спектральный контроль и настройка фильтра</w:t>
             </w:r>
           </w:p>
         </w:tc>
@@ -10160,14 +10781,7 @@
                 <w:sz w:val="18"/>
                 <w:szCs w:val="18"/>
               </w:rPr>
-              <w:t xml:space="preserve">test_output</w:t>
-            </w:r>
-            <w:r>
-              <w:rPr>
-                <w:sz w:val="18"/>
-                <w:szCs w:val="18"/>
-              </w:rPr>
-              <w:t xml:space="preserve"> + pynmeagps, pyrtcm, декодер на struct</w:t>
+              <w:t xml:space="preserve">test_spectrum</w:t>
             </w:r>
           </w:p>
         </w:tc>
@@ -10191,7 +10805,7 @@
                 <w:sz w:val="18"/>
                 <w:szCs w:val="18"/>
               </w:rPr>
-              <w:t xml:space="preserve">разбор независимыми декодерами без ошибок; повреждённый кадр отбрасывается по CRC</w:t>
+              <w:t xml:space="preserve">обнаружение, частота с погрешностью &lt; 2 Гц</w:t>
             </w:r>
           </w:p>
         </w:tc>
@@ -10220,7 +10834,7 @@
                 <w:sz w:val="18"/>
                 <w:szCs w:val="18"/>
               </w:rPr>
-              <w:t xml:space="preserve">Захват слабых сигналов</w:t>
+              <w:t xml:space="preserve">NMEA, RTCM, двоичный протокол</w:t>
             </w:r>
           </w:p>
         </w:tc>
@@ -10245,7 +10859,14 @@
                 <w:sz w:val="18"/>
                 <w:szCs w:val="18"/>
               </w:rPr>
-              <w:t xml:space="preserve">test_acq_weak</w:t>
+              <w:t xml:space="preserve">test_output</w:t>
+            </w:r>
+            <w:r>
+              <w:rPr>
+                <w:sz w:val="18"/>
+                <w:szCs w:val="18"/>
+              </w:rPr>
+              <w:t xml:space="preserve"> + pynmeagps, pyrtcm, декодер на struct</w:t>
             </w:r>
           </w:p>
         </w:tc>
@@ -10269,7 +10890,163 @@
                 <w:sz w:val="18"/>
                 <w:szCs w:val="18"/>
               </w:rPr>
+              <w:t xml:space="preserve">разбор независимыми декодерами без ошибок; повреждённый кадр отбрасывается по CRC</w:t>
+            </w:r>
+          </w:p>
+        </w:tc>
+      </w:tr>
+      <w:tr>
+        <w:trPr>
+          <w:cantSplit/>
+        </w:trPr>
+        <w:tc>
+          <w:tcPr>
+            <w:tcW w:w="2149" w:type="dxa"/>
+            <w:vAlign w:val="center"/>
+          </w:tcPr>
+          <w:p>
+            <w:pPr>
+              <w:spacing w:before="0" w:after="0" w:line="240" w:lineRule="auto"/>
+              <w:ind w:left="0" w:right="0" w:firstLine="0"/>
+              <w:jc w:val="left"/>
+              <w:rPr>
+                <w:sz w:val="18"/>
+                <w:szCs w:val="18"/>
+              </w:rPr>
+            </w:pPr>
+            <w:r>
+              <w:rPr>
+                <w:sz w:val="18"/>
+                <w:szCs w:val="18"/>
+              </w:rPr>
+              <w:t xml:space="preserve">Захват слабых сигналов</w:t>
+            </w:r>
+          </w:p>
+        </w:tc>
+        <w:tc>
+          <w:tcPr>
+            <w:tcW w:w="1400" w:type="dxa"/>
+            <w:vAlign w:val="center"/>
+          </w:tcPr>
+          <w:p>
+            <w:pPr>
+              <w:spacing w:before="0" w:after="0" w:line="240" w:lineRule="auto"/>
+              <w:ind w:left="0" w:right="0" w:firstLine="0"/>
+              <w:jc w:val="left"/>
+              <w:rPr>
+                <w:sz w:val="18"/>
+                <w:szCs w:val="18"/>
+              </w:rPr>
+            </w:pPr>
+            <w:r>
+              <w:rPr>
+                <w:rFonts w:ascii="Courier New" w:hAnsi="Courier New" w:cs="Courier New" w:eastAsia="Courier New"/>
+                <w:sz w:val="18"/>
+                <w:szCs w:val="18"/>
+              </w:rPr>
+              <w:t xml:space="preserve">test_acq_weak</w:t>
+            </w:r>
+          </w:p>
+        </w:tc>
+        <w:tc>
+          <w:tcPr>
+            <w:tcW w:w="6372" w:type="dxa"/>
+            <w:vAlign w:val="center"/>
+          </w:tcPr>
+          <w:p>
+            <w:pPr>
+              <w:spacing w:before="0" w:after="0" w:line="240" w:lineRule="auto"/>
+              <w:ind w:left="0" w:right="0" w:firstLine="0"/>
+              <w:jc w:val="left"/>
+              <w:rPr>
+                <w:sz w:val="18"/>
+                <w:szCs w:val="18"/>
+              </w:rPr>
+            </w:pPr>
+            <w:r>
+              <w:rPr>
+                <w:sz w:val="18"/>
+                <w:szCs w:val="18"/>
+              </w:rPr>
               <w:t xml:space="preserve">29 дБГц обнаружен, ложных обнаружений нет</w:t>
+            </w:r>
+          </w:p>
+        </w:tc>
+      </w:tr>
+      <w:tr>
+        <w:trPr>
+          <w:cantSplit/>
+        </w:trPr>
+        <w:tc>
+          <w:tcPr>
+            <w:tcW w:w="2149" w:type="dxa"/>
+            <w:vAlign w:val="center"/>
+          </w:tcPr>
+          <w:p>
+            <w:pPr>
+              <w:spacing w:before="0" w:after="0" w:line="240" w:lineRule="auto"/>
+              <w:ind w:left="0" w:right="0" w:firstLine="0"/>
+              <w:jc w:val="left"/>
+              <w:rPr>
+                <w:sz w:val="18"/>
+                <w:szCs w:val="18"/>
+              </w:rPr>
+            </w:pPr>
+            <w:r>
+              <w:rPr>
+                <w:sz w:val="18"/>
+                <w:szCs w:val="18"/>
+              </w:rPr>
+              <w:t xml:space="preserve">Захват слабых сигналов на ускорителе ПЛИС</w:t>
+            </w:r>
+          </w:p>
+        </w:tc>
+        <w:tc>
+          <w:tcPr>
+            <w:tcW w:w="1400" w:type="dxa"/>
+            <w:vAlign w:val="center"/>
+          </w:tcPr>
+          <w:p>
+            <w:pPr>
+              <w:spacing w:before="0" w:after="0" w:line="240" w:lineRule="auto"/>
+              <w:ind w:left="0" w:right="0" w:firstLine="0"/>
+              <w:jc w:val="left"/>
+              <w:rPr>
+                <w:sz w:val="18"/>
+                <w:szCs w:val="18"/>
+              </w:rPr>
+            </w:pPr>
+            <w:r>
+              <w:rPr>
+                <w:rFonts w:ascii="Courier New" w:hAnsi="Courier New" w:cs="Courier New" w:eastAsia="Courier New"/>
+                <w:sz w:val="18"/>
+                <w:szCs w:val="18"/>
+              </w:rPr>
+              <w:t xml:space="preserve">test_acq_fpga</w:t>
+            </w:r>
+          </w:p>
+        </w:tc>
+        <w:tc>
+          <w:tcPr>
+            <w:tcW w:w="6372" w:type="dxa"/>
+            <w:vAlign w:val="center"/>
+          </w:tcPr>
+          <w:p>
+            <w:pPr>
+              <w:spacing w:before="0" w:after="0" w:line="240" w:lineRule="auto"/>
+              <w:ind w:left="0" w:right="0" w:firstLine="0"/>
+              <w:jc w:val="left"/>
+              <w:rPr>
+                <w:sz w:val="18"/>
+                <w:szCs w:val="18"/>
+              </w:rPr>
+            </w:pPr>
+            <w:r>
+              <w:rPr>
+                <w:sz w:val="18"/>
+                <w:szCs w:val="18"/>
+              </w:rPr>
+              <w:t xml:space="preserve">29 дБГц обнаружен (z = 7,5), ложных обнаружений нет; полный поиск 32 PRN — 33,6 с</w:t>
             </w:r>
           </w:p>
         </w:tc>
@@ -11379,7 +12156,7 @@
                 <w:sz w:val="18"/>
                 <w:szCs w:val="18"/>
               </w:rPr>
-              <w:t xml:space="preserve">31 503 (71 %)</w:t>
+              <w:t xml:space="preserve">35 686 (81 %)</w:t>
             </w:r>
           </w:p>
         </w:tc>
@@ -11456,7 +12233,7 @@
                 <w:sz w:val="18"/>
                 <w:szCs w:val="18"/>
               </w:rPr>
-              <w:t xml:space="preserve">12 833 (29 %)</w:t>
+              <w:t xml:space="preserve">17 286 (39 %)</w:t>
             </w:r>
           </w:p>
         </w:tc>
@@ -11610,7 +12387,7 @@
                 <w:sz w:val="18"/>
                 <w:szCs w:val="18"/>
               </w:rPr>
-              <w:t xml:space="preserve">98 (90 %)</w:t>
+              <w:t xml:space="preserve">107 (99 %)</w:t>
             </w:r>
           </w:p>
         </w:tc>
@@ -11687,7 +12464,7 @@
                 <w:sz w:val="18"/>
                 <w:szCs w:val="18"/>
               </w:rPr>
-              <w:t xml:space="preserve">8 (11 %)</w:t>
+              <w:t xml:space="preserve">24 (33 %)</w:t>
             </w:r>
           </w:p>
         </w:tc>
@@ -11886,7 +12663,15 @@
         <w:pStyle w:val="EskdText"/>
       </w:pPr>
       <w:r>
-        <w:t xml:space="preserve">6.2.2 Быстродействие: после размещения и трассировки — 96,90 МГц при требуемых 96 МГц (такт обработки — 4 × 24 МГц), начальное значение размещения 1 (</w:t>
+        <w:t xml:space="preserve">Из них на ускоритель захвата (4.4.4) приходятся 16 умножителей и 9 собственных блоков EBR; пул из 16 блоков EBR он делит с буфером снимка.</w:t>
+      </w:r>
+    </w:p>
+    <w:p>
+      <w:pPr>
+        <w:pStyle w:val="EskdText"/>
+      </w:pPr>
+      <w:r>
+        <w:t xml:space="preserve">6.2.2 Быстродействие: после размещения и трассировки — 97,59 МГц при требуемых 96 МГц (такт обработки — 4 × 24 МГц), начальное значение размещения 1 (</w:t>
       </w:r>
       <w:r>
         <w:rPr>
@@ -11904,7 +12689,7 @@
         <w:t xml:space="preserve">fpga/Makefile</w:t>
       </w:r>
       <w:r>
-        <w:t xml:space="preserve">). Запас 0,9 %; при других начальных значениях (2, 3) — 93,5 и 89,0 МГц, поэтому начальное значение зафиксировано. Критический путь (10,3 нс) — цепь переноса номера чипа на ступени S1 движка коррелятора.</w:t>
+        <w:t xml:space="preserve">). Запас 1,6 %; при других начальных значениях (2, 3, 4) — 92,6, 90,2 и 95,8 МГц, поэтому начальное значение зафиксировано. Критический путь (10,2 нс) — накопление ячейки периода в ускорителе захвата: сумматор, округление со сдвигом масштаба и насыщение до 9 разрядов.</w:t>
       </w:r>
     </w:p>
     <w:p>
@@ -11990,15 +12775,63 @@
         <w:tab/>
       </w:r>
       <w:r>
-        <w:t xml:space="preserve">регистровые стробы записи кода и отдельные регистры шины в каждом движке.</w:t>
+        <w:t xml:space="preserve">регистровые стробы записи кода и отдельные регистры шины в каждом движке;</w:t>
       </w:r>
     </w:p>
     <w:p>
       <w:pPr>
         <w:pStyle w:val="EskdText"/>
-      </w:pPr>
-      <w:r>
-        <w:t xml:space="preserve">Fmax по итерациям: 53,9 → 64,6 → 71…73 → 84…89 → 86…88 → 91,9 → 96,9 МГц.</w:t>
+        <w:ind w:left="964" w:hanging="255"/>
+      </w:pPr>
+      <w:r>
+        <w:t xml:space="preserve">–</w:t>
+        <w:tab/>
+      </w:r>
+      <w:r>
+        <w:t xml:space="preserve">в ускорителе захвата — входные, конвейерные и выходные регистры внутри блоков MULT18X18D у всех 16 умножителей (без трасс «ткань — DSP — ткань» в одном такте), входной регистр конвейера захвата, выходной регистр пула памяти;</w:t>
+      </w:r>
+    </w:p>
+    <w:p>
+      <w:pPr>
+        <w:pStyle w:val="EskdText"/>
+        <w:ind w:left="964" w:hanging="255"/>
+      </w:pPr>
+      <w:r>
+        <w:t xml:space="preserve">–</w:t>
+        <w:tab/>
+      </w:r>
+      <w:r>
+        <w:t xml:space="preserve">параметры прохода (номер ячейки, смещение доплера M_g, сдвиг кода) защёлкиваются при смене прохода, а не выбираются мультиплексором в такте выдачи бабочки;</w:t>
+      </w:r>
+    </w:p>
+    <w:p>
+      <w:pPr>
+        <w:pStyle w:val="EskdText"/>
+        <w:ind w:left="964" w:hanging="255"/>
+      </w:pPr>
+      <w:r>
+        <w:t xml:space="preserve">–</w:t>
+        <w:tab/>
+      </w:r>
+      <w:r>
+        <w:t xml:space="preserve">чтение системных регистров — двухуровневый мультиплексор (внутри группы по адресу [3:0], затем по группе [7:4]) при прежней задержке чтения 4 такта.</w:t>
+      </w:r>
+    </w:p>
+    <w:p>
+      <w:pPr>
+        <w:pStyle w:val="EskdText"/>
+      </w:pPr>
+      <w:r>
+        <w:t xml:space="preserve">Fmax по итерациям: 53,9 → 64,6 → 71…73 → 84…89 → 86…88 → 91,9 → 96,9 МГц; после включения ускорителя захвата — 65,2 → 88,3 → 97,6 МГц. Ускоритель отдельно (</w:t>
+      </w:r>
+      <w:r>
+        <w:rPr>
+          <w:rFonts w:ascii="Courier New" w:hAnsi="Courier New" w:cs="Courier New" w:eastAsia="Courier New"/>
+        </w:rPr>
+        <w:t xml:space="preserve">make -C fpga acq</w:t>
+      </w:r>
+      <w:r>
+        <w:t xml:space="preserve">) — 107,5 МГц.</w:t>
       </w:r>
     </w:p>
     <w:p>
@@ -12652,7 +13485,7 @@
                 <w:sz w:val="18"/>
                 <w:szCs w:val="18"/>
               </w:rPr>
-              <w:t xml:space="preserve">выполнено на модели: захват (до 8 мин), повторный захват после перерыва 30 с (0,3 с), слежение по пилоту (21 дБГц)</w:t>
+              <w:t xml:space="preserve">выполнено на модели: захват (ускоритель ПЛИС — 34…67 с; в МК — до 8 мин), повторный захват после перерыва 30 с (0,3 с), слежение по пилоту (21 дБГц)</w:t>
             </w:r>
           </w:p>
         </w:tc>
@@ -15115,7 +15948,7 @@
         <w:tab/>
       </w:r>
       <w:r>
-        <w:t xml:space="preserve">Ускорение холодного старта на пороговом уровне: аппаратный ускоритель БПФ в ПЛИС или перенос захвата на более производительный процессор.</w:t>
+        <w:t xml:space="preserve">Захват на пороговом уровне: ускоритель БПФ в ПЛИС реализован и проверен (4.4.4, 5.3.4); остаётся включить его в фоновый поиск ПО МК после неудачного обычного захвата и проверить сквозным тестом «ПЧ → слежение» при 29 дБГц; для E1 и B1I (BOC, код 2046 чипов) — ускоритель с БПФ 4096 точек при свободных ресурсах ПЛИС.</w:t>
       </w:r>
     </w:p>
     <w:p>

--- a/gnss_receiver/kd/ШИВА.468157.001 ПЗ.docx
+++ b/gnss_receiver/kd/ШИВА.468157.001 ПЗ.docx
@@ -3681,7 +3681,1161 @@
         <w:pStyle w:val="EskdText"/>
       </w:pPr>
       <w:r>
-        <w:t xml:space="preserve">4.7.2 ВЧ-каналы размещаются группами по четыре под двумя экранами со съёмными крышками. ПЛИС отводит тепло через теплопроводящую прокладку на крышку корпуса (подраздел 5.7).</w:t>
+        <w:t xml:space="preserve">Плата — </w:t>
+      </w:r>
+      <w:r>
+        <w:rPr>
+          <w:rFonts w:ascii="Courier New" w:hAnsi="Courier New" w:cs="Courier New" w:eastAsia="Courier New"/>
+        </w:rPr>
+        <w:t xml:space="preserve">hw/kicad/mgp8.kicad_pcb</w:t>
+      </w:r>
+      <w:r>
+        <w:t xml:space="preserve">. Размещение, трассировка и проверку выполняет сценарий </w:t>
+      </w:r>
+      <w:r>
+        <w:rPr>
+          <w:rFonts w:ascii="Courier New" w:hAnsi="Courier New" w:cs="Courier New" w:eastAsia="Courier New"/>
+        </w:rPr>
+        <w:t xml:space="preserve">hw/gen/pcb.py</w:t>
+      </w:r>
+      <w:r>
+        <w:t xml:space="preserve"> (KiCad 10, автотрассировщик Freerouting 2.5). Параметры платы:</w:t>
+      </w:r>
+    </w:p>
+    <w:p>
+      <w:pPr>
+        <w:pStyle w:val="EskdText"/>
+        <w:ind w:left="964" w:hanging="255"/>
+      </w:pPr>
+      <w:r>
+        <w:t xml:space="preserve">–</w:t>
+        <w:tab/>
+      </w:r>
+      <w:r>
+        <w:t xml:space="preserve">толщина 1,6 мм;</w:t>
+      </w:r>
+    </w:p>
+    <w:p>
+      <w:pPr>
+        <w:pStyle w:val="EskdText"/>
+        <w:ind w:left="964" w:hanging="255"/>
+      </w:pPr>
+      <w:r>
+        <w:t xml:space="preserve">–</w:t>
+        <w:tab/>
+      </w:r>
+      <w:r>
+        <w:t xml:space="preserve">класс точности 5 по ГОСТ Р 53429: проводник и зазор 0,1 мм, переходное отверстие 0,4/0,2 мм;</w:t>
+      </w:r>
+    </w:p>
+    <w:p>
+      <w:pPr>
+        <w:pStyle w:val="EskdText"/>
+        <w:ind w:left="964" w:hanging="255"/>
+      </w:pPr>
+      <w:r>
+        <w:t xml:space="preserve">–</w:t>
+        <w:tab/>
+      </w:r>
+      <w:r>
+        <w:t xml:space="preserve">покрытие ENIG.</w:t>
+      </w:r>
+    </w:p>
+    <w:p>
+      <w:pPr>
+        <w:pStyle w:val="EskdText"/>
+      </w:pPr>
+      <w:r>
+        <w:t xml:space="preserve">4.7.2 Стек слоёв. Медь — 35 мкм во всех слоях; диэлектрики — 0,2 мм, между L4 и L5 — 0,1 мм.</w:t>
+      </w:r>
+    </w:p>
+    <w:tbl>
+      <w:tblPr>
+        <w:tblW w:w="9921" w:type="dxa"/>
+        <w:tblInd w:w="0" w:type="dxa"/>
+        <w:tblBorders>
+          <w:top w:val="single" w:sz="4" w:space="0" w:color="000000"/>
+          <w:left w:val="single" w:sz="4" w:space="0" w:color="000000"/>
+          <w:bottom w:val="single" w:sz="4" w:space="0" w:color="000000"/>
+          <w:right w:val="single" w:sz="4" w:space="0" w:color="000000"/>
+          <w:insideH w:val="single" w:sz="4" w:space="0" w:color="000000"/>
+          <w:insideV w:val="single" w:sz="4" w:space="0" w:color="000000"/>
+        </w:tblBorders>
+        <w:tblLayout w:type="fixed"/>
+        <w:tblCellMar>
+          <w:top w:w="28" w:type="dxa"/>
+          <w:left w:w="85" w:type="dxa"/>
+          <w:bottom w:w="28" w:type="dxa"/>
+          <w:right w:w="85" w:type="dxa"/>
+        </w:tblCellMar>
+        <w:tblLook w:val="0000" w:firstRow="0" w:lastRow="0" w:firstColumn="0" w:lastColumn="0" w:noHBand="1" w:noVBand="1"/>
+      </w:tblPr>
+      <w:tblGrid>
+        <w:gridCol w:w="1362"/>
+        <w:gridCol w:w="8559"/>
+      </w:tblGrid>
+      <w:tr>
+        <w:trPr>
+          <w:cantSplit/>
+          <w:tblHeader/>
+        </w:trPr>
+        <w:tc>
+          <w:tcPr>
+            <w:tcW w:w="1362" w:type="dxa"/>
+            <w:vAlign w:val="center"/>
+          </w:tcPr>
+          <w:p>
+            <w:pPr>
+              <w:spacing w:before="0" w:after="0" w:line="240" w:lineRule="auto"/>
+              <w:ind w:left="0" w:right="0" w:firstLine="0"/>
+              <w:jc w:val="center"/>
+              <w:rPr>
+                <w:sz w:val="18"/>
+                <w:szCs w:val="18"/>
+              </w:rPr>
+            </w:pPr>
+            <w:r>
+              <w:rPr>
+                <w:sz w:val="18"/>
+                <w:szCs w:val="18"/>
+              </w:rPr>
+              <w:t xml:space="preserve">Слой</w:t>
+            </w:r>
+          </w:p>
+        </w:tc>
+        <w:tc>
+          <w:tcPr>
+            <w:tcW w:w="8559" w:type="dxa"/>
+            <w:vAlign w:val="center"/>
+          </w:tcPr>
+          <w:p>
+            <w:pPr>
+              <w:spacing w:before="0" w:after="0" w:line="240" w:lineRule="auto"/>
+              <w:ind w:left="0" w:right="0" w:firstLine="0"/>
+              <w:jc w:val="center"/>
+              <w:rPr>
+                <w:sz w:val="18"/>
+                <w:szCs w:val="18"/>
+              </w:rPr>
+            </w:pPr>
+            <w:r>
+              <w:rPr>
+                <w:sz w:val="18"/>
+                <w:szCs w:val="18"/>
+              </w:rPr>
+              <w:t xml:space="preserve">Назначение</w:t>
+            </w:r>
+          </w:p>
+        </w:tc>
+      </w:tr>
+      <w:tr>
+        <w:trPr>
+          <w:cantSplit/>
+        </w:trPr>
+        <w:tc>
+          <w:tcPr>
+            <w:tcW w:w="1362" w:type="dxa"/>
+            <w:vAlign w:val="center"/>
+          </w:tcPr>
+          <w:p>
+            <w:pPr>
+              <w:spacing w:before="0" w:after="0" w:line="240" w:lineRule="auto"/>
+              <w:ind w:left="0" w:right="0" w:firstLine="0"/>
+              <w:jc w:val="left"/>
+              <w:rPr>
+                <w:sz w:val="18"/>
+                <w:szCs w:val="18"/>
+              </w:rPr>
+            </w:pPr>
+            <w:r>
+              <w:rPr>
+                <w:sz w:val="18"/>
+                <w:szCs w:val="18"/>
+              </w:rPr>
+              <w:t xml:space="preserve">L1</w:t>
+            </w:r>
+          </w:p>
+        </w:tc>
+        <w:tc>
+          <w:tcPr>
+            <w:tcW w:w="8559" w:type="dxa"/>
+            <w:vAlign w:val="center"/>
+          </w:tcPr>
+          <w:p>
+            <w:pPr>
+              <w:spacing w:before="0" w:after="0" w:line="240" w:lineRule="auto"/>
+              <w:ind w:left="0" w:right="0" w:firstLine="0"/>
+              <w:jc w:val="left"/>
+              <w:rPr>
+                <w:sz w:val="18"/>
+                <w:szCs w:val="18"/>
+              </w:rPr>
+            </w:pPr>
+            <w:r>
+              <w:rPr>
+                <w:sz w:val="18"/>
+                <w:szCs w:val="18"/>
+              </w:rPr>
+              <w:t xml:space="preserve">компоненты; ВЧ-линии — копланарная линия с землёй 0,32 мм, 50 Ом</w:t>
+            </w:r>
+          </w:p>
+        </w:tc>
+      </w:tr>
+      <w:tr>
+        <w:trPr>
+          <w:cantSplit/>
+        </w:trPr>
+        <w:tc>
+          <w:tcPr>
+            <w:tcW w:w="1362" w:type="dxa"/>
+            <w:vAlign w:val="center"/>
+          </w:tcPr>
+          <w:p>
+            <w:pPr>
+              <w:spacing w:before="0" w:after="0" w:line="240" w:lineRule="auto"/>
+              <w:ind w:left="0" w:right="0" w:firstLine="0"/>
+              <w:jc w:val="left"/>
+              <w:rPr>
+                <w:sz w:val="18"/>
+                <w:szCs w:val="18"/>
+              </w:rPr>
+            </w:pPr>
+            <w:r>
+              <w:rPr>
+                <w:sz w:val="18"/>
+                <w:szCs w:val="18"/>
+              </w:rPr>
+              <w:t xml:space="preserve">L2, L4, L7</w:t>
+            </w:r>
+          </w:p>
+        </w:tc>
+        <w:tc>
+          <w:tcPr>
+            <w:tcW w:w="8559" w:type="dxa"/>
+            <w:vAlign w:val="center"/>
+          </w:tcPr>
+          <w:p>
+            <w:pPr>
+              <w:spacing w:before="0" w:after="0" w:line="240" w:lineRule="auto"/>
+              <w:ind w:left="0" w:right="0" w:firstLine="0"/>
+              <w:jc w:val="left"/>
+              <w:rPr>
+                <w:sz w:val="18"/>
+                <w:szCs w:val="18"/>
+              </w:rPr>
+            </w:pPr>
+            <w:r>
+              <w:rPr>
+                <w:sz w:val="18"/>
+                <w:szCs w:val="18"/>
+              </w:rPr>
+              <w:t xml:space="preserve">сплошные слои земли</w:t>
+            </w:r>
+          </w:p>
+        </w:tc>
+      </w:tr>
+      <w:tr>
+        <w:trPr>
+          <w:cantSplit/>
+        </w:trPr>
+        <w:tc>
+          <w:tcPr>
+            <w:tcW w:w="1362" w:type="dxa"/>
+            <w:vAlign w:val="center"/>
+          </w:tcPr>
+          <w:p>
+            <w:pPr>
+              <w:spacing w:before="0" w:after="0" w:line="240" w:lineRule="auto"/>
+              <w:ind w:left="0" w:right="0" w:firstLine="0"/>
+              <w:jc w:val="left"/>
+              <w:rPr>
+                <w:sz w:val="18"/>
+                <w:szCs w:val="18"/>
+              </w:rPr>
+            </w:pPr>
+            <w:r>
+              <w:rPr>
+                <w:sz w:val="18"/>
+                <w:szCs w:val="18"/>
+              </w:rPr>
+              <w:t xml:space="preserve">L3</w:t>
+            </w:r>
+          </w:p>
+        </w:tc>
+        <w:tc>
+          <w:tcPr>
+            <w:tcW w:w="8559" w:type="dxa"/>
+            <w:vAlign w:val="center"/>
+          </w:tcPr>
+          <w:p>
+            <w:pPr>
+              <w:spacing w:before="0" w:after="0" w:line="240" w:lineRule="auto"/>
+              <w:ind w:left="0" w:right="0" w:firstLine="0"/>
+              <w:jc w:val="left"/>
+              <w:rPr>
+                <w:sz w:val="18"/>
+                <w:szCs w:val="18"/>
+              </w:rPr>
+            </w:pPr>
+            <w:r>
+              <w:rPr>
+                <w:sz w:val="18"/>
+                <w:szCs w:val="18"/>
+              </w:rPr>
+              <w:t xml:space="preserve">ВЧ-входы каналов — полосковые линии 0,14 мм между L2 и L4, 50 Ом; тактовые линии АЦП</w:t>
+            </w:r>
+          </w:p>
+        </w:tc>
+      </w:tr>
+      <w:tr>
+        <w:trPr>
+          <w:cantSplit/>
+        </w:trPr>
+        <w:tc>
+          <w:tcPr>
+            <w:tcW w:w="1362" w:type="dxa"/>
+            <w:vAlign w:val="center"/>
+          </w:tcPr>
+          <w:p>
+            <w:pPr>
+              <w:spacing w:before="0" w:after="0" w:line="240" w:lineRule="auto"/>
+              <w:ind w:left="0" w:right="0" w:firstLine="0"/>
+              <w:jc w:val="left"/>
+              <w:rPr>
+                <w:sz w:val="18"/>
+                <w:szCs w:val="18"/>
+              </w:rPr>
+            </w:pPr>
+            <w:r>
+              <w:rPr>
+                <w:sz w:val="18"/>
+                <w:szCs w:val="18"/>
+              </w:rPr>
+              <w:t xml:space="preserve">L5</w:t>
+            </w:r>
+          </w:p>
+        </w:tc>
+        <w:tc>
+          <w:tcPr>
+            <w:tcW w:w="8559" w:type="dxa"/>
+            <w:vAlign w:val="center"/>
+          </w:tcPr>
+          <w:p>
+            <w:pPr>
+              <w:spacing w:before="0" w:after="0" w:line="240" w:lineRule="auto"/>
+              <w:ind w:left="0" w:right="0" w:firstLine="0"/>
+              <w:jc w:val="left"/>
+              <w:rPr>
+                <w:sz w:val="18"/>
+                <w:szCs w:val="18"/>
+              </w:rPr>
+            </w:pPr>
+            <w:r>
+              <w:rPr>
+                <w:sz w:val="18"/>
+                <w:szCs w:val="18"/>
+              </w:rPr>
+              <w:t xml:space="preserve">питание: островки +3V3_RF1…4, +3V3_CLK, +1V1, +1V2_FX3 в слое +3V3D</w:t>
+            </w:r>
+          </w:p>
+        </w:tc>
+      </w:tr>
+      <w:tr>
+        <w:trPr>
+          <w:cantSplit/>
+        </w:trPr>
+        <w:tc>
+          <w:tcPr>
+            <w:tcW w:w="1362" w:type="dxa"/>
+            <w:vAlign w:val="center"/>
+          </w:tcPr>
+          <w:p>
+            <w:pPr>
+              <w:spacing w:before="0" w:after="0" w:line="240" w:lineRule="auto"/>
+              <w:ind w:left="0" w:right="0" w:firstLine="0"/>
+              <w:jc w:val="left"/>
+              <w:rPr>
+                <w:sz w:val="18"/>
+                <w:szCs w:val="18"/>
+              </w:rPr>
+            </w:pPr>
+            <w:r>
+              <w:rPr>
+                <w:sz w:val="18"/>
+                <w:szCs w:val="18"/>
+              </w:rPr>
+              <w:t xml:space="preserve">L6</w:t>
+            </w:r>
+          </w:p>
+        </w:tc>
+        <w:tc>
+          <w:tcPr>
+            <w:tcW w:w="8559" w:type="dxa"/>
+            <w:vAlign w:val="center"/>
+          </w:tcPr>
+          <w:p>
+            <w:pPr>
+              <w:spacing w:before="0" w:after="0" w:line="240" w:lineRule="auto"/>
+              <w:ind w:left="0" w:right="0" w:firstLine="0"/>
+              <w:jc w:val="left"/>
+              <w:rPr>
+                <w:sz w:val="18"/>
+                <w:szCs w:val="18"/>
+              </w:rPr>
+            </w:pPr>
+            <w:r>
+              <w:rPr>
+                <w:sz w:val="18"/>
+                <w:szCs w:val="18"/>
+              </w:rPr>
+              <w:t xml:space="preserve">сигнальный (выводы BGA, шины)</w:t>
+            </w:r>
+          </w:p>
+        </w:tc>
+      </w:tr>
+      <w:tr>
+        <w:trPr>
+          <w:cantSplit/>
+        </w:trPr>
+        <w:tc>
+          <w:tcPr>
+            <w:tcW w:w="1362" w:type="dxa"/>
+            <w:vAlign w:val="center"/>
+          </w:tcPr>
+          <w:p>
+            <w:pPr>
+              <w:spacing w:before="0" w:after="0" w:line="240" w:lineRule="auto"/>
+              <w:ind w:left="0" w:right="0" w:firstLine="0"/>
+              <w:jc w:val="left"/>
+              <w:rPr>
+                <w:sz w:val="18"/>
+                <w:szCs w:val="18"/>
+              </w:rPr>
+            </w:pPr>
+            <w:r>
+              <w:rPr>
+                <w:sz w:val="18"/>
+                <w:szCs w:val="18"/>
+              </w:rPr>
+              <w:t xml:space="preserve">L8</w:t>
+            </w:r>
+          </w:p>
+        </w:tc>
+        <w:tc>
+          <w:tcPr>
+            <w:tcW w:w="8559" w:type="dxa"/>
+            <w:vAlign w:val="center"/>
+          </w:tcPr>
+          <w:p>
+            <w:pPr>
+              <w:spacing w:before="0" w:after="0" w:line="240" w:lineRule="auto"/>
+              <w:ind w:left="0" w:right="0" w:firstLine="0"/>
+              <w:jc w:val="left"/>
+              <w:rPr>
+                <w:sz w:val="18"/>
+                <w:szCs w:val="18"/>
+              </w:rPr>
+            </w:pPr>
+            <w:r>
+              <w:rPr>
+                <w:sz w:val="18"/>
+                <w:szCs w:val="18"/>
+              </w:rPr>
+              <w:t xml:space="preserve">сигнальный; компоненты нижней стороны</w:t>
+            </w:r>
+          </w:p>
+        </w:tc>
+      </w:tr>
+    </w:tbl>
+    <w:p>
+      <w:pPr>
+        <w:spacing w:before="0" w:after="0" w:line="80" w:lineRule="exact"/>
+        <w:ind w:left="0" w:right="0" w:firstLine="0"/>
+        <w:rPr>
+          <w:sz w:val="2"/>
+          <w:szCs w:val="2"/>
+        </w:rPr>
+      </w:pPr>
+    </w:p>
+    <w:p>
+      <w:pPr>
+        <w:pStyle w:val="EskdText"/>
+      </w:pPr>
+      <w:r>
+        <w:t xml:space="preserve">Почему стек такой:</w:t>
+      </w:r>
+    </w:p>
+    <w:p>
+      <w:pPr>
+        <w:pStyle w:val="EskdText"/>
+        <w:ind w:left="964" w:hanging="255"/>
+      </w:pPr>
+      <w:r>
+        <w:t xml:space="preserve">–</w:t>
+        <w:tab/>
+      </w:r>
+      <w:r>
+        <w:t xml:space="preserve">Каждый сигнальный слой примыкает к слою земли, поэтому обратный ток каждой линии идёт прямо под ней.</w:t>
+      </w:r>
+    </w:p>
+    <w:p>
+      <w:pPr>
+        <w:pStyle w:val="EskdText"/>
+        <w:ind w:left="964" w:hanging="255"/>
+      </w:pPr>
+      <w:r>
+        <w:t xml:space="preserve">–</w:t>
+        <w:tab/>
+      </w:r>
+      <w:r>
+        <w:t xml:space="preserve">ВЧ-линии внутри платы (L3) экранированы двумя землями.</w:t>
+      </w:r>
+    </w:p>
+    <w:p>
+      <w:pPr>
+        <w:pStyle w:val="EskdText"/>
+        <w:ind w:left="964" w:hanging="255"/>
+      </w:pPr>
+      <w:r>
+        <w:t xml:space="preserve">–</w:t>
+        <w:tab/>
+      </w:r>
+      <w:r>
+        <w:t xml:space="preserve">Слой питания L5 отделён от земли L4 диэлектриком 0,1 мм — это даёт распределённую ёмкость шин питания.</w:t>
+      </w:r>
+    </w:p>
+    <w:p>
+      <w:pPr>
+        <w:pStyle w:val="EskdText"/>
+        <w:ind w:left="964" w:hanging="255"/>
+      </w:pPr>
+      <w:r>
+        <w:t xml:space="preserve">–</w:t>
+        <w:tab/>
+      </w:r>
+      <w:r>
+        <w:t xml:space="preserve">Стек симметричен, поэтому плата не коробится при пайке.</w:t>
+      </w:r>
+    </w:p>
+    <w:p>
+      <w:pPr>
+        <w:pStyle w:val="EskdText"/>
+      </w:pPr>
+      <w:r>
+        <w:t xml:space="preserve">4.7.3 Размещение по зонам:</w:t>
+      </w:r>
+    </w:p>
+    <w:p>
+      <w:pPr>
+        <w:pStyle w:val="EskdText"/>
+        <w:ind w:left="964" w:hanging="255"/>
+      </w:pPr>
+      <w:r>
+        <w:t xml:space="preserve">–</w:t>
+        <w:tab/>
+      </w:r>
+      <w:r>
+        <w:t xml:space="preserve">Верхняя полоса (0…13 мм): антенный вход XW1, ключ и датчик тока питания антенны, делитель 1:8 (три яруса).</w:t>
+      </w:r>
+    </w:p>
+    <w:p>
+      <w:pPr>
+        <w:pStyle w:val="EskdText"/>
+        <w:ind w:left="964" w:hanging="255"/>
+      </w:pPr>
+      <w:r>
+        <w:t xml:space="preserve">–</w:t>
+        <w:tab/>
+      </w:r>
+      <w:r>
+        <w:t xml:space="preserve">Под ней два экрана MS448-10F/C (44,8 × 18,2 мм, съёмные крышки), под каждым — четыре канала MAX2771. ВЧ-входы заходят под экран по слою L3.</w:t>
+      </w:r>
+    </w:p>
+    <w:p>
+      <w:pPr>
+        <w:pStyle w:val="EskdText"/>
+        <w:ind w:left="964" w:hanging="255"/>
+      </w:pPr>
+      <w:r>
+        <w:t xml:space="preserve">–</w:t>
+        <w:tab/>
+      </w:r>
+      <w:r>
+        <w:t xml:space="preserve">Средняя полоса: стабилизаторы LP5907 каналов (один на два канала) и тактирование — ТКГ в центре, буферы опорной частоты над экранами, буфер тактов АЦП под ПЛИС.</w:t>
+      </w:r>
+    </w:p>
+    <w:p>
+      <w:pPr>
+        <w:pStyle w:val="EskdText"/>
+        <w:ind w:left="964" w:hanging="255"/>
+      </w:pPr>
+      <w:r>
+        <w:t xml:space="preserve">–</w:t>
+        <w:tab/>
+      </w:r>
+      <w:r>
+        <w:t xml:space="preserve">Нижняя часть:</w:t>
+      </w:r>
+    </w:p>
+    <w:p>
+      <w:pPr>
+        <w:pStyle w:val="EskdText"/>
+        <w:ind w:left="1247" w:hanging="255"/>
+      </w:pPr>
+      <w:r>
+        <w:t xml:space="preserve">–</w:t>
+        <w:tab/>
+      </w:r>
+      <w:r>
+        <w:t xml:space="preserve">слева — питание (TPS62130, идеальные диоды), вход опоры 10 МГц XW2 и выход 1PPS XW3;</w:t>
+      </w:r>
+    </w:p>
+    <w:p>
+      <w:pPr>
+        <w:pStyle w:val="EskdText"/>
+        <w:ind w:left="1247" w:hanging="255"/>
+      </w:pPr>
+      <w:r>
+        <w:t xml:space="preserve">–</w:t>
+        <w:tab/>
+      </w:r>
+      <w:r>
+        <w:t xml:space="preserve">в центре — ПЛИС со своими конденсаторами на нижней стороне;</w:t>
+      </w:r>
+    </w:p>
+    <w:p>
+      <w:pPr>
+        <w:pStyle w:val="EskdText"/>
+        <w:ind w:left="1247" w:hanging="255"/>
+      </w:pPr>
+      <w:r>
+        <w:t xml:space="preserve">–</w:t>
+        <w:tab/>
+      </w:r>
+      <w:r>
+        <w:t xml:space="preserve">справа — FX3, USB-C (XS2), microSD (XS1);</w:t>
+      </w:r>
+    </w:p>
+    <w:p>
+      <w:pPr>
+        <w:pStyle w:val="EskdText"/>
+        <w:ind w:left="1247" w:hanging="255"/>
+      </w:pPr>
+      <w:r>
+        <w:t xml:space="preserve">–</w:t>
+        <w:tab/>
+      </w:r>
+      <w:r>
+        <w:t xml:space="preserve">у нижнего края — МК и разъёмы X5…X8 (порт GPS, 1PPS/EXTINT, CAN, отладочный UART).</w:t>
+      </w:r>
+    </w:p>
+    <w:p>
+      <w:pPr>
+        <w:pStyle w:val="EskdText"/>
+        <w:ind w:left="964" w:hanging="255"/>
+      </w:pPr>
+      <w:r>
+        <w:t xml:space="preserve">–</w:t>
+        <w:tab/>
+      </w:r>
+      <w:r>
+        <w:t xml:space="preserve">Высокие вилки X1–X4 (до 6,1 мм) стоят только на верхней стороне.</w:t>
+      </w:r>
+    </w:p>
+    <w:p>
+      <w:pPr>
+        <w:pStyle w:val="EskdText"/>
+      </w:pPr>
+      <w:r>
+        <w:t xml:space="preserve">4.7.4 Трассировка:</w:t>
+      </w:r>
+    </w:p>
+    <w:p>
+      <w:pPr>
+        <w:pStyle w:val="EskdText"/>
+        <w:ind w:left="964" w:hanging="255"/>
+      </w:pPr>
+      <w:r>
+        <w:t xml:space="preserve">–</w:t>
+        <w:tab/>
+      </w:r>
+      <w:r>
+        <w:t xml:space="preserve">ВЧ-цепи (вход → делитель → 8 каналов) и тактовые цепи АЦП прокладываются сценарием с выравниванием длин:</w:t>
+      </w:r>
+    </w:p>
+    <w:p>
+      <w:pPr>
+        <w:pStyle w:val="EskdText"/>
+        <w:ind w:left="1247" w:hanging="255"/>
+      </w:pPr>
+      <w:r>
+        <w:t xml:space="preserve">–</w:t>
+        <w:tab/>
+      </w:r>
+      <w:r>
+        <w:t xml:space="preserve">ВЧ-входы каналов — по 47,17 мм;</w:t>
+      </w:r>
+    </w:p>
+    <w:p>
+      <w:pPr>
+        <w:pStyle w:val="EskdText"/>
+        <w:ind w:left="1247" w:hanging="255"/>
+      </w:pPr>
+      <w:r>
+        <w:t xml:space="preserve">–</w:t>
+        <w:tab/>
+      </w:r>
+      <w:r>
+        <w:t xml:space="preserve">такты АЦП ADC_CLK_A…H — по 58,99 мм (разброс задержки менее 0,1 пс).</w:t>
+      </w:r>
+    </w:p>
+    <w:p>
+      <w:pPr>
+        <w:pStyle w:val="EskdText"/>
+        <w:ind w:left="964" w:hanging="255"/>
+      </w:pPr>
+      <w:r>
+        <w:t xml:space="preserve">–</w:t>
+        <w:tab/>
+      </w:r>
+      <w:r>
+        <w:t xml:space="preserve">Остальные цепи разводит Freerouting.</w:t>
+      </w:r>
+    </w:p>
+    <w:p>
+      <w:pPr>
+        <w:pStyle w:val="EskdText"/>
+        <w:ind w:left="964" w:hanging="255"/>
+      </w:pPr>
+      <w:r>
+        <w:t xml:space="preserve">–</w:t>
+        <w:tab/>
+      </w:r>
+      <w:r>
+        <w:t xml:space="preserve">Земля — сплошные слои L2, L4, L7 и заливки внешних слоёв.</w:t>
+      </w:r>
+    </w:p>
+    <w:p>
+      <w:pPr>
+        <w:pStyle w:val="EskdText"/>
+      </w:pPr>
+      <w:r>
+        <w:t xml:space="preserve">Итог:</w:t>
+      </w:r>
+    </w:p>
+    <w:p>
+      <w:pPr>
+        <w:pStyle w:val="EskdText"/>
+        <w:ind w:left="964" w:hanging="255"/>
+      </w:pPr>
+      <w:r>
+        <w:t xml:space="preserve">–</w:t>
+        <w:tab/>
+      </w:r>
+      <w:r>
+        <w:t xml:space="preserve">проводников 4951, переходных отверстий 953, общая длина проводников 7,5 м;</w:t>
+      </w:r>
+    </w:p>
+    <w:p>
+      <w:pPr>
+        <w:pStyle w:val="EskdText"/>
+        <w:ind w:left="964" w:hanging="255"/>
+      </w:pPr>
+      <w:r>
+        <w:t xml:space="preserve">–</w:t>
+        <w:tab/>
+      </w:r>
+      <w:r>
+        <w:t xml:space="preserve">проверка DRC в KiCad 10 — ошибок нет, расхождений со схемой нет. Предупреждения: 111 висящих переходов у выводов BGA (отводы к неразведённым цепям) и 3 наложения шелкографии;</w:t>
+      </w:r>
+    </w:p>
+    <w:p>
+      <w:pPr>
+        <w:pStyle w:val="EskdText"/>
+        <w:ind w:left="964" w:hanging="255"/>
+      </w:pPr>
+      <w:r>
+        <w:t xml:space="preserve">–</w:t>
+        <w:tab/>
+      </w:r>
+      <w:r>
+        <w:t xml:space="preserve">не разведено 161 соединение из 1140 (86 % разведено). Это выводы FX3, шина настройки MAX2771, часть шины FMC и отводы к островкам питания L5. Freerouting за 18 ч не нашёл для них пути. Их нужно развести вручную в KiCad до выпуска платы (раздел 9).</w:t>
+      </w:r>
+    </w:p>
+    <w:p>
+      <w:pPr>
+        <w:pStyle w:val="EskdText"/>
+      </w:pPr>
+      <w:r>
+        <w:t xml:space="preserve">4.7.5 Высота и масса — </w:t>
+      </w:r>
+      <w:r>
+        <w:rPr>
+          <w:rFonts w:ascii="Courier New" w:hAnsi="Courier New" w:cs="Courier New" w:eastAsia="Courier New"/>
+        </w:rPr>
+        <w:t xml:space="preserve">sim/mech_budget.py</w:t>
+      </w:r>
+      <w:r>
+        <w:t xml:space="preserve">, результаты — </w:t>
+      </w:r>
+      <w:r>
+        <w:rPr>
+          <w:rFonts w:ascii="Courier New" w:hAnsi="Courier New" w:cs="Courier New" w:eastAsia="Courier New"/>
+        </w:rPr>
+        <w:t xml:space="preserve">sim/out/mech.md</w:t>
+      </w:r>
+      <w:r>
+        <w:t xml:space="preserve">. Высоты компонентов — по трёхмерным моделям, массы — по типам корпусов.</w:t>
+      </w:r>
+    </w:p>
+    <w:tbl>
+      <w:tblPr>
+        <w:tblW w:w="9921" w:type="dxa"/>
+        <w:tblInd w:w="0" w:type="dxa"/>
+        <w:tblBorders>
+          <w:top w:val="single" w:sz="4" w:space="0" w:color="000000"/>
+          <w:left w:val="single" w:sz="4" w:space="0" w:color="000000"/>
+          <w:bottom w:val="single" w:sz="4" w:space="0" w:color="000000"/>
+          <w:right w:val="single" w:sz="4" w:space="0" w:color="000000"/>
+          <w:insideH w:val="single" w:sz="4" w:space="0" w:color="000000"/>
+          <w:insideV w:val="single" w:sz="4" w:space="0" w:color="000000"/>
+        </w:tblBorders>
+        <w:tblLayout w:type="fixed"/>
+        <w:tblCellMar>
+          <w:top w:w="28" w:type="dxa"/>
+          <w:left w:w="85" w:type="dxa"/>
+          <w:bottom w:w="28" w:type="dxa"/>
+          <w:right w:w="85" w:type="dxa"/>
+        </w:tblCellMar>
+        <w:tblLook w:val="0000" w:firstRow="0" w:lastRow="0" w:firstColumn="0" w:lastColumn="0" w:noHBand="1" w:noVBand="1"/>
+      </w:tblPr>
+      <w:tblGrid>
+        <w:gridCol w:w="1521"/>
+        <w:gridCol w:w="869"/>
+        <w:gridCol w:w="869"/>
+        <w:gridCol w:w="6662"/>
+      </w:tblGrid>
+      <w:tr>
+        <w:trPr>
+          <w:cantSplit/>
+          <w:tblHeader/>
+        </w:trPr>
+        <w:tc>
+          <w:tcPr>
+            <w:tcW w:w="1521" w:type="dxa"/>
+            <w:vAlign w:val="center"/>
+          </w:tcPr>
+          <w:p>
+            <w:pPr>
+              <w:spacing w:before="0" w:after="0" w:line="240" w:lineRule="auto"/>
+              <w:ind w:left="0" w:right="0" w:firstLine="0"/>
+              <w:jc w:val="center"/>
+              <w:rPr>
+                <w:sz w:val="18"/>
+                <w:szCs w:val="18"/>
+              </w:rPr>
+            </w:pPr>
+            <w:r>
+              <w:rPr>
+                <w:sz w:val="18"/>
+                <w:szCs w:val="18"/>
+              </w:rPr>
+              <w:t xml:space="preserve">Параметр</w:t>
+            </w:r>
+          </w:p>
+        </w:tc>
+        <w:tc>
+          <w:tcPr>
+            <w:tcW w:w="869" w:type="dxa"/>
+            <w:vAlign w:val="center"/>
+          </w:tcPr>
+          <w:p>
+            <w:pPr>
+              <w:spacing w:before="0" w:after="0" w:line="240" w:lineRule="auto"/>
+              <w:ind w:left="0" w:right="0" w:firstLine="0"/>
+              <w:jc w:val="center"/>
+              <w:rPr>
+                <w:sz w:val="18"/>
+                <w:szCs w:val="18"/>
+              </w:rPr>
+            </w:pPr>
+            <w:r>
+              <w:rPr>
+                <w:sz w:val="18"/>
+                <w:szCs w:val="18"/>
+              </w:rPr>
+              <w:t xml:space="preserve">Значение</w:t>
+            </w:r>
+          </w:p>
+        </w:tc>
+        <w:tc>
+          <w:tcPr>
+            <w:tcW w:w="869" w:type="dxa"/>
+            <w:vAlign w:val="center"/>
+          </w:tcPr>
+          <w:p>
+            <w:pPr>
+              <w:spacing w:before="0" w:after="0" w:line="240" w:lineRule="auto"/>
+              <w:ind w:left="0" w:right="0" w:firstLine="0"/>
+              <w:jc w:val="center"/>
+              <w:rPr>
+                <w:sz w:val="18"/>
+                <w:szCs w:val="18"/>
+              </w:rPr>
+            </w:pPr>
+            <w:r>
+              <w:rPr>
+                <w:sz w:val="18"/>
+                <w:szCs w:val="18"/>
+              </w:rPr>
+              <w:t xml:space="preserve">Норма ТЗ</w:t>
+            </w:r>
+          </w:p>
+        </w:tc>
+        <w:tc>
+          <w:tcPr>
+            <w:tcW w:w="6662" w:type="dxa"/>
+            <w:vAlign w:val="center"/>
+          </w:tcPr>
+          <w:p>
+            <w:pPr>
+              <w:spacing w:before="0" w:after="0" w:line="240" w:lineRule="auto"/>
+              <w:ind w:left="0" w:right="0" w:firstLine="0"/>
+              <w:jc w:val="center"/>
+              <w:rPr>
+                <w:sz w:val="18"/>
+                <w:szCs w:val="18"/>
+              </w:rPr>
+            </w:pPr>
+            <w:r>
+              <w:rPr>
+                <w:sz w:val="18"/>
+                <w:szCs w:val="18"/>
+              </w:rPr>
+              <w:t xml:space="preserve">Состав</w:t>
+            </w:r>
+          </w:p>
+        </w:tc>
+      </w:tr>
+      <w:tr>
+        <w:trPr>
+          <w:cantSplit/>
+        </w:trPr>
+        <w:tc>
+          <w:tcPr>
+            <w:tcW w:w="1521" w:type="dxa"/>
+            <w:vAlign w:val="center"/>
+          </w:tcPr>
+          <w:p>
+            <w:pPr>
+              <w:spacing w:before="0" w:after="0" w:line="240" w:lineRule="auto"/>
+              <w:ind w:left="0" w:right="0" w:firstLine="0"/>
+              <w:jc w:val="left"/>
+              <w:rPr>
+                <w:sz w:val="18"/>
+                <w:szCs w:val="18"/>
+              </w:rPr>
+            </w:pPr>
+            <w:r>
+              <w:rPr>
+                <w:sz w:val="18"/>
+                <w:szCs w:val="18"/>
+              </w:rPr>
+              <w:t xml:space="preserve">Высота</w:t>
+            </w:r>
+          </w:p>
+        </w:tc>
+        <w:tc>
+          <w:tcPr>
+            <w:tcW w:w="869" w:type="dxa"/>
+            <w:vAlign w:val="center"/>
+          </w:tcPr>
+          <w:p>
+            <w:pPr>
+              <w:spacing w:before="0" w:after="0" w:line="240" w:lineRule="auto"/>
+              <w:ind w:left="0" w:right="0" w:firstLine="0"/>
+              <w:jc w:val="left"/>
+              <w:rPr>
+                <w:sz w:val="18"/>
+                <w:szCs w:val="18"/>
+              </w:rPr>
+            </w:pPr>
+            <w:r>
+              <w:rPr>
+                <w:sz w:val="18"/>
+                <w:szCs w:val="18"/>
+              </w:rPr>
+              <w:t xml:space="preserve">9,90 мм</w:t>
+            </w:r>
+          </w:p>
+        </w:tc>
+        <w:tc>
+          <w:tcPr>
+            <w:tcW w:w="869" w:type="dxa"/>
+            <w:vAlign w:val="center"/>
+          </w:tcPr>
+          <w:p>
+            <w:pPr>
+              <w:spacing w:before="0" w:after="0" w:line="240" w:lineRule="auto"/>
+              <w:ind w:left="0" w:right="0" w:firstLine="0"/>
+              <w:jc w:val="left"/>
+              <w:rPr>
+                <w:sz w:val="18"/>
+                <w:szCs w:val="18"/>
+              </w:rPr>
+            </w:pPr>
+            <w:r>
+              <w:rPr>
+                <w:sz w:val="18"/>
+                <w:szCs w:val="18"/>
+              </w:rPr>
+              <w:t xml:space="preserve">12 мм</w:t>
+            </w:r>
+          </w:p>
+        </w:tc>
+        <w:tc>
+          <w:tcPr>
+            <w:tcW w:w="6662" w:type="dxa"/>
+            <w:vAlign w:val="center"/>
+          </w:tcPr>
+          <w:p>
+            <w:pPr>
+              <w:spacing w:before="0" w:after="0" w:line="240" w:lineRule="auto"/>
+              <w:ind w:left="0" w:right="0" w:firstLine="0"/>
+              <w:jc w:val="left"/>
+              <w:rPr>
+                <w:sz w:val="18"/>
+                <w:szCs w:val="18"/>
+              </w:rPr>
+            </w:pPr>
+            <w:r>
+              <w:rPr>
+                <w:sz w:val="18"/>
+                <w:szCs w:val="18"/>
+              </w:rPr>
+              <w:t xml:space="preserve">вилка X4 6,08 + плата 1,60 + VD3 на нижней стороне 2,22</w:t>
+            </w:r>
+          </w:p>
+        </w:tc>
+      </w:tr>
+      <w:tr>
+        <w:trPr>
+          <w:cantSplit/>
+        </w:trPr>
+        <w:tc>
+          <w:tcPr>
+            <w:tcW w:w="1521" w:type="dxa"/>
+            <w:vAlign w:val="center"/>
+          </w:tcPr>
+          <w:p>
+            <w:pPr>
+              <w:spacing w:before="0" w:after="0" w:line="240" w:lineRule="auto"/>
+              <w:ind w:left="0" w:right="0" w:firstLine="0"/>
+              <w:jc w:val="left"/>
+              <w:rPr>
+                <w:sz w:val="18"/>
+                <w:szCs w:val="18"/>
+              </w:rPr>
+            </w:pPr>
+            <w:r>
+              <w:rPr>
+                <w:sz w:val="18"/>
+                <w:szCs w:val="18"/>
+              </w:rPr>
+              <w:t xml:space="preserve">Масса без корпуса</w:t>
+            </w:r>
+          </w:p>
+        </w:tc>
+        <w:tc>
+          <w:tcPr>
+            <w:tcW w:w="869" w:type="dxa"/>
+            <w:vAlign w:val="center"/>
+          </w:tcPr>
+          <w:p>
+            <w:pPr>
+              <w:spacing w:before="0" w:after="0" w:line="240" w:lineRule="auto"/>
+              <w:ind w:left="0" w:right="0" w:firstLine="0"/>
+              <w:jc w:val="left"/>
+              <w:rPr>
+                <w:sz w:val="18"/>
+                <w:szCs w:val="18"/>
+              </w:rPr>
+            </w:pPr>
+            <w:r>
+              <w:rPr>
+                <w:sz w:val="18"/>
+                <w:szCs w:val="18"/>
+              </w:rPr>
+              <w:t xml:space="preserve">56,7 г</w:t>
+            </w:r>
+          </w:p>
+        </w:tc>
+        <w:tc>
+          <w:tcPr>
+            <w:tcW w:w="869" w:type="dxa"/>
+            <w:vAlign w:val="center"/>
+          </w:tcPr>
+          <w:p>
+            <w:pPr>
+              <w:spacing w:before="0" w:after="0" w:line="240" w:lineRule="auto"/>
+              <w:ind w:left="0" w:right="0" w:firstLine="0"/>
+              <w:jc w:val="left"/>
+              <w:rPr>
+                <w:sz w:val="18"/>
+                <w:szCs w:val="18"/>
+              </w:rPr>
+            </w:pPr>
+            <w:r>
+              <w:rPr>
+                <w:sz w:val="18"/>
+                <w:szCs w:val="18"/>
+              </w:rPr>
+              <w:t xml:space="preserve">80 г</w:t>
+            </w:r>
+          </w:p>
+        </w:tc>
+        <w:tc>
+          <w:tcPr>
+            <w:tcW w:w="6662" w:type="dxa"/>
+            <w:vAlign w:val="center"/>
+          </w:tcPr>
+          <w:p>
+            <w:pPr>
+              <w:spacing w:before="0" w:after="0" w:line="240" w:lineRule="auto"/>
+              <w:ind w:left="0" w:right="0" w:firstLine="0"/>
+              <w:jc w:val="left"/>
+              <w:rPr>
+                <w:sz w:val="18"/>
+                <w:szCs w:val="18"/>
+              </w:rPr>
+            </w:pPr>
+            <w:r>
+              <w:rPr>
+                <w:sz w:val="18"/>
+                <w:szCs w:val="18"/>
+              </w:rPr>
+              <w:t xml:space="preserve">плата 31,2; разъёмы SMA 10,5; экраны 4,6; прочие разъёмы 3,9; компоненты 5,5; припой 1,0</w:t>
+            </w:r>
+          </w:p>
+        </w:tc>
+      </w:tr>
+    </w:tbl>
+    <w:p>
+      <w:pPr>
+        <w:spacing w:before="0" w:after="0" w:line="80" w:lineRule="exact"/>
+        <w:ind w:left="0" w:right="0" w:firstLine="0"/>
+        <w:rPr>
+          <w:sz w:val="2"/>
+          <w:szCs w:val="2"/>
+        </w:rPr>
+      </w:pPr>
+    </w:p>
+    <w:p>
+      <w:pPr>
+        <w:pStyle w:val="EskdText"/>
+      </w:pPr>
+      <w:r>
+        <w:t xml:space="preserve">4.7.6 ПЛИС, МК и FX3 отводят тепло через теплопроводящие прокладки на выступы крышки корпуса (5.7.2).</w:t>
       </w:r>
     </w:p>
     <w:p>
@@ -9523,7 +10677,94 @@
         <w:pStyle w:val="EskdText"/>
       </w:pPr>
       <w:r>
-        <w:t xml:space="preserve">5.7.2 Тепловой режим при +85 °С:</w:t>
+        <w:t xml:space="preserve">5.7.2 Тепловой режим при +85 °С — тепловая модель платы </w:t>
+      </w:r>
+      <w:r>
+        <w:rPr>
+          <w:rFonts w:ascii="Courier New" w:hAnsi="Courier New" w:cs="Courier New" w:eastAsia="Courier New"/>
+        </w:rPr>
+        <w:t xml:space="preserve">sim/thermal_board.py</w:t>
+      </w:r>
+      <w:r>
+        <w:t xml:space="preserve">, результаты — </w:t>
+      </w:r>
+      <w:r>
+        <w:rPr>
+          <w:rFonts w:ascii="Courier New" w:hAnsi="Courier New" w:cs="Courier New" w:eastAsia="Courier New"/>
+        </w:rPr>
+        <w:t xml:space="preserve">sim/out/thermal.md</w:t>
+      </w:r>
+      <w:r>
+        <w:t xml:space="preserve"> и </w:t>
+      </w:r>
+      <w:r>
+        <w:rPr>
+          <w:rFonts w:ascii="Courier New" w:hAnsi="Courier New" w:cs="Courier New" w:eastAsia="Courier New"/>
+        </w:rPr>
+        <w:t xml:space="preserve">sim/out/thermal.png</w:t>
+      </w:r>
+      <w:r>
+        <w:t xml:space="preserve">. Модель:</w:t>
+      </w:r>
+    </w:p>
+    <w:p>
+      <w:pPr>
+        <w:pStyle w:val="EskdText"/>
+        <w:ind w:left="964" w:hanging="255"/>
+      </w:pPr>
+      <w:r>
+        <w:t xml:space="preserve">–</w:t>
+        <w:tab/>
+      </w:r>
+      <w:r>
+        <w:t xml:space="preserve">плата — пластина 100 × 75 мм; теплопроводность в плоскости — по фактическому заполнению медью каждого из восьми слоёв по файлу платы (L1 81, L2 87, L3 4, L4 87, L5 81, L6 5, L7 87, L8 89 %);</w:t>
+      </w:r>
+    </w:p>
+    <w:p>
+      <w:pPr>
+        <w:pStyle w:val="EskdText"/>
+        <w:ind w:left="964" w:hanging="255"/>
+      </w:pPr>
+      <w:r>
+        <w:t xml:space="preserve">–</w:t>
+        <w:tab/>
+      </w:r>
+      <w:r>
+        <w:t xml:space="preserve">теплоотдача — естественной конвекцией и излучением с обеих сторон к окружению +85 °С;</w:t>
+      </w:r>
+    </w:p>
+    <w:p>
+      <w:pPr>
+        <w:pStyle w:val="EskdText"/>
+        <w:ind w:left="964" w:hanging="255"/>
+      </w:pPr>
+      <w:r>
+        <w:t xml:space="preserve">–</w:t>
+        <w:tab/>
+      </w:r>
+      <w:r>
+        <w:t xml:space="preserve">микросхемы — через тепловое сопротивление кристалл — плата ψJB;</w:t>
+      </w:r>
+    </w:p>
+    <w:p>
+      <w:pPr>
+        <w:pStyle w:val="EskdText"/>
+        <w:ind w:left="964" w:hanging="255"/>
+      </w:pPr>
+      <w:r>
+        <w:t xml:space="preserve">–</w:t>
+        <w:tab/>
+      </w:r>
+      <w:r>
+        <w:t xml:space="preserve">в запас не учитываются крепёжные стойки и поверхность корпусов, разъёмов и экранов.</w:t>
+      </w:r>
+    </w:p>
+    <w:p>
+      <w:pPr>
+        <w:pStyle w:val="EskdText"/>
+      </w:pPr>
+      <w:r>
+        <w:t xml:space="preserve">Первоначальная оценка по θJA из документации изготовителей относилась к одной микросхеме на испытательной плате JEDEC. Она не учитывала, что 3,3 Вт выделяются на одной плате 100 × 75 мм: без отвода тепла средняя температура платы — 101,0 °С.</w:t>
       </w:r>
     </w:p>
     <w:tbl>
@@ -9548,9 +10789,11 @@
         <w:tblLook w:val="0000" w:firstRow="0" w:lastRow="0" w:firstColumn="0" w:lastColumn="0" w:noHBand="1" w:noVBand="1"/>
       </w:tblPr>
       <w:tblGrid>
-        <w:gridCol w:w="827"/>
-        <w:gridCol w:w="2630"/>
-        <w:gridCol w:w="6464"/>
+        <w:gridCol w:w="4177"/>
+        <w:gridCol w:w="1358"/>
+        <w:gridCol w:w="1358"/>
+        <w:gridCol w:w="1357"/>
+        <w:gridCol w:w="1671"/>
       </w:tblGrid>
       <w:tr>
         <w:trPr>
@@ -9559,7 +10802,7 @@
         </w:trPr>
         <w:tc>
           <w:tcPr>
-            <w:tcW w:w="827" w:type="dxa"/>
+            <w:tcW w:w="4177" w:type="dxa"/>
             <w:vAlign w:val="center"/>
           </w:tcPr>
           <w:p>
@@ -9577,13 +10820,13 @@
                 <w:sz w:val="18"/>
                 <w:szCs w:val="18"/>
               </w:rPr>
-              <w:t xml:space="preserve">Элемент</w:t>
-            </w:r>
-          </w:p>
-        </w:tc>
-        <w:tc>
-          <w:tcPr>
-            <w:tcW w:w="2630" w:type="dxa"/>
+              <w:t xml:space="preserve">Вариант (режим USB 3.0)</w:t>
+            </w:r>
+          </w:p>
+        </w:tc>
+        <w:tc>
+          <w:tcPr>
+            <w:tcW w:w="1358" w:type="dxa"/>
             <w:vAlign w:val="center"/>
           </w:tcPr>
           <w:p>
@@ -9601,13 +10844,13 @@
                 <w:sz w:val="18"/>
                 <w:szCs w:val="18"/>
               </w:rPr>
-              <w:t xml:space="preserve">Проблема</w:t>
-            </w:r>
-          </w:p>
-        </w:tc>
-        <w:tc>
-          <w:tcPr>
-            <w:tcW w:w="6464" w:type="dxa"/>
+              <w:t xml:space="preserve">ПЛИС</w:t>
+            </w:r>
+          </w:p>
+        </w:tc>
+        <w:tc>
+          <w:tcPr>
+            <w:tcW w:w="1358" w:type="dxa"/>
             <w:vAlign w:val="center"/>
           </w:tcPr>
           <w:p>
@@ -9625,7 +10868,55 @@
                 <w:sz w:val="18"/>
                 <w:szCs w:val="18"/>
               </w:rPr>
-              <w:t xml:space="preserve">Мера</w:t>
+              <w:t xml:space="preserve">МК</w:t>
+            </w:r>
+          </w:p>
+        </w:tc>
+        <w:tc>
+          <w:tcPr>
+            <w:tcW w:w="1357" w:type="dxa"/>
+            <w:vAlign w:val="center"/>
+          </w:tcPr>
+          <w:p>
+            <w:pPr>
+              <w:spacing w:before="0" w:after="0" w:line="240" w:lineRule="auto"/>
+              <w:ind w:left="0" w:right="0" w:firstLine="0"/>
+              <w:jc w:val="center"/>
+              <w:rPr>
+                <w:sz w:val="18"/>
+                <w:szCs w:val="18"/>
+              </w:rPr>
+            </w:pPr>
+            <w:r>
+              <w:rPr>
+                <w:sz w:val="18"/>
+                <w:szCs w:val="18"/>
+              </w:rPr>
+              <w:t xml:space="preserve">FX3</w:t>
+            </w:r>
+          </w:p>
+        </w:tc>
+        <w:tc>
+          <w:tcPr>
+            <w:tcW w:w="1671" w:type="dxa"/>
+            <w:vAlign w:val="center"/>
+          </w:tcPr>
+          <w:p>
+            <w:pPr>
+              <w:spacing w:before="0" w:after="0" w:line="240" w:lineRule="auto"/>
+              <w:ind w:left="0" w:right="0" w:firstLine="0"/>
+              <w:jc w:val="center"/>
+              <w:rPr>
+                <w:sz w:val="18"/>
+                <w:szCs w:val="18"/>
+              </w:rPr>
+            </w:pPr>
+            <w:r>
+              <w:rPr>
+                <w:sz w:val="18"/>
+                <w:szCs w:val="18"/>
+              </w:rPr>
+              <w:t xml:space="preserve">Плата, макс.</w:t>
             </w:r>
           </w:p>
         </w:tc>
@@ -9636,7 +10927,7 @@
         </w:trPr>
         <w:tc>
           <w:tcPr>
-            <w:tcW w:w="827" w:type="dxa"/>
+            <w:tcW w:w="4177" w:type="dxa"/>
             <w:vAlign w:val="center"/>
           </w:tcPr>
           <w:p>
@@ -9654,13 +10945,13 @@
                 <w:sz w:val="18"/>
                 <w:szCs w:val="18"/>
               </w:rPr>
-              <w:t xml:space="preserve">МК</w:t>
-            </w:r>
-          </w:p>
-        </w:tc>
-        <w:tc>
-          <w:tcPr>
-            <w:tcW w:w="2630" w:type="dxa"/>
+              <w:t xml:space="preserve">Без отвода тепла, МК 480 МГц</w:t>
+            </w:r>
+          </w:p>
+        </w:tc>
+        <w:tc>
+          <w:tcPr>
+            <w:tcW w:w="1358" w:type="dxa"/>
             <w:vAlign w:val="center"/>
           </w:tcPr>
           <w:p>
@@ -9675,16 +10966,18 @@
             </w:pPr>
             <w:r>
               <w:rPr>
-                <w:sz w:val="18"/>
-                <w:szCs w:val="18"/>
-              </w:rPr>
-              <w:t xml:space="preserve">при 480 МГц Tj превышает 105 °С</w:t>
-            </w:r>
-          </w:p>
-        </w:tc>
-        <w:tc>
-          <w:tcPr>
-            <w:tcW w:w="6464" w:type="dxa"/>
+                <w:b/>
+                <w:bCs/>
+                <w:sz w:val="18"/>
+                <w:szCs w:val="18"/>
+              </w:rPr>
+              <w:t xml:space="preserve">109,7</w:t>
+            </w:r>
+          </w:p>
+        </w:tc>
+        <w:tc>
+          <w:tcPr>
+            <w:tcW w:w="1358" w:type="dxa"/>
             <w:vAlign w:val="center"/>
           </w:tcPr>
           <w:p>
@@ -9699,10 +10992,62 @@
             </w:pPr>
             <w:r>
               <w:rPr>
-                <w:sz w:val="18"/>
-                <w:szCs w:val="18"/>
-              </w:rPr>
-              <w:t xml:space="preserve">ПО снижает частоту ядра до 400 МГц при температуре платы выше +70 °С (Tj ≤ 103 °С)</w:t>
+                <w:b/>
+                <w:bCs/>
+                <w:sz w:val="18"/>
+                <w:szCs w:val="18"/>
+              </w:rPr>
+              <w:t xml:space="preserve">117,1</w:t>
+            </w:r>
+          </w:p>
+        </w:tc>
+        <w:tc>
+          <w:tcPr>
+            <w:tcW w:w="1357" w:type="dxa"/>
+            <w:vAlign w:val="center"/>
+          </w:tcPr>
+          <w:p>
+            <w:pPr>
+              <w:spacing w:before="0" w:after="0" w:line="240" w:lineRule="auto"/>
+              <w:ind w:left="0" w:right="0" w:firstLine="0"/>
+              <w:jc w:val="left"/>
+              <w:rPr>
+                <w:sz w:val="18"/>
+                <w:szCs w:val="18"/>
+              </w:rPr>
+            </w:pPr>
+            <w:r>
+              <w:rPr>
+                <w:b/>
+                <w:bCs/>
+                <w:sz w:val="18"/>
+                <w:szCs w:val="18"/>
+              </w:rPr>
+              <w:t xml:space="preserve">109,2</w:t>
+            </w:r>
+          </w:p>
+        </w:tc>
+        <w:tc>
+          <w:tcPr>
+            <w:tcW w:w="1671" w:type="dxa"/>
+            <w:vAlign w:val="center"/>
+          </w:tcPr>
+          <w:p>
+            <w:pPr>
+              <w:spacing w:before="0" w:after="0" w:line="240" w:lineRule="auto"/>
+              <w:ind w:left="0" w:right="0" w:firstLine="0"/>
+              <w:jc w:val="left"/>
+              <w:rPr>
+                <w:sz w:val="18"/>
+                <w:szCs w:val="18"/>
+              </w:rPr>
+            </w:pPr>
+            <w:r>
+              <w:rPr>
+                <w:sz w:val="18"/>
+                <w:szCs w:val="18"/>
+              </w:rPr>
+              <w:t xml:space="preserve">105,3</w:t>
             </w:r>
           </w:p>
         </w:tc>
@@ -9713,7 +11058,7 @@
         </w:trPr>
         <w:tc>
           <w:tcPr>
-            <w:tcW w:w="827" w:type="dxa"/>
+            <w:tcW w:w="4177" w:type="dxa"/>
             <w:vAlign w:val="center"/>
           </w:tcPr>
           <w:p>
@@ -9731,13 +11076,13 @@
                 <w:sz w:val="18"/>
                 <w:szCs w:val="18"/>
               </w:rPr>
-              <w:t xml:space="preserve">ПЛИС</w:t>
-            </w:r>
-          </w:p>
-        </w:tc>
-        <w:tc>
-          <w:tcPr>
-            <w:tcW w:w="2630" w:type="dxa"/>
+              <w:t xml:space="preserve">На крышку только ПЛИС, МК 400 МГц</w:t>
+            </w:r>
+          </w:p>
+        </w:tc>
+        <w:tc>
+          <w:tcPr>
+            <w:tcW w:w="1358" w:type="dxa"/>
             <w:vAlign w:val="center"/>
           </w:tcPr>
           <w:p>
@@ -9755,13 +11100,13 @@
                 <w:sz w:val="18"/>
                 <w:szCs w:val="18"/>
               </w:rPr>
-              <w:t xml:space="preserve">запас всего 3 °С</w:t>
-            </w:r>
-          </w:p>
-        </w:tc>
-        <w:tc>
-          <w:tcPr>
-            <w:tcW w:w="6464" w:type="dxa"/>
+              <w:t xml:space="preserve">92,0</w:t>
+            </w:r>
+          </w:p>
+        </w:tc>
+        <w:tc>
+          <w:tcPr>
+            <w:tcW w:w="1358" w:type="dxa"/>
             <w:vAlign w:val="center"/>
           </w:tcPr>
           <w:p>
@@ -9776,10 +11121,312 @@
             </w:pPr>
             <w:r>
               <w:rPr>
-                <w:sz w:val="18"/>
-                <w:szCs w:val="18"/>
-              </w:rPr>
-              <w:t xml:space="preserve">теплопроводящая прокладка на крышку (θJA ≈ 9 °С/Вт, Tj ≈ 91 °С)</w:t>
+                <w:b/>
+                <w:bCs/>
+                <w:sz w:val="18"/>
+                <w:szCs w:val="18"/>
+              </w:rPr>
+              <w:t xml:space="preserve">107,7</w:t>
+            </w:r>
+          </w:p>
+        </w:tc>
+        <w:tc>
+          <w:tcPr>
+            <w:tcW w:w="1357" w:type="dxa"/>
+            <w:vAlign w:val="center"/>
+          </w:tcPr>
+          <w:p>
+            <w:pPr>
+              <w:spacing w:before="0" w:after="0" w:line="240" w:lineRule="auto"/>
+              <w:ind w:left="0" w:right="0" w:firstLine="0"/>
+              <w:jc w:val="left"/>
+              <w:rPr>
+                <w:sz w:val="18"/>
+                <w:szCs w:val="18"/>
+              </w:rPr>
+            </w:pPr>
+            <w:r>
+              <w:rPr>
+                <w:b/>
+                <w:bCs/>
+                <w:sz w:val="18"/>
+                <w:szCs w:val="18"/>
+              </w:rPr>
+              <w:t xml:space="preserve">104,2</w:t>
+            </w:r>
+          </w:p>
+        </w:tc>
+        <w:tc>
+          <w:tcPr>
+            <w:tcW w:w="1671" w:type="dxa"/>
+            <w:vAlign w:val="center"/>
+          </w:tcPr>
+          <w:p>
+            <w:pPr>
+              <w:spacing w:before="0" w:after="0" w:line="240" w:lineRule="auto"/>
+              <w:ind w:left="0" w:right="0" w:firstLine="0"/>
+              <w:jc w:val="left"/>
+              <w:rPr>
+                <w:sz w:val="18"/>
+                <w:szCs w:val="18"/>
+              </w:rPr>
+            </w:pPr>
+            <w:r>
+              <w:rPr>
+                <w:sz w:val="18"/>
+                <w:szCs w:val="18"/>
+              </w:rPr>
+              <w:t xml:space="preserve">100,3</w:t>
+            </w:r>
+          </w:p>
+        </w:tc>
+      </w:tr>
+      <w:tr>
+        <w:trPr>
+          <w:cantSplit/>
+        </w:trPr>
+        <w:tc>
+          <w:tcPr>
+            <w:tcW w:w="4177" w:type="dxa"/>
+            <w:vAlign w:val="center"/>
+          </w:tcPr>
+          <w:p>
+            <w:pPr>
+              <w:spacing w:before="0" w:after="0" w:line="240" w:lineRule="auto"/>
+              <w:ind w:left="0" w:right="0" w:firstLine="0"/>
+              <w:jc w:val="left"/>
+              <w:rPr>
+                <w:sz w:val="18"/>
+                <w:szCs w:val="18"/>
+              </w:rPr>
+            </w:pPr>
+            <w:r>
+              <w:rPr>
+                <w:sz w:val="18"/>
+                <w:szCs w:val="18"/>
+              </w:rPr>
+              <w:t xml:space="preserve">На крышку ПЛИС, МК и FX3, МК 480 МГц</w:t>
+            </w:r>
+          </w:p>
+        </w:tc>
+        <w:tc>
+          <w:tcPr>
+            <w:tcW w:w="1358" w:type="dxa"/>
+            <w:vAlign w:val="center"/>
+          </w:tcPr>
+          <w:p>
+            <w:pPr>
+              <w:spacing w:before="0" w:after="0" w:line="240" w:lineRule="auto"/>
+              <w:ind w:left="0" w:right="0" w:firstLine="0"/>
+              <w:jc w:val="left"/>
+              <w:rPr>
+                <w:sz w:val="18"/>
+                <w:szCs w:val="18"/>
+              </w:rPr>
+            </w:pPr>
+            <w:r>
+              <w:rPr>
+                <w:sz w:val="18"/>
+                <w:szCs w:val="18"/>
+              </w:rPr>
+              <w:t xml:space="preserve">90,7</w:t>
+            </w:r>
+          </w:p>
+        </w:tc>
+        <w:tc>
+          <w:tcPr>
+            <w:tcW w:w="1358" w:type="dxa"/>
+            <w:vAlign w:val="center"/>
+          </w:tcPr>
+          <w:p>
+            <w:pPr>
+              <w:spacing w:before="0" w:after="0" w:line="240" w:lineRule="auto"/>
+              <w:ind w:left="0" w:right="0" w:firstLine="0"/>
+              <w:jc w:val="left"/>
+              <w:rPr>
+                <w:sz w:val="18"/>
+                <w:szCs w:val="18"/>
+              </w:rPr>
+            </w:pPr>
+            <w:r>
+              <w:rPr>
+                <w:sz w:val="18"/>
+                <w:szCs w:val="18"/>
+              </w:rPr>
+              <w:t xml:space="preserve">92,8</w:t>
+            </w:r>
+          </w:p>
+        </w:tc>
+        <w:tc>
+          <w:tcPr>
+            <w:tcW w:w="1357" w:type="dxa"/>
+            <w:vAlign w:val="center"/>
+          </w:tcPr>
+          <w:p>
+            <w:pPr>
+              <w:spacing w:before="0" w:after="0" w:line="240" w:lineRule="auto"/>
+              <w:ind w:left="0" w:right="0" w:firstLine="0"/>
+              <w:jc w:val="left"/>
+              <w:rPr>
+                <w:sz w:val="18"/>
+                <w:szCs w:val="18"/>
+              </w:rPr>
+            </w:pPr>
+            <w:r>
+              <w:rPr>
+                <w:sz w:val="18"/>
+                <w:szCs w:val="18"/>
+              </w:rPr>
+              <w:t xml:space="preserve">91,3</w:t>
+            </w:r>
+          </w:p>
+        </w:tc>
+        <w:tc>
+          <w:tcPr>
+            <w:tcW w:w="1671" w:type="dxa"/>
+            <w:vAlign w:val="center"/>
+          </w:tcPr>
+          <w:p>
+            <w:pPr>
+              <w:spacing w:before="0" w:after="0" w:line="240" w:lineRule="auto"/>
+              <w:ind w:left="0" w:right="0" w:firstLine="0"/>
+              <w:jc w:val="left"/>
+              <w:rPr>
+                <w:sz w:val="18"/>
+                <w:szCs w:val="18"/>
+              </w:rPr>
+            </w:pPr>
+            <w:r>
+              <w:rPr>
+                <w:sz w:val="18"/>
+                <w:szCs w:val="18"/>
+              </w:rPr>
+              <w:t xml:space="preserve">93,7</w:t>
+            </w:r>
+          </w:p>
+        </w:tc>
+      </w:tr>
+      <w:tr>
+        <w:trPr>
+          <w:cantSplit/>
+        </w:trPr>
+        <w:tc>
+          <w:tcPr>
+            <w:tcW w:w="4177" w:type="dxa"/>
+            <w:vAlign w:val="center"/>
+          </w:tcPr>
+          <w:p>
+            <w:pPr>
+              <w:spacing w:before="0" w:after="0" w:line="240" w:lineRule="auto"/>
+              <w:ind w:left="0" w:right="0" w:firstLine="0"/>
+              <w:jc w:val="left"/>
+              <w:rPr>
+                <w:sz w:val="18"/>
+                <w:szCs w:val="18"/>
+              </w:rPr>
+            </w:pPr>
+            <w:r>
+              <w:rPr>
+                <w:sz w:val="18"/>
+                <w:szCs w:val="18"/>
+              </w:rPr>
+              <w:t xml:space="preserve">Допустимая Tj, °С</w:t>
+            </w:r>
+          </w:p>
+        </w:tc>
+        <w:tc>
+          <w:tcPr>
+            <w:tcW w:w="1358" w:type="dxa"/>
+            <w:vAlign w:val="center"/>
+          </w:tcPr>
+          <w:p>
+            <w:pPr>
+              <w:spacing w:before="0" w:after="0" w:line="240" w:lineRule="auto"/>
+              <w:ind w:left="0" w:right="0" w:firstLine="0"/>
+              <w:jc w:val="left"/>
+              <w:rPr>
+                <w:sz w:val="18"/>
+                <w:szCs w:val="18"/>
+              </w:rPr>
+            </w:pPr>
+            <w:r>
+              <w:rPr>
+                <w:sz w:val="18"/>
+                <w:szCs w:val="18"/>
+              </w:rPr>
+              <w:t xml:space="preserve">100</w:t>
+            </w:r>
+          </w:p>
+        </w:tc>
+        <w:tc>
+          <w:tcPr>
+            <w:tcW w:w="1358" w:type="dxa"/>
+            <w:vAlign w:val="center"/>
+          </w:tcPr>
+          <w:p>
+            <w:pPr>
+              <w:spacing w:before="0" w:after="0" w:line="240" w:lineRule="auto"/>
+              <w:ind w:left="0" w:right="0" w:firstLine="0"/>
+              <w:jc w:val="left"/>
+              <w:rPr>
+                <w:sz w:val="18"/>
+                <w:szCs w:val="18"/>
+              </w:rPr>
+            </w:pPr>
+            <w:r>
+              <w:rPr>
+                <w:sz w:val="18"/>
+                <w:szCs w:val="18"/>
+              </w:rPr>
+              <w:t xml:space="preserve">105</w:t>
+            </w:r>
+          </w:p>
+        </w:tc>
+        <w:tc>
+          <w:tcPr>
+            <w:tcW w:w="1357" w:type="dxa"/>
+            <w:vAlign w:val="center"/>
+          </w:tcPr>
+          <w:p>
+            <w:pPr>
+              <w:spacing w:before="0" w:after="0" w:line="240" w:lineRule="auto"/>
+              <w:ind w:left="0" w:right="0" w:firstLine="0"/>
+              <w:jc w:val="left"/>
+              <w:rPr>
+                <w:sz w:val="18"/>
+                <w:szCs w:val="18"/>
+              </w:rPr>
+            </w:pPr>
+            <w:r>
+              <w:rPr>
+                <w:sz w:val="18"/>
+                <w:szCs w:val="18"/>
+              </w:rPr>
+              <w:t xml:space="preserve">100</w:t>
+            </w:r>
+          </w:p>
+        </w:tc>
+        <w:tc>
+          <w:tcPr>
+            <w:tcW w:w="1671" w:type="dxa"/>
+            <w:vAlign w:val="center"/>
+          </w:tcPr>
+          <w:p>
+            <w:pPr>
+              <w:spacing w:before="0" w:after="0" w:line="240" w:lineRule="auto"/>
+              <w:ind w:left="0" w:right="0" w:firstLine="0"/>
+              <w:jc w:val="left"/>
+              <w:rPr>
+                <w:sz w:val="18"/>
+                <w:szCs w:val="18"/>
+              </w:rPr>
+            </w:pPr>
+            <w:r>
+              <w:rPr>
+                <w:sz w:val="18"/>
+                <w:szCs w:val="18"/>
+              </w:rPr>
+              <w:t xml:space="preserve">—</w:t>
             </w:r>
           </w:p>
         </w:tc>
@@ -9794,6 +11441,66 @@
           <w:szCs w:val="2"/>
         </w:rPr>
       </w:pPr>
+    </w:p>
+    <w:p>
+      <w:pPr>
+        <w:pStyle w:val="EskdText"/>
+      </w:pPr>
+      <w:r>
+        <w:t xml:space="preserve">Меры:</w:t>
+      </w:r>
+    </w:p>
+    <w:p>
+      <w:pPr>
+        <w:pStyle w:val="EskdText"/>
+        <w:ind w:left="964" w:hanging="255"/>
+      </w:pPr>
+      <w:r>
+        <w:t xml:space="preserve">–</w:t>
+        <w:tab/>
+      </w:r>
+      <w:r>
+        <w:t xml:space="preserve">ПЛИС, МК и FX3 (все три — на верхней стороне платы) отводят тепло на выступы крышки корпуса через теплопроводящие прокладки (3 Вт/(м·К), 1 мм). Запас до допустимой Tj — не менее 8,7 °С; если крышка на 10 °С теплее окружающей среды — не менее 1,5 °С (МК на 400 МГц).</w:t>
+      </w:r>
+    </w:p>
+    <w:p>
+      <w:pPr>
+        <w:pStyle w:val="EskdText"/>
+        <w:ind w:left="964" w:hanging="255"/>
+      </w:pPr>
+      <w:r>
+        <w:t xml:space="preserve">–</w:t>
+        <w:tab/>
+      </w:r>
+      <w:r>
+        <w:t xml:space="preserve">Снижение частоты ядра МК до 400 МГц при температуре платы выше +70 °С остаётся резервом.</w:t>
+      </w:r>
+    </w:p>
+    <w:p>
+      <w:pPr>
+        <w:pStyle w:val="EskdText"/>
+        <w:ind w:left="964" w:hanging="255"/>
+      </w:pPr>
+      <w:r>
+        <w:t xml:space="preserve">–</w:t>
+        <w:tab/>
+      </w:r>
+      <w:r>
+        <w:t xml:space="preserve">Стабилизаторы и MAX2771 — Tj не выше 97,1 °С при допустимой 125 °С.</w:t>
+      </w:r>
+    </w:p>
+    <w:p>
+      <w:pPr>
+        <w:pStyle w:val="EskdText"/>
+        <w:ind w:left="964" w:hanging="255"/>
+      </w:pPr>
+      <w:r>
+        <w:t xml:space="preserve">–</w:t>
+        <w:tab/>
+      </w:r>
+      <w:r>
+        <w:t xml:space="preserve">Карта microSD: плата под ней нагревается до 92,7 °С. Нужна карта с рабочим диапазоном до +105 °С (автомобильного исполнения). С картой промышленного исполнения (до +85 °С) запись при температуре среды выше +75 °С не гарантируется.</w:t>
+      </w:r>
     </w:p>
     <w:p>
       <w:pPr>
@@ -12902,10 +14609,10 @@
         <w:tblLook w:val="0000" w:firstRow="0" w:lastRow="0" w:firstColumn="0" w:lastColumn="0" w:noHBand="1" w:noVBand="1"/>
       </w:tblPr>
       <w:tblGrid>
-        <w:gridCol w:w="655"/>
-        <w:gridCol w:w="1986"/>
-        <w:gridCol w:w="6625"/>
-        <w:gridCol w:w="655"/>
+        <w:gridCol w:w="644"/>
+        <w:gridCol w:w="1991"/>
+        <w:gridCol w:w="6642"/>
+        <w:gridCol w:w="644"/>
       </w:tblGrid>
       <w:tr>
         <w:trPr>
@@ -12914,7 +14621,7 @@
         </w:trPr>
         <w:tc>
           <w:tcPr>
-            <w:tcW w:w="655" w:type="dxa"/>
+            <w:tcW w:w="644" w:type="dxa"/>
             <w:vAlign w:val="center"/>
           </w:tcPr>
           <w:p>
@@ -12938,7 +14645,7 @@
         </w:tc>
         <w:tc>
           <w:tcPr>
-            <w:tcW w:w="1986" w:type="dxa"/>
+            <w:tcW w:w="1991" w:type="dxa"/>
             <w:vAlign w:val="center"/>
           </w:tcPr>
           <w:p>
@@ -12962,7 +14669,7 @@
         </w:tc>
         <w:tc>
           <w:tcPr>
-            <w:tcW w:w="6625" w:type="dxa"/>
+            <w:tcW w:w="6642" w:type="dxa"/>
             <w:vAlign w:val="center"/>
           </w:tcPr>
           <w:p>
@@ -12986,7 +14693,7 @@
         </w:tc>
         <w:tc>
           <w:tcPr>
-            <w:tcW w:w="655" w:type="dxa"/>
+            <w:tcW w:w="644" w:type="dxa"/>
             <w:vAlign w:val="center"/>
           </w:tcPr>
           <w:p>
@@ -13015,7 +14722,7 @@
         </w:trPr>
         <w:tc>
           <w:tcPr>
-            <w:tcW w:w="655" w:type="dxa"/>
+            <w:tcW w:w="644" w:type="dxa"/>
             <w:vAlign w:val="center"/>
           </w:tcPr>
           <w:p>
@@ -13039,7 +14746,7 @@
         </w:tc>
         <w:tc>
           <w:tcPr>
-            <w:tcW w:w="1986" w:type="dxa"/>
+            <w:tcW w:w="1991" w:type="dxa"/>
             <w:vAlign w:val="center"/>
           </w:tcPr>
           <w:p>
@@ -13063,7 +14770,7 @@
         </w:tc>
         <w:tc>
           <w:tcPr>
-            <w:tcW w:w="6625" w:type="dxa"/>
+            <w:tcW w:w="6642" w:type="dxa"/>
             <w:vAlign w:val="center"/>
           </w:tcPr>
           <w:p>
@@ -13087,7 +14794,7 @@
         </w:tc>
         <w:tc>
           <w:tcPr>
-            <w:tcW w:w="655" w:type="dxa"/>
+            <w:tcW w:w="644" w:type="dxa"/>
             <w:vAlign w:val="center"/>
           </w:tcPr>
           <w:p>
@@ -13116,7 +14823,7 @@
         </w:trPr>
         <w:tc>
           <w:tcPr>
-            <w:tcW w:w="655" w:type="dxa"/>
+            <w:tcW w:w="644" w:type="dxa"/>
             <w:vAlign w:val="center"/>
           </w:tcPr>
           <w:p>
@@ -13140,7 +14847,7 @@
         </w:tc>
         <w:tc>
           <w:tcPr>
-            <w:tcW w:w="1986" w:type="dxa"/>
+            <w:tcW w:w="1991" w:type="dxa"/>
             <w:vAlign w:val="center"/>
           </w:tcPr>
           <w:p>
@@ -13164,7 +14871,7 @@
         </w:tc>
         <w:tc>
           <w:tcPr>
-            <w:tcW w:w="6625" w:type="dxa"/>
+            <w:tcW w:w="6642" w:type="dxa"/>
             <w:vAlign w:val="center"/>
           </w:tcPr>
           <w:p>
@@ -13182,13 +14889,13 @@
                 <w:sz w:val="18"/>
                 <w:szCs w:val="18"/>
               </w:rPr>
-              <w:t xml:space="preserve">не проверено</w:t>
-            </w:r>
-          </w:p>
-        </w:tc>
-        <w:tc>
-          <w:tcPr>
-            <w:tcW w:w="655" w:type="dxa"/>
+              <w:t xml:space="preserve">выполнено: плата 100×75 мм, высота 9,90 мм, масса 56,7 г</w:t>
+            </w:r>
+          </w:p>
+        </w:tc>
+        <w:tc>
+          <w:tcPr>
+            <w:tcW w:w="644" w:type="dxa"/>
             <w:vAlign w:val="center"/>
           </w:tcPr>
           <w:p>
@@ -13206,7 +14913,7 @@
                 <w:sz w:val="18"/>
                 <w:szCs w:val="18"/>
               </w:rPr>
-              <w:t xml:space="preserve">разводка платы — следующий этап</w:t>
+              <w:t xml:space="preserve">4.7.5</w:t>
             </w:r>
           </w:p>
         </w:tc>
@@ -13217,7 +14924,7 @@
         </w:trPr>
         <w:tc>
           <w:tcPr>
-            <w:tcW w:w="655" w:type="dxa"/>
+            <w:tcW w:w="644" w:type="dxa"/>
             <w:vAlign w:val="center"/>
           </w:tcPr>
           <w:p>
@@ -13241,7 +14948,7 @@
         </w:tc>
         <w:tc>
           <w:tcPr>
-            <w:tcW w:w="1986" w:type="dxa"/>
+            <w:tcW w:w="1991" w:type="dxa"/>
             <w:vAlign w:val="center"/>
           </w:tcPr>
           <w:p>
@@ -13265,7 +14972,7 @@
         </w:tc>
         <w:tc>
           <w:tcPr>
-            <w:tcW w:w="6625" w:type="dxa"/>
+            <w:tcW w:w="6642" w:type="dxa"/>
             <w:vAlign w:val="center"/>
           </w:tcPr>
           <w:p>
@@ -13289,7 +14996,7 @@
         </w:tc>
         <w:tc>
           <w:tcPr>
-            <w:tcW w:w="655" w:type="dxa"/>
+            <w:tcW w:w="644" w:type="dxa"/>
             <w:vAlign w:val="center"/>
           </w:tcPr>
           <w:p>
@@ -13318,7 +15025,7 @@
         </w:trPr>
         <w:tc>
           <w:tcPr>
-            <w:tcW w:w="655" w:type="dxa"/>
+            <w:tcW w:w="644" w:type="dxa"/>
             <w:vAlign w:val="center"/>
           </w:tcPr>
           <w:p>
@@ -13342,7 +15049,7 @@
         </w:tc>
         <w:tc>
           <w:tcPr>
-            <w:tcW w:w="1986" w:type="dxa"/>
+            <w:tcW w:w="1991" w:type="dxa"/>
             <w:vAlign w:val="center"/>
           </w:tcPr>
           <w:p>
@@ -13366,7 +15073,7 @@
         </w:tc>
         <w:tc>
           <w:tcPr>
-            <w:tcW w:w="6625" w:type="dxa"/>
+            <w:tcW w:w="6642" w:type="dxa"/>
             <w:vAlign w:val="center"/>
           </w:tcPr>
           <w:p>
@@ -13390,7 +15097,7 @@
         </w:tc>
         <w:tc>
           <w:tcPr>
-            <w:tcW w:w="655" w:type="dxa"/>
+            <w:tcW w:w="644" w:type="dxa"/>
             <w:vAlign w:val="center"/>
           </w:tcPr>
           <w:p>
@@ -13419,7 +15126,7 @@
         </w:trPr>
         <w:tc>
           <w:tcPr>
-            <w:tcW w:w="655" w:type="dxa"/>
+            <w:tcW w:w="644" w:type="dxa"/>
             <w:vAlign w:val="center"/>
           </w:tcPr>
           <w:p>
@@ -13443,7 +15150,7 @@
         </w:tc>
         <w:tc>
           <w:tcPr>
-            <w:tcW w:w="1986" w:type="dxa"/>
+            <w:tcW w:w="1991" w:type="dxa"/>
             <w:vAlign w:val="center"/>
           </w:tcPr>
           <w:p>
@@ -13467,7 +15174,7 @@
         </w:tc>
         <w:tc>
           <w:tcPr>
-            <w:tcW w:w="6625" w:type="dxa"/>
+            <w:tcW w:w="6642" w:type="dxa"/>
             <w:vAlign w:val="center"/>
           </w:tcPr>
           <w:p>
@@ -13491,7 +15198,7 @@
         </w:tc>
         <w:tc>
           <w:tcPr>
-            <w:tcW w:w="655" w:type="dxa"/>
+            <w:tcW w:w="644" w:type="dxa"/>
             <w:vAlign w:val="center"/>
           </w:tcPr>
           <w:p>
@@ -13520,7 +15227,7 @@
         </w:trPr>
         <w:tc>
           <w:tcPr>
-            <w:tcW w:w="655" w:type="dxa"/>
+            <w:tcW w:w="644" w:type="dxa"/>
             <w:vAlign w:val="center"/>
           </w:tcPr>
           <w:p>
@@ -13544,7 +15251,7 @@
         </w:tc>
         <w:tc>
           <w:tcPr>
-            <w:tcW w:w="1986" w:type="dxa"/>
+            <w:tcW w:w="1991" w:type="dxa"/>
             <w:vAlign w:val="center"/>
           </w:tcPr>
           <w:p>
@@ -13568,7 +15275,7 @@
         </w:tc>
         <w:tc>
           <w:tcPr>
-            <w:tcW w:w="6625" w:type="dxa"/>
+            <w:tcW w:w="6642" w:type="dxa"/>
             <w:vAlign w:val="center"/>
           </w:tcPr>
           <w:p>
@@ -13592,7 +15299,7 @@
         </w:tc>
         <w:tc>
           <w:tcPr>
-            <w:tcW w:w="655" w:type="dxa"/>
+            <w:tcW w:w="644" w:type="dxa"/>
             <w:vAlign w:val="center"/>
           </w:tcPr>
           <w:p>
@@ -13621,7 +15328,7 @@
         </w:trPr>
         <w:tc>
           <w:tcPr>
-            <w:tcW w:w="655" w:type="dxa"/>
+            <w:tcW w:w="644" w:type="dxa"/>
             <w:vAlign w:val="center"/>
           </w:tcPr>
           <w:p>
@@ -13645,7 +15352,7 @@
         </w:tc>
         <w:tc>
           <w:tcPr>
-            <w:tcW w:w="1986" w:type="dxa"/>
+            <w:tcW w:w="1991" w:type="dxa"/>
             <w:vAlign w:val="center"/>
           </w:tcPr>
           <w:p>
@@ -13669,7 +15376,7 @@
         </w:tc>
         <w:tc>
           <w:tcPr>
-            <w:tcW w:w="6625" w:type="dxa"/>
+            <w:tcW w:w="6642" w:type="dxa"/>
             <w:vAlign w:val="center"/>
           </w:tcPr>
           <w:p>
@@ -13693,7 +15400,7 @@
         </w:tc>
         <w:tc>
           <w:tcPr>
-            <w:tcW w:w="655" w:type="dxa"/>
+            <w:tcW w:w="644" w:type="dxa"/>
             <w:vAlign w:val="center"/>
           </w:tcPr>
           <w:p>
@@ -13722,7 +15429,7 @@
         </w:trPr>
         <w:tc>
           <w:tcPr>
-            <w:tcW w:w="655" w:type="dxa"/>
+            <w:tcW w:w="644" w:type="dxa"/>
             <w:vAlign w:val="center"/>
           </w:tcPr>
           <w:p>
@@ -13746,7 +15453,7 @@
         </w:tc>
         <w:tc>
           <w:tcPr>
-            <w:tcW w:w="1986" w:type="dxa"/>
+            <w:tcW w:w="1991" w:type="dxa"/>
             <w:vAlign w:val="center"/>
           </w:tcPr>
           <w:p>
@@ -13770,7 +15477,7 @@
         </w:tc>
         <w:tc>
           <w:tcPr>
-            <w:tcW w:w="6625" w:type="dxa"/>
+            <w:tcW w:w="6642" w:type="dxa"/>
             <w:vAlign w:val="center"/>
           </w:tcPr>
           <w:p>
@@ -13794,7 +15501,7 @@
         </w:tc>
         <w:tc>
           <w:tcPr>
-            <w:tcW w:w="655" w:type="dxa"/>
+            <w:tcW w:w="644" w:type="dxa"/>
             <w:vAlign w:val="center"/>
           </w:tcPr>
           <w:p>
@@ -13823,7 +15530,7 @@
         </w:trPr>
         <w:tc>
           <w:tcPr>
-            <w:tcW w:w="655" w:type="dxa"/>
+            <w:tcW w:w="644" w:type="dxa"/>
             <w:vAlign w:val="center"/>
           </w:tcPr>
           <w:p>
@@ -13847,7 +15554,7 @@
         </w:tc>
         <w:tc>
           <w:tcPr>
-            <w:tcW w:w="1986" w:type="dxa"/>
+            <w:tcW w:w="1991" w:type="dxa"/>
             <w:vAlign w:val="center"/>
           </w:tcPr>
           <w:p>
@@ -13871,7 +15578,7 @@
         </w:tc>
         <w:tc>
           <w:tcPr>
-            <w:tcW w:w="6625" w:type="dxa"/>
+            <w:tcW w:w="6642" w:type="dxa"/>
             <w:vAlign w:val="center"/>
           </w:tcPr>
           <w:p>
@@ -13895,7 +15602,7 @@
         </w:tc>
         <w:tc>
           <w:tcPr>
-            <w:tcW w:w="655" w:type="dxa"/>
+            <w:tcW w:w="644" w:type="dxa"/>
             <w:vAlign w:val="center"/>
           </w:tcPr>
           <w:p>
@@ -13924,7 +15631,7 @@
         </w:trPr>
         <w:tc>
           <w:tcPr>
-            <w:tcW w:w="655" w:type="dxa"/>
+            <w:tcW w:w="644" w:type="dxa"/>
             <w:vAlign w:val="center"/>
           </w:tcPr>
           <w:p>
@@ -13948,7 +15655,7 @@
         </w:tc>
         <w:tc>
           <w:tcPr>
-            <w:tcW w:w="1986" w:type="dxa"/>
+            <w:tcW w:w="1991" w:type="dxa"/>
             <w:vAlign w:val="center"/>
           </w:tcPr>
           <w:p>
@@ -13972,7 +15679,7 @@
         </w:tc>
         <w:tc>
           <w:tcPr>
-            <w:tcW w:w="6625" w:type="dxa"/>
+            <w:tcW w:w="6642" w:type="dxa"/>
             <w:vAlign w:val="center"/>
           </w:tcPr>
           <w:p>
@@ -13996,7 +15703,7 @@
         </w:tc>
         <w:tc>
           <w:tcPr>
-            <w:tcW w:w="655" w:type="dxa"/>
+            <w:tcW w:w="644" w:type="dxa"/>
             <w:vAlign w:val="center"/>
           </w:tcPr>
           <w:p>
@@ -14025,7 +15732,7 @@
         </w:trPr>
         <w:tc>
           <w:tcPr>
-            <w:tcW w:w="655" w:type="dxa"/>
+            <w:tcW w:w="644" w:type="dxa"/>
             <w:vAlign w:val="center"/>
           </w:tcPr>
           <w:p>
@@ -14049,7 +15756,7 @@
         </w:tc>
         <w:tc>
           <w:tcPr>
-            <w:tcW w:w="1986" w:type="dxa"/>
+            <w:tcW w:w="1991" w:type="dxa"/>
             <w:vAlign w:val="center"/>
           </w:tcPr>
           <w:p>
@@ -14073,7 +15780,7 @@
         </w:tc>
         <w:tc>
           <w:tcPr>
-            <w:tcW w:w="6625" w:type="dxa"/>
+            <w:tcW w:w="6642" w:type="dxa"/>
             <w:vAlign w:val="center"/>
           </w:tcPr>
           <w:p>
@@ -14097,7 +15804,7 @@
         </w:tc>
         <w:tc>
           <w:tcPr>
-            <w:tcW w:w="655" w:type="dxa"/>
+            <w:tcW w:w="644" w:type="dxa"/>
             <w:vAlign w:val="center"/>
           </w:tcPr>
           <w:p>
@@ -14126,7 +15833,7 @@
         </w:trPr>
         <w:tc>
           <w:tcPr>
-            <w:tcW w:w="655" w:type="dxa"/>
+            <w:tcW w:w="644" w:type="dxa"/>
             <w:vAlign w:val="center"/>
           </w:tcPr>
           <w:p>
@@ -14150,7 +15857,7 @@
         </w:tc>
         <w:tc>
           <w:tcPr>
-            <w:tcW w:w="1986" w:type="dxa"/>
+            <w:tcW w:w="1991" w:type="dxa"/>
             <w:vAlign w:val="center"/>
           </w:tcPr>
           <w:p>
@@ -14174,7 +15881,7 @@
         </w:tc>
         <w:tc>
           <w:tcPr>
-            <w:tcW w:w="6625" w:type="dxa"/>
+            <w:tcW w:w="6642" w:type="dxa"/>
             <w:vAlign w:val="center"/>
           </w:tcPr>
           <w:p>
@@ -14198,7 +15905,7 @@
         </w:tc>
         <w:tc>
           <w:tcPr>
-            <w:tcW w:w="655" w:type="dxa"/>
+            <w:tcW w:w="644" w:type="dxa"/>
             <w:vAlign w:val="center"/>
           </w:tcPr>
           <w:p>
@@ -14227,7 +15934,7 @@
         </w:trPr>
         <w:tc>
           <w:tcPr>
-            <w:tcW w:w="655" w:type="dxa"/>
+            <w:tcW w:w="644" w:type="dxa"/>
             <w:vAlign w:val="center"/>
           </w:tcPr>
           <w:p>
@@ -14251,7 +15958,7 @@
         </w:tc>
         <w:tc>
           <w:tcPr>
-            <w:tcW w:w="1986" w:type="dxa"/>
+            <w:tcW w:w="1991" w:type="dxa"/>
             <w:vAlign w:val="center"/>
           </w:tcPr>
           <w:p>
@@ -14275,7 +15982,7 @@
         </w:tc>
         <w:tc>
           <w:tcPr>
-            <w:tcW w:w="6625" w:type="dxa"/>
+            <w:tcW w:w="6642" w:type="dxa"/>
             <w:vAlign w:val="center"/>
           </w:tcPr>
           <w:p>
@@ -14299,7 +16006,7 @@
         </w:tc>
         <w:tc>
           <w:tcPr>
-            <w:tcW w:w="655" w:type="dxa"/>
+            <w:tcW w:w="644" w:type="dxa"/>
             <w:vAlign w:val="center"/>
           </w:tcPr>
           <w:p>
@@ -14328,7 +16035,7 @@
         </w:trPr>
         <w:tc>
           <w:tcPr>
-            <w:tcW w:w="655" w:type="dxa"/>
+            <w:tcW w:w="644" w:type="dxa"/>
             <w:vAlign w:val="center"/>
           </w:tcPr>
           <w:p>
@@ -14352,7 +16059,7 @@
         </w:tc>
         <w:tc>
           <w:tcPr>
-            <w:tcW w:w="1986" w:type="dxa"/>
+            <w:tcW w:w="1991" w:type="dxa"/>
             <w:vAlign w:val="center"/>
           </w:tcPr>
           <w:p>
@@ -14376,7 +16083,7 @@
         </w:tc>
         <w:tc>
           <w:tcPr>
-            <w:tcW w:w="6625" w:type="dxa"/>
+            <w:tcW w:w="6642" w:type="dxa"/>
             <w:vAlign w:val="center"/>
           </w:tcPr>
           <w:p>
@@ -14400,7 +16107,7 @@
         </w:tc>
         <w:tc>
           <w:tcPr>
-            <w:tcW w:w="655" w:type="dxa"/>
+            <w:tcW w:w="644" w:type="dxa"/>
             <w:vAlign w:val="center"/>
           </w:tcPr>
           <w:p>
@@ -14429,7 +16136,7 @@
         </w:trPr>
         <w:tc>
           <w:tcPr>
-            <w:tcW w:w="655" w:type="dxa"/>
+            <w:tcW w:w="644" w:type="dxa"/>
             <w:vAlign w:val="center"/>
           </w:tcPr>
           <w:p>
@@ -14453,7 +16160,7 @@
         </w:tc>
         <w:tc>
           <w:tcPr>
-            <w:tcW w:w="1986" w:type="dxa"/>
+            <w:tcW w:w="1991" w:type="dxa"/>
             <w:vAlign w:val="center"/>
           </w:tcPr>
           <w:p>
@@ -14477,7 +16184,7 @@
         </w:tc>
         <w:tc>
           <w:tcPr>
-            <w:tcW w:w="6625" w:type="dxa"/>
+            <w:tcW w:w="6642" w:type="dxa"/>
             <w:vAlign w:val="center"/>
           </w:tcPr>
           <w:p>
@@ -14501,7 +16208,7 @@
         </w:tc>
         <w:tc>
           <w:tcPr>
-            <w:tcW w:w="655" w:type="dxa"/>
+            <w:tcW w:w="644" w:type="dxa"/>
             <w:vAlign w:val="center"/>
           </w:tcPr>
           <w:p>
@@ -14530,7 +16237,7 @@
         </w:trPr>
         <w:tc>
           <w:tcPr>
-            <w:tcW w:w="655" w:type="dxa"/>
+            <w:tcW w:w="644" w:type="dxa"/>
             <w:vAlign w:val="center"/>
           </w:tcPr>
           <w:p>
@@ -14554,7 +16261,7 @@
         </w:tc>
         <w:tc>
           <w:tcPr>
-            <w:tcW w:w="1986" w:type="dxa"/>
+            <w:tcW w:w="1991" w:type="dxa"/>
             <w:vAlign w:val="center"/>
           </w:tcPr>
           <w:p>
@@ -14578,7 +16285,7 @@
         </w:tc>
         <w:tc>
           <w:tcPr>
-            <w:tcW w:w="6625" w:type="dxa"/>
+            <w:tcW w:w="6642" w:type="dxa"/>
             <w:vAlign w:val="center"/>
           </w:tcPr>
           <w:p>
@@ -14602,7 +16309,7 @@
         </w:tc>
         <w:tc>
           <w:tcPr>
-            <w:tcW w:w="655" w:type="dxa"/>
+            <w:tcW w:w="644" w:type="dxa"/>
             <w:vAlign w:val="center"/>
           </w:tcPr>
           <w:p>
@@ -14631,7 +16338,7 @@
         </w:trPr>
         <w:tc>
           <w:tcPr>
-            <w:tcW w:w="655" w:type="dxa"/>
+            <w:tcW w:w="644" w:type="dxa"/>
             <w:vAlign w:val="center"/>
           </w:tcPr>
           <w:p>
@@ -14655,7 +16362,7 @@
         </w:tc>
         <w:tc>
           <w:tcPr>
-            <w:tcW w:w="1986" w:type="dxa"/>
+            <w:tcW w:w="1991" w:type="dxa"/>
             <w:vAlign w:val="center"/>
           </w:tcPr>
           <w:p>
@@ -14679,7 +16386,7 @@
         </w:tc>
         <w:tc>
           <w:tcPr>
-            <w:tcW w:w="6625" w:type="dxa"/>
+            <w:tcW w:w="6642" w:type="dxa"/>
             <w:vAlign w:val="center"/>
           </w:tcPr>
           <w:p>
@@ -14703,7 +16410,7 @@
         </w:tc>
         <w:tc>
           <w:tcPr>
-            <w:tcW w:w="655" w:type="dxa"/>
+            <w:tcW w:w="644" w:type="dxa"/>
             <w:vAlign w:val="center"/>
           </w:tcPr>
           <w:p>
@@ -14732,7 +16439,7 @@
         </w:trPr>
         <w:tc>
           <w:tcPr>
-            <w:tcW w:w="655" w:type="dxa"/>
+            <w:tcW w:w="644" w:type="dxa"/>
             <w:vAlign w:val="center"/>
           </w:tcPr>
           <w:p>
@@ -14756,7 +16463,7 @@
         </w:tc>
         <w:tc>
           <w:tcPr>
-            <w:tcW w:w="1986" w:type="dxa"/>
+            <w:tcW w:w="1991" w:type="dxa"/>
             <w:vAlign w:val="center"/>
           </w:tcPr>
           <w:p>
@@ -14780,7 +16487,7 @@
         </w:tc>
         <w:tc>
           <w:tcPr>
-            <w:tcW w:w="6625" w:type="dxa"/>
+            <w:tcW w:w="6642" w:type="dxa"/>
             <w:vAlign w:val="center"/>
           </w:tcPr>
           <w:p>
@@ -14804,7 +16511,7 @@
         </w:tc>
         <w:tc>
           <w:tcPr>
-            <w:tcW w:w="655" w:type="dxa"/>
+            <w:tcW w:w="644" w:type="dxa"/>
             <w:vAlign w:val="center"/>
           </w:tcPr>
           <w:p>
@@ -14833,7 +16540,7 @@
         </w:trPr>
         <w:tc>
           <w:tcPr>
-            <w:tcW w:w="655" w:type="dxa"/>
+            <w:tcW w:w="644" w:type="dxa"/>
             <w:vAlign w:val="center"/>
           </w:tcPr>
           <w:p>
@@ -14857,7 +16564,7 @@
         </w:tc>
         <w:tc>
           <w:tcPr>
-            <w:tcW w:w="1986" w:type="dxa"/>
+            <w:tcW w:w="1991" w:type="dxa"/>
             <w:vAlign w:val="center"/>
           </w:tcPr>
           <w:p>
@@ -14881,7 +16588,7 @@
         </w:tc>
         <w:tc>
           <w:tcPr>
-            <w:tcW w:w="6625" w:type="dxa"/>
+            <w:tcW w:w="6642" w:type="dxa"/>
             <w:vAlign w:val="center"/>
           </w:tcPr>
           <w:p>
@@ -14905,7 +16612,7 @@
         </w:tc>
         <w:tc>
           <w:tcPr>
-            <w:tcW w:w="655" w:type="dxa"/>
+            <w:tcW w:w="644" w:type="dxa"/>
             <w:vAlign w:val="center"/>
           </w:tcPr>
           <w:p>
@@ -14934,7 +16641,7 @@
         </w:trPr>
         <w:tc>
           <w:tcPr>
-            <w:tcW w:w="655" w:type="dxa"/>
+            <w:tcW w:w="644" w:type="dxa"/>
             <w:vAlign w:val="center"/>
           </w:tcPr>
           <w:p>
@@ -14958,7 +16665,7 @@
         </w:tc>
         <w:tc>
           <w:tcPr>
-            <w:tcW w:w="1986" w:type="dxa"/>
+            <w:tcW w:w="1991" w:type="dxa"/>
             <w:vAlign w:val="center"/>
           </w:tcPr>
           <w:p>
@@ -14982,7 +16689,7 @@
         </w:tc>
         <w:tc>
           <w:tcPr>
-            <w:tcW w:w="6625" w:type="dxa"/>
+            <w:tcW w:w="6642" w:type="dxa"/>
             <w:vAlign w:val="center"/>
           </w:tcPr>
           <w:p>
@@ -15006,7 +16713,7 @@
         </w:tc>
         <w:tc>
           <w:tcPr>
-            <w:tcW w:w="655" w:type="dxa"/>
+            <w:tcW w:w="644" w:type="dxa"/>
             <w:vAlign w:val="center"/>
           </w:tcPr>
           <w:p>
@@ -15035,7 +16742,7 @@
         </w:trPr>
         <w:tc>
           <w:tcPr>
-            <w:tcW w:w="655" w:type="dxa"/>
+            <w:tcW w:w="644" w:type="dxa"/>
             <w:vAlign w:val="center"/>
           </w:tcPr>
           <w:p>
@@ -15059,7 +16766,7 @@
         </w:tc>
         <w:tc>
           <w:tcPr>
-            <w:tcW w:w="1986" w:type="dxa"/>
+            <w:tcW w:w="1991" w:type="dxa"/>
             <w:vAlign w:val="center"/>
           </w:tcPr>
           <w:p>
@@ -15083,7 +16790,7 @@
         </w:tc>
         <w:tc>
           <w:tcPr>
-            <w:tcW w:w="6625" w:type="dxa"/>
+            <w:tcW w:w="6642" w:type="dxa"/>
             <w:vAlign w:val="center"/>
           </w:tcPr>
           <w:p>
@@ -15101,13 +16808,13 @@
                 <w:sz w:val="18"/>
                 <w:szCs w:val="18"/>
               </w:rPr>
-              <w:t xml:space="preserve">выполнено при снижении частоты МК и отводе тепла ПЛИС</w:t>
-            </w:r>
-          </w:p>
-        </w:tc>
-        <w:tc>
-          <w:tcPr>
-            <w:tcW w:w="655" w:type="dxa"/>
+              <w:t xml:space="preserve">выполнено расчётом при отводе тепла ПЛИС, МК и FX3 на крышку корпуса (Tj ПЛИС, МК и FX3 не выше 92,8 °С); карта microSD — исполнения до +105 °С</w:t>
+            </w:r>
+          </w:p>
+        </w:tc>
+        <w:tc>
+          <w:tcPr>
+            <w:tcW w:w="644" w:type="dxa"/>
             <w:vAlign w:val="center"/>
           </w:tcPr>
           <w:p>
@@ -15136,7 +16843,7 @@
         </w:trPr>
         <w:tc>
           <w:tcPr>
-            <w:tcW w:w="655" w:type="dxa"/>
+            <w:tcW w:w="644" w:type="dxa"/>
             <w:vAlign w:val="center"/>
           </w:tcPr>
           <w:p>
@@ -15160,7 +16867,7 @@
         </w:tc>
         <w:tc>
           <w:tcPr>
-            <w:tcW w:w="1986" w:type="dxa"/>
+            <w:tcW w:w="1991" w:type="dxa"/>
             <w:vAlign w:val="center"/>
           </w:tcPr>
           <w:p>
@@ -15184,7 +16891,7 @@
         </w:tc>
         <w:tc>
           <w:tcPr>
-            <w:tcW w:w="6625" w:type="dxa"/>
+            <w:tcW w:w="6642" w:type="dxa"/>
             <w:vAlign w:val="center"/>
           </w:tcPr>
           <w:p>
@@ -15208,7 +16915,7 @@
         </w:tc>
         <w:tc>
           <w:tcPr>
-            <w:tcW w:w="655" w:type="dxa"/>
+            <w:tcW w:w="644" w:type="dxa"/>
             <w:vAlign w:val="center"/>
           </w:tcPr>
           <w:p>
@@ -15237,7 +16944,7 @@
         </w:trPr>
         <w:tc>
           <w:tcPr>
-            <w:tcW w:w="655" w:type="dxa"/>
+            <w:tcW w:w="644" w:type="dxa"/>
             <w:vAlign w:val="center"/>
           </w:tcPr>
           <w:p>
@@ -15261,7 +16968,7 @@
         </w:tc>
         <w:tc>
           <w:tcPr>
-            <w:tcW w:w="1986" w:type="dxa"/>
+            <w:tcW w:w="1991" w:type="dxa"/>
             <w:vAlign w:val="center"/>
           </w:tcPr>
           <w:p>
@@ -15285,7 +16992,7 @@
         </w:tc>
         <w:tc>
           <w:tcPr>
-            <w:tcW w:w="6625" w:type="dxa"/>
+            <w:tcW w:w="6642" w:type="dxa"/>
             <w:vAlign w:val="center"/>
           </w:tcPr>
           <w:p>
@@ -15309,7 +17016,7 @@
         </w:tc>
         <w:tc>
           <w:tcPr>
-            <w:tcW w:w="655" w:type="dxa"/>
+            <w:tcW w:w="644" w:type="dxa"/>
             <w:vAlign w:val="center"/>
           </w:tcPr>
           <w:p>
@@ -15338,7 +17045,7 @@
         </w:trPr>
         <w:tc>
           <w:tcPr>
-            <w:tcW w:w="655" w:type="dxa"/>
+            <w:tcW w:w="644" w:type="dxa"/>
             <w:vAlign w:val="center"/>
           </w:tcPr>
           <w:p>
@@ -15362,7 +17069,7 @@
         </w:tc>
         <w:tc>
           <w:tcPr>
-            <w:tcW w:w="1986" w:type="dxa"/>
+            <w:tcW w:w="1991" w:type="dxa"/>
             <w:vAlign w:val="center"/>
           </w:tcPr>
           <w:p>
@@ -15386,7 +17093,7 @@
         </w:tc>
         <w:tc>
           <w:tcPr>
-            <w:tcW w:w="6625" w:type="dxa"/>
+            <w:tcW w:w="6642" w:type="dxa"/>
             <w:vAlign w:val="center"/>
           </w:tcPr>
           <w:p>
@@ -15410,7 +17117,7 @@
         </w:tc>
         <w:tc>
           <w:tcPr>
-            <w:tcW w:w="655" w:type="dxa"/>
+            <w:tcW w:w="644" w:type="dxa"/>
             <w:vAlign w:val="center"/>
           </w:tcPr>
           <w:p>
@@ -15857,7 +17564,16 @@
         <w:tab/>
       </w:r>
       <w:r>
-        <w:t xml:space="preserve">Разводка печатной платы, проверка габаритов и тепловой модели, изготовление опытного образца.</w:t>
+        <w:t xml:space="preserve">Доразводка платы </w:t>
+      </w:r>
+      <w:r>
+        <w:rPr>
+          <w:rFonts w:ascii="Courier New" w:hAnsi="Courier New" w:cs="Courier New" w:eastAsia="Courier New"/>
+        </w:rPr>
+        <w:t xml:space="preserve">hw/kicad/mgp8.kicad_pcb</w:t>
+      </w:r>
+      <w:r>
+        <w:t xml:space="preserve"> вручную в KiCad: 161 соединение, которое не развёл Freerouting (4.7.4), затем повторная проверка DRC. После этого — изготовление опытного образца; конструкция корпуса с выступами крышки над ПЛИС, МК и FX3; тепловые испытания при +85 °С (проверка модели 5.7.2).</w:t>
       </w:r>
     </w:p>
     <w:p>

--- a/gnss_receiver/kd/ШИВА.468157.001 ПЗ.docx
+++ b/gnss_receiver/kd/ШИВА.468157.001 ПЗ.docx
@@ -4433,7 +4433,7 @@
         <w:tab/>
       </w:r>
       <w:r>
-        <w:t xml:space="preserve">проводников 4951, переходных отверстий 953, общая длина проводников 7,5 м;</w:t>
+        <w:t xml:space="preserve">проводников 5353, переходных отверстий 1030, общая длина проводников 8,4 м;</w:t>
       </w:r>
     </w:p>
     <w:p>
@@ -4446,7 +4446,7 @@
         <w:tab/>
       </w:r>
       <w:r>
-        <w:t xml:space="preserve">проверка DRC в KiCad 10 — ошибок нет, расхождений со схемой нет. Предупреждения: 111 висящих переходов у выводов BGA (отводы к неразведённым цепям) и 3 наложения шелкографии;</w:t>
+        <w:t xml:space="preserve">проверка DRC в KiCad 10 — ошибок нет, расхождений со схемой нет. Предупреждения: 100 висящих переходов у выводов BGA и 3 висящих отрезка (отводы к неразведённым цепям), 3 наложения шелкографии;</w:t>
       </w:r>
     </w:p>
     <w:p>
@@ -4459,7 +4459,7 @@
         <w:tab/>
       </w:r>
       <w:r>
-        <w:t xml:space="preserve">не разведено 161 соединение из 1140 (86 % разведено). Это выводы FX3, шина настройки MAX2771, часть шины FMC и отводы к островкам питания L5. Freerouting за 18 ч не нашёл для них пути. Их нужно развести вручную в KiCad до выпуска платы (раздел 9).</w:t>
+        <w:t xml:space="preserve">не разведено 144 соединения из 1140 (87 % разведено). Это выводы FX3, шина настройки MAX2771, часть шины FMC и отводы к островкам питания L5. Freerouting за 20 ч не нашёл для них пути. Их нужно развести вручную в KiCad до выпуска платы (раздел 9).</w:t>
       </w:r>
     </w:p>
     <w:p>
@@ -4766,7 +4766,7 @@
                 <w:sz w:val="18"/>
                 <w:szCs w:val="18"/>
               </w:rPr>
-              <w:t xml:space="preserve">56,7 г</w:t>
+              <w:t xml:space="preserve">56,6 г</w:t>
             </w:r>
           </w:p>
         </w:tc>
@@ -4814,7 +4814,7 @@
                 <w:sz w:val="18"/>
                 <w:szCs w:val="18"/>
               </w:rPr>
-              <w:t xml:space="preserve">плата 31,2; разъёмы SMA 10,5; экраны 4,6; прочие разъёмы 3,9; компоненты 5,5; припой 1,0</w:t>
+              <w:t xml:space="preserve">плата 31,1; разъёмы SMA 10,5; экраны 4,6; прочие разъёмы 3,9; компоненты 5,5; припой 1,0</w:t>
             </w:r>
           </w:p>
         </w:tc>
@@ -10717,7 +10717,7 @@
         <w:tab/>
       </w:r>
       <w:r>
-        <w:t xml:space="preserve">плата — пластина 100 × 75 мм; теплопроводность в плоскости — по фактическому заполнению медью каждого из восьми слоёв по файлу платы (L1 81, L2 87, L3 4, L4 87, L5 81, L6 5, L7 87, L8 89 %);</w:t>
+        <w:t xml:space="preserve">плата — пластина 100 × 75 мм; теплопроводность в плоскости — по фактическому заполнению медью каждого из восьми слоёв по файлу платы (L1 80, L2 86, L3 4, L4 86, L5 80, L6 6, L7 86, L8 88 %);</w:t>
       </w:r>
     </w:p>
     <w:p>
@@ -10971,7 +10971,7 @@
                 <w:sz w:val="18"/>
                 <w:szCs w:val="18"/>
               </w:rPr>
-              <w:t xml:space="preserve">109,7</w:t>
+              <w:t xml:space="preserve">109,8</w:t>
             </w:r>
           </w:p>
         </w:tc>
@@ -10997,7 +10997,7 @@
                 <w:sz w:val="18"/>
                 <w:szCs w:val="18"/>
               </w:rPr>
-              <w:t xml:space="preserve">117,1</w:t>
+              <w:t xml:space="preserve">117,2</w:t>
             </w:r>
           </w:p>
         </w:tc>
@@ -11023,7 +11023,7 @@
                 <w:sz w:val="18"/>
                 <w:szCs w:val="18"/>
               </w:rPr>
-              <w:t xml:space="preserve">109,2</w:t>
+              <w:t xml:space="preserve">109,3</w:t>
             </w:r>
           </w:p>
         </w:tc>
@@ -11047,7 +11047,7 @@
                 <w:sz w:val="18"/>
                 <w:szCs w:val="18"/>
               </w:rPr>
-              <w:t xml:space="preserve">105,3</w:t>
+              <w:t xml:space="preserve">105,4</w:t>
             </w:r>
           </w:p>
         </w:tc>
@@ -11126,7 +11126,7 @@
                 <w:sz w:val="18"/>
                 <w:szCs w:val="18"/>
               </w:rPr>
-              <w:t xml:space="preserve">107,7</w:t>
+              <w:t xml:space="preserve">107,8</w:t>
             </w:r>
           </w:p>
         </w:tc>
@@ -11152,7 +11152,7 @@
                 <w:sz w:val="18"/>
                 <w:szCs w:val="18"/>
               </w:rPr>
-              <w:t xml:space="preserve">104,2</w:t>
+              <w:t xml:space="preserve">104,3</w:t>
             </w:r>
           </w:p>
         </w:tc>
@@ -14889,7 +14889,7 @@
                 <w:sz w:val="18"/>
                 <w:szCs w:val="18"/>
               </w:rPr>
-              <w:t xml:space="preserve">выполнено: плата 100×75 мм, высота 9,90 мм, масса 56,7 г</w:t>
+              <w:t xml:space="preserve">выполнено: плата 100×75 мм, высота 9,90 мм, масса 56,6 г</w:t>
             </w:r>
           </w:p>
         </w:tc>
@@ -17573,7 +17573,7 @@
         <w:t xml:space="preserve">hw/kicad/mgp8.kicad_pcb</w:t>
       </w:r>
       <w:r>
-        <w:t xml:space="preserve"> вручную в KiCad: 161 соединение, которое не развёл Freerouting (4.7.4), затем повторная проверка DRC. После этого — изготовление опытного образца; конструкция корпуса с выступами крышки над ПЛИС, МК и FX3; тепловые испытания при +85 °С (проверка модели 5.7.2).</w:t>
+        <w:t xml:space="preserve"> вручную в KiCad: 144 соединения, которые не развёл Freerouting (4.7.4), затем повторная проверка DRC. После этого — изготовление опытного образца; конструкция корпуса с выступами крышки над ПЛИС, МК и FX3; тепловые испытания при +85 °С (проверка модели 5.7.2).</w:t>
       </w:r>
     </w:p>
     <w:p>

--- a/gnss_receiver/kd/ШИВА.468157.001 ПЗ.docx
+++ b/gnss_receiver/kd/ШИВА.468157.001 ПЗ.docx
@@ -2296,7 +2296,7 @@
         <w:tab/>
       </w:r>
       <w:r>
-        <w:t xml:space="preserve">захват на ускорителе ПЛИС (4.4.4): загрузка спектра копии, перебор PRN и ячеек доплера, решение по z;</w:t>
+        <w:t xml:space="preserve">захват на ускорителе ПЛИС (4.4.4): загрузка спектра копии, перебор PRN и ячеек доплера, решение по z с подтверждением кандидата на месте пика; второй проход фонового поиска по КА, не найденным по снимкам, с пуском канала в режиме слабого сигнала и проверкой на ложный захват взаимно-корреляционного пика (5.3.4);</w:t>
       </w:r>
     </w:p>
     <w:p>
@@ -2592,7 +2592,7 @@
         <w:pStyle w:val="EskdText"/>
       </w:pPr>
       <w:r>
-        <w:t xml:space="preserve">Размещение и объём (сборка от 16.10.2026):</w:t>
+        <w:t xml:space="preserve">Размещение и объём (сборка от 22.10.2026):</w:t>
       </w:r>
     </w:p>
     <w:tbl>
@@ -2848,7 +2848,7 @@
                 <w:sz w:val="18"/>
                 <w:szCs w:val="18"/>
               </w:rPr>
-              <w:t xml:space="preserve">446 КБ из 1920 КБ</w:t>
+              <w:t xml:space="preserve">451 КБ из 1920 КБ</w:t>
             </w:r>
           </w:p>
         </w:tc>
@@ -3002,7 +3002,7 @@
                 <w:sz w:val="18"/>
                 <w:szCs w:val="18"/>
               </w:rPr>
-              <w:t xml:space="preserve">87 %</w:t>
+              <w:t xml:space="preserve">88 %</w:t>
             </w:r>
           </w:p>
         </w:tc>
@@ -3079,7 +3079,7 @@
                 <w:sz w:val="18"/>
                 <w:szCs w:val="18"/>
               </w:rPr>
-              <w:t xml:space="preserve">87 %</w:t>
+              <w:t xml:space="preserve">97 %</w:t>
             </w:r>
           </w:p>
         </w:tc>
@@ -3186,7 +3186,7 @@
         <w:t xml:space="preserve">tools/stack_check.py</w:t>
       </w:r>
       <w:r>
-        <w:t xml:space="preserve">, поток и по одному обработчику на каждый уровень приоритета с кадрами исключения): 11,8 КБ из 31,5 КБ.</w:t>
+        <w:t xml:space="preserve">, поток и по одному обработчику на каждый уровень приоритета с кадрами исключения): 11,7 КБ из 31,5 КБ.</w:t>
       </w:r>
     </w:p>
     <w:p>
@@ -5858,6 +5858,177 @@
       </w:r>
       <w:r>
         <w:t xml:space="preserve">альманах при тёплом старте.</w:t>
+      </w:r>
+    </w:p>
+    <w:p>
+      <w:pPr>
+        <w:pStyle w:val="EskdText"/>
+      </w:pPr>
+      <w:r>
+        <w:t xml:space="preserve">В фоновом поиске ПО МК (</w:t>
+      </w:r>
+      <w:r>
+        <w:rPr>
+          <w:rFonts w:ascii="Courier New" w:hAnsi="Courier New" w:cs="Courier New" w:eastAsia="Courier New"/>
+        </w:rPr>
+        <w:t xml:space="preserve">app.c</w:t>
+      </w:r>
+      <w:r>
+        <w:t xml:space="preserve">) ускоритель работает вторым проходом. После поиска по снимкам он перебирает КА L1 C/A, не найденные первым проходом, и по найденным пускает канал в режиме слабого сигнала (5.3.5). Один КА — 2,1 с, с подтверждением кандидата — до 3,7 с.</w:t>
+      </w:r>
+    </w:p>
+    <w:p>
+      <w:pPr>
+        <w:pStyle w:val="EskdText"/>
+      </w:pPr>
+      <w:r>
+        <w:t xml:space="preserve">Взаимная корреляция кодов L1 C/A (−21…−24 дБ) мешает решению по одному порогу. При девяти КА 45 дБГц максимум z по отсутствующему PRN составляет 5,3…7,7 и в 30–40 % поисков превышает порог 6,5, но приходится на случайное место. Поэтому каждый кандидат с z ≥ 5,5 подтверждается: накопление 2K периодов повторяется в трёх ячейках доплера (±250 Гц, ≈ 1,6 с). Канал пускается, если максимум снова на месте кандидата (±1 чип с учётом ухода фазы кода по доплеру). У настоящего КА место повторяется с точностью до 0,3 чипа.</w:t>
+      </w:r>
+    </w:p>
+    <w:p>
+      <w:pPr>
+        <w:pStyle w:val="EskdText"/>
+      </w:pPr>
+      <w:r>
+        <w:t xml:space="preserve">Канал, пущенный по ложному кандидату, отсекается двумя путями:</w:t>
+      </w:r>
+    </w:p>
+    <w:p>
+      <w:pPr>
+        <w:pStyle w:val="EskdText"/>
+        <w:ind w:left="964" w:hanging="255"/>
+      </w:pPr>
+      <w:r>
+        <w:t xml:space="preserve">–</w:t>
+        <w:tab/>
+      </w:r>
+      <w:r>
+        <w:t xml:space="preserve">если он не синхронизируется по битам, захват срывается, и через 1 с канал освобождается;</w:t>
+      </w:r>
+    </w:p>
+    <w:p>
+      <w:pPr>
+        <w:pStyle w:val="EskdText"/>
+        <w:ind w:left="964" w:hanging="255"/>
+      </w:pPr>
+      <w:r>
+        <w:t xml:space="preserve">–</w:t>
+        <w:tab/>
+      </w:r>
+      <w:r>
+        <w:t xml:space="preserve">если он синхронизировался по битам сильного КА (устойчивый пик ВКФ), его отсекает проверка после синхронизации: частота канала совпадает с частотой сильного КА + k·1 кГц, а уровень ВКФ соответствует C/N0 канала.</w:t>
+      </w:r>
+    </w:p>
+    <w:p>
+      <w:pPr>
+        <w:pStyle w:val="EskdText"/>
+      </w:pPr>
+      <w:r>
+        <w:t xml:space="preserve">До проверки канал слабого сигнала не даёт измерений. Проверка уровня ВКФ до пуска канала не годится: близ порога C/N0 кандидата по z завышен шумом на 5–9 дБ.</w:t>
+      </w:r>
+    </w:p>
+    <w:p>
+      <w:pPr>
+        <w:pStyle w:val="EskdText"/>
+      </w:pPr>
+      <w:r>
+        <w:t xml:space="preserve">Проверка на имитаторе (</w:t>
+      </w:r>
+      <w:r>
+        <w:rPr>
+          <w:rFonts w:ascii="Courier New" w:hAnsi="Courier New" w:cs="Courier New" w:eastAsia="Courier New"/>
+        </w:rPr>
+        <w:t xml:space="preserve">sw/fw/tests/sim_gps.c</w:t>
+      </w:r>
+      <w:r>
+        <w:t xml:space="preserve">: девять КА 45 дБГц и один 29 дБГц):</w:t>
+      </w:r>
+    </w:p>
+    <w:p>
+      <w:pPr>
+        <w:pStyle w:val="EskdText"/>
+        <w:ind w:left="964" w:hanging="255"/>
+      </w:pPr>
+      <w:r>
+        <w:t xml:space="preserve">–</w:t>
+        <w:tab/>
+      </w:r>
+      <w:r>
+        <w:t xml:space="preserve">КА 29 дБГц пущен в 17 циклах поиска из 25 (≈ 0,7 за цикл), пропущенный ищется в следующем цикле. Подтверждение отвергло один кандидат из 18 найденных на верном месте;</w:t>
+      </w:r>
+    </w:p>
+    <w:p>
+      <w:pPr>
+        <w:pStyle w:val="EskdText"/>
+        <w:ind w:left="964" w:hanging="255"/>
+      </w:pPr>
+      <w:r>
+        <w:t xml:space="preserve">–</w:t>
+        <w:tab/>
+      </w:r>
+      <w:r>
+        <w:t xml:space="preserve">по отсутствующим PRN проверку места прошли 2 кандидата из 36. Оба ложных канала не дали измерений;</w:t>
+      </w:r>
+    </w:p>
+    <w:p>
+      <w:pPr>
+        <w:pStyle w:val="EskdText"/>
+        <w:ind w:left="964" w:hanging="255"/>
+      </w:pPr>
+      <w:r>
+        <w:t xml:space="preserve">–</w:t>
+        <w:tab/>
+      </w:r>
+      <w:r>
+        <w:t xml:space="preserve">сквозная проверка прикладного уровня на модели ПЛИС (</w:t>
+      </w:r>
+      <w:r>
+        <w:rPr>
+          <w:rFonts w:ascii="Courier New" w:hAnsi="Courier New" w:cs="Courier New" w:eastAsia="Courier New"/>
+        </w:rPr>
+        <w:t xml:space="preserve">sw/fw/tests/test_app.c</w:t>
+      </w:r>
+      <w:r>
+        <w:t xml:space="preserve">, 40 с):</w:t>
+      </w:r>
+    </w:p>
+    <w:p>
+      <w:pPr>
+        <w:pStyle w:val="EskdText"/>
+        <w:ind w:left="1247" w:hanging="255"/>
+      </w:pPr>
+      <w:r>
+        <w:t xml:space="preserve">–</w:t>
+        <w:tab/>
+      </w:r>
+      <w:r>
+        <w:t xml:space="preserve">слабый КА пущен по ускорителю через 18,4 с от включения, затем захват фазы, синхронизация по битам и подкадрам;</w:t>
+      </w:r>
+    </w:p>
+    <w:p>
+      <w:pPr>
+        <w:pStyle w:val="EskdText"/>
+        <w:ind w:left="1247" w:hanging="255"/>
+      </w:pPr>
+      <w:r>
+        <w:t xml:space="preserve">–</w:t>
+        <w:tab/>
+      </w:r>
+      <w:r>
+        <w:t xml:space="preserve">8 кандидатов отсутствующих PRN не подтверждены, ложных КА в слежении и измерениях нет;</w:t>
+      </w:r>
+    </w:p>
+    <w:p>
+      <w:pPr>
+        <w:pStyle w:val="EskdText"/>
+        <w:ind w:left="1247" w:hanging="255"/>
+      </w:pPr>
+      <w:r>
+        <w:t xml:space="preserve">–</w:t>
+        <w:tab/>
+      </w:r>
+      <w:r>
+        <w:t xml:space="preserve">19 решений, ошибка координат не более 0,82 м, ошибка 1PPS не более 3,8 нс.</w:t>
       </w:r>
     </w:p>
     <w:p>
@@ -12782,6 +12953,162 @@
                 <w:sz w:val="18"/>
                 <w:szCs w:val="18"/>
               </w:rPr>
+              <w:t xml:space="preserve">Сквозной «ПЧ → ускоритель ПЛИС → слежение», 29 дБГц</w:t>
+            </w:r>
+          </w:p>
+        </w:tc>
+        <w:tc>
+          <w:tcPr>
+            <w:tcW w:w="1400" w:type="dxa"/>
+            <w:vAlign w:val="center"/>
+          </w:tcPr>
+          <w:p>
+            <w:pPr>
+              <w:spacing w:before="0" w:after="0" w:line="240" w:lineRule="auto"/>
+              <w:ind w:left="0" w:right="0" w:firstLine="0"/>
+              <w:jc w:val="left"/>
+              <w:rPr>
+                <w:sz w:val="18"/>
+                <w:szCs w:val="18"/>
+              </w:rPr>
+            </w:pPr>
+            <w:r>
+              <w:rPr>
+                <w:rFonts w:ascii="Courier New" w:hAnsi="Courier New" w:cs="Courier New" w:eastAsia="Courier New"/>
+                <w:sz w:val="18"/>
+                <w:szCs w:val="18"/>
+              </w:rPr>
+              <w:t xml:space="preserve">test_acq_trk</w:t>
+            </w:r>
+          </w:p>
+        </w:tc>
+        <w:tc>
+          <w:tcPr>
+            <w:tcW w:w="6372" w:type="dxa"/>
+            <w:vAlign w:val="center"/>
+          </w:tcPr>
+          <w:p>
+            <w:pPr>
+              <w:spacing w:before="0" w:after="0" w:line="240" w:lineRule="auto"/>
+              <w:ind w:left="0" w:right="0" w:firstLine="0"/>
+              <w:jc w:val="left"/>
+              <w:rPr>
+                <w:sz w:val="18"/>
+                <w:szCs w:val="18"/>
+              </w:rPr>
+            </w:pPr>
+            <w:r>
+              <w:rPr>
+                <w:sz w:val="18"/>
+                <w:szCs w:val="18"/>
+              </w:rPr>
+              <w:t xml:space="preserve">обнаружен с первой попытки (z = 8,7), фаза кода — 0,08 чипа; захват фазы через 0,85 с после пуска; СКО частоты 0,52 Гц, фазы кода 0,008 чипа; ошибок в битах 0 из 250</w:t>
+            </w:r>
+          </w:p>
+        </w:tc>
+      </w:tr>
+      <w:tr>
+        <w:trPr>
+          <w:cantSplit/>
+        </w:trPr>
+        <w:tc>
+          <w:tcPr>
+            <w:tcW w:w="2149" w:type="dxa"/>
+            <w:vAlign w:val="center"/>
+          </w:tcPr>
+          <w:p>
+            <w:pPr>
+              <w:spacing w:before="0" w:after="0" w:line="240" w:lineRule="auto"/>
+              <w:ind w:left="0" w:right="0" w:firstLine="0"/>
+              <w:jc w:val="left"/>
+              <w:rPr>
+                <w:sz w:val="18"/>
+                <w:szCs w:val="18"/>
+              </w:rPr>
+            </w:pPr>
+            <w:r>
+              <w:rPr>
+                <w:sz w:val="18"/>
+                <w:szCs w:val="18"/>
+              </w:rPr>
+              <w:t xml:space="preserve">Сквозной «ПЧ → координаты» с ускорителем в фоновом поиске, 29 дБГц</w:t>
+            </w:r>
+          </w:p>
+        </w:tc>
+        <w:tc>
+          <w:tcPr>
+            <w:tcW w:w="1400" w:type="dxa"/>
+            <w:vAlign w:val="center"/>
+          </w:tcPr>
+          <w:p>
+            <w:pPr>
+              <w:spacing w:before="0" w:after="0" w:line="240" w:lineRule="auto"/>
+              <w:ind w:left="0" w:right="0" w:firstLine="0"/>
+              <w:jc w:val="left"/>
+              <w:rPr>
+                <w:sz w:val="18"/>
+                <w:szCs w:val="18"/>
+              </w:rPr>
+            </w:pPr>
+            <w:r>
+              <w:rPr>
+                <w:rFonts w:ascii="Courier New" w:hAnsi="Courier New" w:cs="Courier New" w:eastAsia="Courier New"/>
+                <w:sz w:val="18"/>
+                <w:szCs w:val="18"/>
+              </w:rPr>
+              <w:t xml:space="preserve">test_app</w:t>
+            </w:r>
+          </w:p>
+        </w:tc>
+        <w:tc>
+          <w:tcPr>
+            <w:tcW w:w="6372" w:type="dxa"/>
+            <w:vAlign w:val="center"/>
+          </w:tcPr>
+          <w:p>
+            <w:pPr>
+              <w:spacing w:before="0" w:after="0" w:line="240" w:lineRule="auto"/>
+              <w:ind w:left="0" w:right="0" w:firstLine="0"/>
+              <w:jc w:val="left"/>
+              <w:rPr>
+                <w:sz w:val="18"/>
+                <w:szCs w:val="18"/>
+              </w:rPr>
+            </w:pPr>
+            <w:r>
+              <w:rPr>
+                <w:sz w:val="18"/>
+                <w:szCs w:val="18"/>
+              </w:rPr>
+              <w:t xml:space="preserve">слабый КА пущен по ускорителю через 18,4 с (подтверждение на месте кандидата), синхронизация по битам и подкадрам; 8 кандидатов отсутствующих PRN не подтверждены, ложных КА в слежении и измерениях нет; 19 решений, 0,82 м, 1PPS ≤ 3,8 нс</w:t>
+            </w:r>
+          </w:p>
+        </w:tc>
+      </w:tr>
+      <w:tr>
+        <w:trPr>
+          <w:cantSplit/>
+        </w:trPr>
+        <w:tc>
+          <w:tcPr>
+            <w:tcW w:w="2149" w:type="dxa"/>
+            <w:vAlign w:val="center"/>
+          </w:tcPr>
+          <w:p>
+            <w:pPr>
+              <w:spacing w:before="0" w:after="0" w:line="240" w:lineRule="auto"/>
+              <w:ind w:left="0" w:right="0" w:firstLine="0"/>
+              <w:jc w:val="left"/>
+              <w:rPr>
+                <w:sz w:val="18"/>
+                <w:szCs w:val="18"/>
+              </w:rPr>
+            </w:pPr>
+            <w:r>
+              <w:rPr>
+                <w:sz w:val="18"/>
+                <w:szCs w:val="18"/>
+              </w:rPr>
               <w:t xml:space="preserve">Слежение за слабыми сигналами, повторный захват</w:t>
             </w:r>
           </w:p>
@@ -15192,7 +15519,7 @@
                 <w:sz w:val="18"/>
                 <w:szCs w:val="18"/>
               </w:rPr>
-              <w:t xml:space="preserve">выполнено на модели: захват (ускоритель ПЛИС — 34…67 с; в МК — до 8 мин), повторный захват после перерыва 30 с (0,3 с), слежение по пилоту (21 дБГц)</w:t>
+              <w:t xml:space="preserve">выполнено на модели: захват (ускоритель ПЛИС — 34…67 с, в фоновом поиске ПО МК — с пуском слежения; в МК — до 8 мин), повторный захват после перерыва 30 с (0,3 с), слежение по пилоту (21 дБГц)</w:t>
             </w:r>
           </w:p>
         </w:tc>
@@ -17664,7 +17991,7 @@
         <w:tab/>
       </w:r>
       <w:r>
-        <w:t xml:space="preserve">Захват на пороговом уровне: ускоритель БПФ в ПЛИС реализован и проверен (4.4.4, 5.3.4); остаётся включить его в фоновый поиск ПО МК после неудачного обычного захвата и проверить сквозным тестом «ПЧ → слежение» при 29 дБГц; для E1 и B1I (BOC, код 2046 чипов) — ускоритель с БПФ 4096 точек при свободных ресурсах ПЛИС.</w:t>
+        <w:t xml:space="preserve">Захват на пороговом уровне: ускоритель БПФ в ПЛИС включён в фоновый поиск ПО МК и проверен сквозными тестами «ПЧ → слежение» и «ПЧ → координаты» при 29 дБГц (5.3.4). Остаются втягивание слабого сигнала ГЛОНАСС (символы 10 мс с меандром) и для E1 и B1I (BOC, код 2046 чипов) — ускоритель с БПФ 4096 точек при свободных ресурсах ПЛИС.</w:t>
       </w:r>
     </w:p>
     <w:p>

--- a/gnss_receiver/kd/ШИВА.468157.001 ПЗ.docx
+++ b/gnss_receiver/kd/ШИВА.468157.001 ПЗ.docx
@@ -3690,7 +3690,7 @@
         <w:t xml:space="preserve">hw/kicad/mgp8.kicad_pcb</w:t>
       </w:r>
       <w:r>
-        <w:t xml:space="preserve">. Размещение, трассировка и проверку выполняет сценарий </w:t>
+        <w:t xml:space="preserve">. Размещение, трассировку и проверку выполняет сценарий </w:t>
       </w:r>
       <w:r>
         <w:rPr>
@@ -3699,7 +3699,16 @@
         <w:t xml:space="preserve">hw/gen/pcb.py</w:t>
       </w:r>
       <w:r>
-        <w:t xml:space="preserve"> (KiCad 10, автотрассировщик Freerouting 2.5). Параметры платы:</w:t>
+        <w:t xml:space="preserve"> (KiCad 10, автотрассировщик Freerouting 2.5), доразводку — волновой трассировщик </w:t>
+      </w:r>
+      <w:r>
+        <w:rPr>
+          <w:rFonts w:ascii="Courier New" w:hAnsi="Courier New" w:cs="Courier New" w:eastAsia="Courier New"/>
+        </w:rPr>
+        <w:t xml:space="preserve">hw/gen/pcb_maze.py</w:t>
+      </w:r>
+      <w:r>
+        <w:t xml:space="preserve">. Параметры платы:</w:t>
       </w:r>
     </w:p>
     <w:p>
@@ -3771,8 +3780,8 @@
         <w:tblLook w:val="0000" w:firstRow="0" w:lastRow="0" w:firstColumn="0" w:lastColumn="0" w:noHBand="1" w:noVBand="1"/>
       </w:tblPr>
       <w:tblGrid>
-        <w:gridCol w:w="1362"/>
-        <w:gridCol w:w="8559"/>
+        <w:gridCol w:w="680"/>
+        <w:gridCol w:w="9241"/>
       </w:tblGrid>
       <w:tr>
         <w:trPr>
@@ -3781,7 +3790,7 @@
         </w:trPr>
         <w:tc>
           <w:tcPr>
-            <w:tcW w:w="1362" w:type="dxa"/>
+            <w:tcW w:w="680" w:type="dxa"/>
             <w:vAlign w:val="center"/>
           </w:tcPr>
           <w:p>
@@ -3805,7 +3814,7 @@
         </w:tc>
         <w:tc>
           <w:tcPr>
-            <w:tcW w:w="8559" w:type="dxa"/>
+            <w:tcW w:w="9241" w:type="dxa"/>
             <w:vAlign w:val="center"/>
           </w:tcPr>
           <w:p>
@@ -3834,7 +3843,7 @@
         </w:trPr>
         <w:tc>
           <w:tcPr>
-            <w:tcW w:w="1362" w:type="dxa"/>
+            <w:tcW w:w="680" w:type="dxa"/>
             <w:vAlign w:val="center"/>
           </w:tcPr>
           <w:p>
@@ -3858,7 +3867,7 @@
         </w:tc>
         <w:tc>
           <w:tcPr>
-            <w:tcW w:w="8559" w:type="dxa"/>
+            <w:tcW w:w="9241" w:type="dxa"/>
             <w:vAlign w:val="center"/>
           </w:tcPr>
           <w:p>
@@ -3887,7 +3896,7 @@
         </w:trPr>
         <w:tc>
           <w:tcPr>
-            <w:tcW w:w="1362" w:type="dxa"/>
+            <w:tcW w:w="680" w:type="dxa"/>
             <w:vAlign w:val="center"/>
           </w:tcPr>
           <w:p>
@@ -3905,13 +3914,13 @@
                 <w:sz w:val="18"/>
                 <w:szCs w:val="18"/>
               </w:rPr>
-              <w:t xml:space="preserve">L2, L4, L7</w:t>
-            </w:r>
-          </w:p>
-        </w:tc>
-        <w:tc>
-          <w:tcPr>
-            <w:tcW w:w="8559" w:type="dxa"/>
+              <w:t xml:space="preserve">L2, L7</w:t>
+            </w:r>
+          </w:p>
+        </w:tc>
+        <w:tc>
+          <w:tcPr>
+            <w:tcW w:w="9241" w:type="dxa"/>
             <w:vAlign w:val="center"/>
           </w:tcPr>
           <w:p>
@@ -3940,7 +3949,7 @@
         </w:trPr>
         <w:tc>
           <w:tcPr>
-            <w:tcW w:w="1362" w:type="dxa"/>
+            <w:tcW w:w="680" w:type="dxa"/>
             <w:vAlign w:val="center"/>
           </w:tcPr>
           <w:p>
@@ -3958,13 +3967,13 @@
                 <w:sz w:val="18"/>
                 <w:szCs w:val="18"/>
               </w:rPr>
-              <w:t xml:space="preserve">L3</w:t>
-            </w:r>
-          </w:p>
-        </w:tc>
-        <w:tc>
-          <w:tcPr>
-            <w:tcW w:w="8559" w:type="dxa"/>
+              <w:t xml:space="preserve">L4</w:t>
+            </w:r>
+          </w:p>
+        </w:tc>
+        <w:tc>
+          <w:tcPr>
+            <w:tcW w:w="9241" w:type="dxa"/>
             <w:vAlign w:val="center"/>
           </w:tcPr>
           <w:p>
@@ -3982,7 +3991,7 @@
                 <w:sz w:val="18"/>
                 <w:szCs w:val="18"/>
               </w:rPr>
-              <w:t xml:space="preserve">ВЧ-входы каналов — полосковые линии 0,14 мм между L2 и L4, 50 Ом; тактовые линии АЦП</w:t>
+              <w:t xml:space="preserve">земля; в цифровой зоне — также цифровые цепи доразводки (не под островками ВЧ- и тактового питания L5 и не ближе 0,5 мм к линиям L3)</w:t>
             </w:r>
           </w:p>
         </w:tc>
@@ -3993,7 +4002,7 @@
         </w:trPr>
         <w:tc>
           <w:tcPr>
-            <w:tcW w:w="1362" w:type="dxa"/>
+            <w:tcW w:w="680" w:type="dxa"/>
             <w:vAlign w:val="center"/>
           </w:tcPr>
           <w:p>
@@ -4011,13 +4020,13 @@
                 <w:sz w:val="18"/>
                 <w:szCs w:val="18"/>
               </w:rPr>
-              <w:t xml:space="preserve">L5</w:t>
-            </w:r>
-          </w:p>
-        </w:tc>
-        <w:tc>
-          <w:tcPr>
-            <w:tcW w:w="8559" w:type="dxa"/>
+              <w:t xml:space="preserve">L3</w:t>
+            </w:r>
+          </w:p>
+        </w:tc>
+        <w:tc>
+          <w:tcPr>
+            <w:tcW w:w="9241" w:type="dxa"/>
             <w:vAlign w:val="center"/>
           </w:tcPr>
           <w:p>
@@ -4035,7 +4044,7 @@
                 <w:sz w:val="18"/>
                 <w:szCs w:val="18"/>
               </w:rPr>
-              <w:t xml:space="preserve">питание: островки +3V3_RF1…4, +3V3_CLK, +1V1, +1V2_FX3 в слое +3V3D</w:t>
+              <w:t xml:space="preserve">ВЧ-входы каналов — полосковые линии 0,14 мм между L2 и L4, 50 Ом; тактовые линии АЦП</w:t>
             </w:r>
           </w:p>
         </w:tc>
@@ -4046,7 +4055,7 @@
         </w:trPr>
         <w:tc>
           <w:tcPr>
-            <w:tcW w:w="1362" w:type="dxa"/>
+            <w:tcW w:w="680" w:type="dxa"/>
             <w:vAlign w:val="center"/>
           </w:tcPr>
           <w:p>
@@ -4064,13 +4073,13 @@
                 <w:sz w:val="18"/>
                 <w:szCs w:val="18"/>
               </w:rPr>
-              <w:t xml:space="preserve">L6</w:t>
-            </w:r>
-          </w:p>
-        </w:tc>
-        <w:tc>
-          <w:tcPr>
-            <w:tcW w:w="8559" w:type="dxa"/>
+              <w:t xml:space="preserve">L5</w:t>
+            </w:r>
+          </w:p>
+        </w:tc>
+        <w:tc>
+          <w:tcPr>
+            <w:tcW w:w="9241" w:type="dxa"/>
             <w:vAlign w:val="center"/>
           </w:tcPr>
           <w:p>
@@ -4088,7 +4097,7 @@
                 <w:sz w:val="18"/>
                 <w:szCs w:val="18"/>
               </w:rPr>
-              <w:t xml:space="preserve">сигнальный (выводы BGA, шины)</w:t>
+              <w:t xml:space="preserve">питание: островки +3V3_RF1…4, +3V3_CLK, +1V1, +1V2_FX3 в слое +3V3D</w:t>
             </w:r>
           </w:p>
         </w:tc>
@@ -4099,7 +4108,7 @@
         </w:trPr>
         <w:tc>
           <w:tcPr>
-            <w:tcW w:w="1362" w:type="dxa"/>
+            <w:tcW w:w="680" w:type="dxa"/>
             <w:vAlign w:val="center"/>
           </w:tcPr>
           <w:p>
@@ -4117,13 +4126,66 @@
                 <w:sz w:val="18"/>
                 <w:szCs w:val="18"/>
               </w:rPr>
+              <w:t xml:space="preserve">L6</w:t>
+            </w:r>
+          </w:p>
+        </w:tc>
+        <w:tc>
+          <w:tcPr>
+            <w:tcW w:w="9241" w:type="dxa"/>
+            <w:vAlign w:val="center"/>
+          </w:tcPr>
+          <w:p>
+            <w:pPr>
+              <w:spacing w:before="0" w:after="0" w:line="240" w:lineRule="auto"/>
+              <w:ind w:left="0" w:right="0" w:firstLine="0"/>
+              <w:jc w:val="left"/>
+              <w:rPr>
+                <w:sz w:val="18"/>
+                <w:szCs w:val="18"/>
+              </w:rPr>
+            </w:pPr>
+            <w:r>
+              <w:rPr>
+                <w:sz w:val="18"/>
+                <w:szCs w:val="18"/>
+              </w:rPr>
+              <w:t xml:space="preserve">сигнальный (выводы BGA, шины)</w:t>
+            </w:r>
+          </w:p>
+        </w:tc>
+      </w:tr>
+      <w:tr>
+        <w:trPr>
+          <w:cantSplit/>
+        </w:trPr>
+        <w:tc>
+          <w:tcPr>
+            <w:tcW w:w="680" w:type="dxa"/>
+            <w:vAlign w:val="center"/>
+          </w:tcPr>
+          <w:p>
+            <w:pPr>
+              <w:spacing w:before="0" w:after="0" w:line="240" w:lineRule="auto"/>
+              <w:ind w:left="0" w:right="0" w:firstLine="0"/>
+              <w:jc w:val="left"/>
+              <w:rPr>
+                <w:sz w:val="18"/>
+                <w:szCs w:val="18"/>
+              </w:rPr>
+            </w:pPr>
+            <w:r>
+              <w:rPr>
+                <w:sz w:val="18"/>
+                <w:szCs w:val="18"/>
+              </w:rPr>
               <w:t xml:space="preserve">L8</w:t>
             </w:r>
           </w:p>
         </w:tc>
         <w:tc>
           <w:tcPr>
-            <w:tcW w:w="8559" w:type="dxa"/>
+            <w:tcW w:w="9241" w:type="dxa"/>
             <w:vAlign w:val="center"/>
           </w:tcPr>
           <w:p>
@@ -4188,7 +4250,7 @@
         <w:tab/>
       </w:r>
       <w:r>
-        <w:t xml:space="preserve">ВЧ-линии внутри платы (L3) экранированы двумя землями.</w:t>
+        <w:t xml:space="preserve">ВЧ-линии внутри платы (L3) экранированы двумя землями. Под ними и на 0,5 мм в каждую сторону земля L4 сплошная.</w:t>
       </w:r>
     </w:p>
     <w:p>
@@ -4412,20 +4474,42 @@
         <w:tab/>
       </w:r>
       <w:r>
-        <w:t xml:space="preserve">Земля — сплошные слои L2, L4, L7 и заливки внешних слоёв.</w:t>
+        <w:t xml:space="preserve">Что не развёл Freerouting, доразводит </w:t>
+      </w:r>
+      <w:r>
+        <w:rPr>
+          <w:rFonts w:ascii="Courier New" w:hAnsi="Courier New" w:cs="Courier New" w:eastAsia="Courier New"/>
+        </w:rPr>
+        <w:t xml:space="preserve">hw/gen/pcb_maze.py</w:t>
+      </w:r>
+      <w:r>
+        <w:t xml:space="preserve">: волновой поиск пути на сетке 0,05 мм по слоям L1, L3, L4 (цифровая зона), L6, L8 с правилами классов цепей. Если пути нет, сценарий снимает мешающие проводники других цепей и разводит их заново; когда перекладка не удаётся, всё возвращается как было.</w:t>
       </w:r>
     </w:p>
     <w:p>
       <w:pPr>
         <w:pStyle w:val="EskdText"/>
-      </w:pPr>
-      <w:r>
-        <w:t xml:space="preserve">Итог:</w:t>
+        <w:ind w:left="964" w:hanging="255"/>
+      </w:pPr>
+      <w:r>
+        <w:t xml:space="preserve">–</w:t>
+        <w:tab/>
+      </w:r>
+      <w:r>
+        <w:t xml:space="preserve">Земля — сплошные слои L2, L7, слой L4 и заливки внешних слоёв.</w:t>
       </w:r>
     </w:p>
     <w:p>
       <w:pPr>
         <w:pStyle w:val="EskdText"/>
+      </w:pPr>
+      <w:r>
+        <w:t xml:space="preserve">Итог:</w:t>
+      </w:r>
+    </w:p>
+    <w:p>
+      <w:pPr>
+        <w:pStyle w:val="EskdText"/>
         <w:ind w:left="964" w:hanging="255"/>
       </w:pPr>
       <w:r>
@@ -4433,7 +4517,7 @@
         <w:tab/>
       </w:r>
       <w:r>
-        <w:t xml:space="preserve">проводников 5353, переходных отверстий 1030, общая длина проводников 8,4 м;</w:t>
+        <w:t xml:space="preserve">проводников 8220, переходных отверстий 1233, общая длина проводников 10,5 м;</w:t>
       </w:r>
     </w:p>
     <w:p>
@@ -4446,7 +4530,7 @@
         <w:tab/>
       </w:r>
       <w:r>
-        <w:t xml:space="preserve">проверка DRC в KiCad 10 — ошибок нет, расхождений со схемой нет. Предупреждения: 100 висящих переходов у выводов BGA и 3 висящих отрезка (отводы к неразведённым цепям), 3 наложения шелкографии;</w:t>
+        <w:t xml:space="preserve">проверка DRC в KiCad 10 — ошибок нет, расхождений со схемой нет. Предупреждения: 6 висящих отрезков и 4 висящих перехода (отводы к неразведённым цепям), 3 наложения шелкографии;</w:t>
       </w:r>
     </w:p>
     <w:p>
@@ -4459,7 +4543,67 @@
         <w:tab/>
       </w:r>
       <w:r>
-        <w:t xml:space="preserve">не разведено 144 соединения из 1140 (87 % разведено). Это выводы FX3, шина настройки MAX2771, часть шины FMC и отводы к островкам питания L5. Freerouting за 20 ч не нашёл для них пути. Их нужно развести вручную в KiCad до выпуска платы (раздел 9).</w:t>
+        <w:t xml:space="preserve">не разведено 20 соединений из 1140 (98,2 % разведено):</w:t>
+      </w:r>
+    </w:p>
+    <w:p>
+      <w:pPr>
+        <w:pStyle w:val="EskdText"/>
+        <w:ind w:left="1247" w:hanging="255"/>
+      </w:pPr>
+      <w:r>
+        <w:t xml:space="preserve">–</w:t>
+        <w:tab/>
+      </w:r>
+      <w:r>
+        <w:t xml:space="preserve">16 — линии к верхним рядам шариков ПЛИС DD7: MAX_CSN_B, D, E, G, H; MAX_I0_A, B, D; MAX_I1_B; MAX_Q0_B, G; MAX_Q1_B, C, G; FX3_LOCK_A, B. Все каналы выхода из-под BGA в этих рядах заняты; перекладка всей шины MAX2771 места не освободила;</w:t>
+      </w:r>
+    </w:p>
+    <w:p>
+      <w:pPr>
+        <w:pStyle w:val="EskdText"/>
+        <w:ind w:left="1247" w:hanging="255"/>
+      </w:pPr>
+      <w:r>
+        <w:t xml:space="preserve">–</w:t>
+        <w:tab/>
+      </w:r>
+      <w:r>
+        <w:t xml:space="preserve">SSTX_N (USB 3.0) — нет места для перехода у вывода;</w:t>
+      </w:r>
+    </w:p>
+    <w:p>
+      <w:pPr>
+        <w:pStyle w:val="EskdText"/>
+        <w:ind w:left="1247" w:hanging="255"/>
+      </w:pPr>
+      <w:r>
+        <w:t xml:space="preserve">–</w:t>
+        <w:tab/>
+      </w:r>
+      <w:r>
+        <w:t xml:space="preserve">XTAL_A — путь проходит через зону экрана и ВЧ-линий;</w:t>
+      </w:r>
+    </w:p>
+    <w:p>
+      <w:pPr>
+        <w:pStyle w:val="EskdText"/>
+        <w:ind w:left="1247" w:hanging="255"/>
+      </w:pPr>
+      <w:r>
+        <w:t xml:space="preserve">–</w:t>
+        <w:tab/>
+      </w:r>
+      <w:r>
+        <w:t xml:space="preserve">REF_CMP_R, ANT_IMON_R — длинные цепи через плотную среднюю полосу.</w:t>
+      </w:r>
+    </w:p>
+    <w:p>
+      <w:pPr>
+        <w:pStyle w:val="EskdText"/>
+      </w:pPr>
+      <w:r>
+        <w:t xml:space="preserve">Их нужно развести вручную в KiCad до выпуска платы. Для линий ПЛИС проще переназначить выводы на свободные шарики нижних рядов — с правкой схемы и файла ограничений ПЛИС (раздел 9).</w:t>
       </w:r>
     </w:p>
     <w:p>
@@ -4766,7 +4910,7 @@
                 <w:sz w:val="18"/>
                 <w:szCs w:val="18"/>
               </w:rPr>
-              <w:t xml:space="preserve">56,6 г</w:t>
+              <w:t xml:space="preserve">56,1 г</w:t>
             </w:r>
           </w:p>
         </w:tc>
@@ -4814,7 +4958,7 @@
                 <w:sz w:val="18"/>
                 <w:szCs w:val="18"/>
               </w:rPr>
-              <w:t xml:space="preserve">плата 31,1; разъёмы SMA 10,5; экраны 4,6; прочие разъёмы 3,9; компоненты 5,5; припой 1,0</w:t>
+              <w:t xml:space="preserve">плата 30,6; разъёмы SMA 10,5; экраны 4,6; прочие разъёмы 3,9; компоненты 5,5; припой 1,0</w:t>
             </w:r>
           </w:p>
         </w:tc>
@@ -10888,7 +11032,7 @@
         <w:tab/>
       </w:r>
       <w:r>
-        <w:t xml:space="preserve">плата — пластина 100 × 75 мм; теплопроводность в плоскости — по фактическому заполнению медью каждого из восьми слоёв по файлу платы (L1 80, L2 86, L3 4, L4 86, L5 80, L6 6, L7 86, L8 88 %);</w:t>
+        <w:t xml:space="preserve">плата — пластина 100 × 75 мм; теплопроводность в плоскости — по фактическому заполнению медью каждого из восьми слоёв по файлу платы (L1 77, L2 82, L3 5, L4 81, L5 77, L6 6, L7 82, L8 84 %);</w:t>
       </w:r>
     </w:p>
     <w:p>
@@ -11142,7 +11286,7 @@
                 <w:sz w:val="18"/>
                 <w:szCs w:val="18"/>
               </w:rPr>
-              <w:t xml:space="preserve">109,8</w:t>
+              <w:t xml:space="preserve">110,0</w:t>
             </w:r>
           </w:p>
         </w:tc>
@@ -11168,7 +11312,7 @@
                 <w:sz w:val="18"/>
                 <w:szCs w:val="18"/>
               </w:rPr>
-              <w:t xml:space="preserve">117,2</w:t>
+              <w:t xml:space="preserve">117,5</w:t>
             </w:r>
           </w:p>
         </w:tc>
@@ -11194,7 +11338,7 @@
                 <w:sz w:val="18"/>
                 <w:szCs w:val="18"/>
               </w:rPr>
-              <w:t xml:space="preserve">109,3</w:t>
+              <w:t xml:space="preserve">109,5</w:t>
             </w:r>
           </w:p>
         </w:tc>
@@ -11218,7 +11362,7 @@
                 <w:sz w:val="18"/>
                 <w:szCs w:val="18"/>
               </w:rPr>
-              <w:t xml:space="preserve">105,4</w:t>
+              <w:t xml:space="preserve">105,7</w:t>
             </w:r>
           </w:p>
         </w:tc>
@@ -11271,7 +11415,7 @@
                 <w:sz w:val="18"/>
                 <w:szCs w:val="18"/>
               </w:rPr>
-              <w:t xml:space="preserve">92,0</w:t>
+              <w:t xml:space="preserve">91,9</w:t>
             </w:r>
           </w:p>
         </w:tc>
@@ -11297,7 +11441,7 @@
                 <w:sz w:val="18"/>
                 <w:szCs w:val="18"/>
               </w:rPr>
-              <w:t xml:space="preserve">107,8</w:t>
+              <w:t xml:space="preserve">108,0</w:t>
             </w:r>
           </w:p>
         </w:tc>
@@ -11323,7 +11467,7 @@
                 <w:sz w:val="18"/>
                 <w:szCs w:val="18"/>
               </w:rPr>
-              <w:t xml:space="preserve">104,3</w:t>
+              <w:t xml:space="preserve">104,6</w:t>
             </w:r>
           </w:p>
         </w:tc>
@@ -11347,7 +11491,7 @@
                 <w:sz w:val="18"/>
                 <w:szCs w:val="18"/>
               </w:rPr>
-              <w:t xml:space="preserve">100,3</w:t>
+              <w:t xml:space="preserve">100,6</w:t>
             </w:r>
           </w:p>
         </w:tc>
@@ -11472,7 +11616,7 @@
                 <w:sz w:val="18"/>
                 <w:szCs w:val="18"/>
               </w:rPr>
-              <w:t xml:space="preserve">93,7</w:t>
+              <w:t xml:space="preserve">93,9</w:t>
             </w:r>
           </w:p>
         </w:tc>
@@ -11657,7 +11801,7 @@
         <w:tab/>
       </w:r>
       <w:r>
-        <w:t xml:space="preserve">Стабилизаторы и MAX2771 — Tj не выше 97,1 °С при допустимой 125 °С.</w:t>
+        <w:t xml:space="preserve">Стабилизаторы и MAX2771 — Tj не выше 97,2 °С при допустимой 125 °С.</w:t>
       </w:r>
     </w:p>
     <w:p>
@@ -15216,7 +15360,7 @@
                 <w:sz w:val="18"/>
                 <w:szCs w:val="18"/>
               </w:rPr>
-              <w:t xml:space="preserve">выполнено: плата 100×75 мм, высота 9,90 мм, масса 56,6 г</w:t>
+              <w:t xml:space="preserve">выполнено: плата 100×75 мм, высота 9,90 мм, масса 56,1 г</w:t>
             </w:r>
           </w:p>
         </w:tc>
@@ -17900,7 +18044,16 @@
         <w:t xml:space="preserve">hw/kicad/mgp8.kicad_pcb</w:t>
       </w:r>
       <w:r>
-        <w:t xml:space="preserve"> вручную в KiCad: 144 соединения, которые не развёл Freerouting (4.7.4), затем повторная проверка DRC. После этого — изготовление опытного образца; конструкция корпуса с выступами крышки над ПЛИС, МК и FX3; тепловые испытания при +85 °С (проверка модели 5.7.2).</w:t>
+        <w:t xml:space="preserve"> вручную в KiCad: 20 соединений, которые не развели Freerouting и </w:t>
+      </w:r>
+      <w:r>
+        <w:rPr>
+          <w:rFonts w:ascii="Courier New" w:hAnsi="Courier New" w:cs="Courier New" w:eastAsia="Courier New"/>
+        </w:rPr>
+        <w:t xml:space="preserve">hw/gen/pcb_maze.py</w:t>
+      </w:r>
+      <w:r>
+        <w:t xml:space="preserve"> (4.7.4). Для 16 линий к верхним рядам шариков ПЛИС — переназначение выводов ПЛИС на свободные шарики. Затем повторная проверка DRC. После этого — изготовление опытного образца; конструкция корпуса с выступами крышки над ПЛИС, МК и FX3; тепловые испытания при +85 °С (проверка модели 5.7.2).</w:t>
       </w:r>
     </w:p>
     <w:p>

--- a/gnss_receiver/kd/ШИВА.468157.001 ПЗ.docx
+++ b/gnss_receiver/kd/ШИВА.468157.001 ПЗ.docx
@@ -4474,6 +4474,37 @@
         <w:tab/>
       </w:r>
       <w:r>
+        <w:t xml:space="preserve">Выводы ПЛИС для каналов MAX2771 назначены по положению каналов на плате. ПЛИС повёрнута на −90°: банк 7 обращён вправо, банк 6 — влево. Каналы 5–8 (правый экран) подключены к банку 7, каналы 1–4 (левый экран) — к банку 6, крайний правый канал — первым по порядку выводов. Так шины каналов над ПЛИС не пересекаются (</w:t>
+      </w:r>
+      <w:r>
+        <w:rPr>
+          <w:rFonts w:ascii="Courier New" w:hAnsi="Courier New" w:cs="Courier New" w:eastAsia="Courier New"/>
+        </w:rPr>
+        <w:t xml:space="preserve">hw/gen/design.py</w:t>
+      </w:r>
+      <w:r>
+        <w:t xml:space="preserve">, </w:t>
+      </w:r>
+      <w:r>
+        <w:rPr>
+          <w:rFonts w:ascii="Courier New" w:hAnsi="Courier New" w:cs="Courier New" w:eastAsia="Courier New"/>
+        </w:rPr>
+        <w:t xml:space="preserve">fpga/syn/mgp8.lpf</w:t>
+      </w:r>
+      <w:r>
+        <w:t xml:space="preserve">). При прежнем назначении 16 линий к верхним рядам шариков ПЛИС не находили свободного выхода из-под BGA.</w:t>
+      </w:r>
+    </w:p>
+    <w:p>
+      <w:pPr>
+        <w:pStyle w:val="EskdText"/>
+        <w:ind w:left="964" w:hanging="255"/>
+      </w:pPr>
+      <w:r>
+        <w:t xml:space="preserve">–</w:t>
+        <w:tab/>
+      </w:r>
+      <w:r>
         <w:t xml:space="preserve">Что не развёл Freerouting, доразводит </w:t>
       </w:r>
       <w:r>
@@ -4483,7 +4514,7 @@
         <w:t xml:space="preserve">hw/gen/pcb_maze.py</w:t>
       </w:r>
       <w:r>
-        <w:t xml:space="preserve">: волновой поиск пути на сетке 0,05 мм по слоям L1, L3, L4 (цифровая зона), L6, L8 с правилами классов цепей. Если пути нет, сценарий снимает мешающие проводники других цепей и разводит их заново; когда перекладка не удаётся, всё возвращается как было.</w:t>
+        <w:t xml:space="preserve">: волновой поиск пути на сетке 0,05 мм по слоям L1, L3, L4 (цифровая зона), L6, L8 с правилами классов цепей. Если пути нет, сценарий снимает мешающие проводники других цепей и разводит их заново, а снятые цепи при необходимости сами перекладывают соседей (вложенная перекладка). Когда перекладка не удаётся, всё возвращается как было.</w:t>
       </w:r>
     </w:p>
     <w:p>
@@ -4496,20 +4527,33 @@
         <w:tab/>
       </w:r>
       <w:r>
-        <w:t xml:space="preserve">Земля — сплошные слои L2, L7, слой L4 и заливки внешних слоёв.</w:t>
+        <w:t xml:space="preserve">У нижнего ряда выводов MAX2771 (CSN, Q1, Q0, I0, I1) отвод каждого вывода — короткий отрезок и переход; места переходов подобраны совместно для всего ряда.</w:t>
       </w:r>
     </w:p>
     <w:p>
       <w:pPr>
         <w:pStyle w:val="EskdText"/>
-      </w:pPr>
-      <w:r>
-        <w:t xml:space="preserve">Итог:</w:t>
+        <w:ind w:left="964" w:hanging="255"/>
+      </w:pPr>
+      <w:r>
+        <w:t xml:space="preserve">–</w:t>
+        <w:tab/>
+      </w:r>
+      <w:r>
+        <w:t xml:space="preserve">Земля — сплошные слои L2, L7, слой L4 и заливки внешних слоёв.</w:t>
       </w:r>
     </w:p>
     <w:p>
       <w:pPr>
         <w:pStyle w:val="EskdText"/>
+      </w:pPr>
+      <w:r>
+        <w:t xml:space="preserve">Итог:</w:t>
+      </w:r>
+    </w:p>
+    <w:p>
+      <w:pPr>
+        <w:pStyle w:val="EskdText"/>
         <w:ind w:left="964" w:hanging="255"/>
       </w:pPr>
       <w:r>
@@ -4517,7 +4561,7 @@
         <w:tab/>
       </w:r>
       <w:r>
-        <w:t xml:space="preserve">проводников 8220, переходных отверстий 1233, общая длина проводников 10,5 м;</w:t>
+        <w:t xml:space="preserve">проводников 9303, переходных отверстий 1320, общая длина проводников 10,65 м;</w:t>
       </w:r>
     </w:p>
     <w:p>
@@ -4530,7 +4574,7 @@
         <w:tab/>
       </w:r>
       <w:r>
-        <w:t xml:space="preserve">проверка DRC в KiCad 10 — ошибок нет, расхождений со схемой нет. Предупреждения: 6 висящих отрезков и 4 висящих перехода (отводы к неразведённым цепям), 3 наложения шелкографии;</w:t>
+        <w:t xml:space="preserve">разведены все соединения;</w:t>
       </w:r>
     </w:p>
     <w:p>
@@ -4543,67 +4587,7 @@
         <w:tab/>
       </w:r>
       <w:r>
-        <w:t xml:space="preserve">не разведено 20 соединений из 1140 (98,2 % разведено):</w:t>
-      </w:r>
-    </w:p>
-    <w:p>
-      <w:pPr>
-        <w:pStyle w:val="EskdText"/>
-        <w:ind w:left="1247" w:hanging="255"/>
-      </w:pPr>
-      <w:r>
-        <w:t xml:space="preserve">–</w:t>
-        <w:tab/>
-      </w:r>
-      <w:r>
-        <w:t xml:space="preserve">16 — линии к верхним рядам шариков ПЛИС DD7: MAX_CSN_B, D, E, G, H; MAX_I0_A, B, D; MAX_I1_B; MAX_Q0_B, G; MAX_Q1_B, C, G; FX3_LOCK_A, B. Все каналы выхода из-под BGA в этих рядах заняты; перекладка всей шины MAX2771 места не освободила;</w:t>
-      </w:r>
-    </w:p>
-    <w:p>
-      <w:pPr>
-        <w:pStyle w:val="EskdText"/>
-        <w:ind w:left="1247" w:hanging="255"/>
-      </w:pPr>
-      <w:r>
-        <w:t xml:space="preserve">–</w:t>
-        <w:tab/>
-      </w:r>
-      <w:r>
-        <w:t xml:space="preserve">SSTX_N (USB 3.0) — нет места для перехода у вывода;</w:t>
-      </w:r>
-    </w:p>
-    <w:p>
-      <w:pPr>
-        <w:pStyle w:val="EskdText"/>
-        <w:ind w:left="1247" w:hanging="255"/>
-      </w:pPr>
-      <w:r>
-        <w:t xml:space="preserve">–</w:t>
-        <w:tab/>
-      </w:r>
-      <w:r>
-        <w:t xml:space="preserve">XTAL_A — путь проходит через зону экрана и ВЧ-линий;</w:t>
-      </w:r>
-    </w:p>
-    <w:p>
-      <w:pPr>
-        <w:pStyle w:val="EskdText"/>
-        <w:ind w:left="1247" w:hanging="255"/>
-      </w:pPr>
-      <w:r>
-        <w:t xml:space="preserve">–</w:t>
-        <w:tab/>
-      </w:r>
-      <w:r>
-        <w:t xml:space="preserve">REF_CMP_R, ANT_IMON_R — длинные цепи через плотную среднюю полосу.</w:t>
-      </w:r>
-    </w:p>
-    <w:p>
-      <w:pPr>
-        <w:pStyle w:val="EskdText"/>
-      </w:pPr>
-      <w:r>
-        <w:t xml:space="preserve">Их нужно развести вручную в KiCad до выпуска платы. Для линий ПЛИС проще переназначить выводы на свободные шарики нижних рядов — с правкой схемы и файла ограничений ПЛИС (раздел 9).</w:t>
+        <w:t xml:space="preserve">проверка DRC в KiCad 10 — ошибок нет, расхождений со схемой нет, неразведённых соединений нет. Предупреждения: 14 висящих отрезков и 9 висящих переходов (оставлены: без них соединение разрывается), 3 наложения шелкографии.</w:t>
       </w:r>
     </w:p>
     <w:p>
@@ -4910,7 +4894,7 @@
                 <w:sz w:val="18"/>
                 <w:szCs w:val="18"/>
               </w:rPr>
-              <w:t xml:space="preserve">56,1 г</w:t>
+              <w:t xml:space="preserve">55,9 г</w:t>
             </w:r>
           </w:p>
         </w:tc>
@@ -4958,7 +4942,7 @@
                 <w:sz w:val="18"/>
                 <w:szCs w:val="18"/>
               </w:rPr>
-              <w:t xml:space="preserve">плата 30,6; разъёмы SMA 10,5; экраны 4,6; прочие разъёмы 3,9; компоненты 5,5; припой 1,0</w:t>
+              <w:t xml:space="preserve">плата 30,4; разъёмы SMA 10,5; экраны 4,6; прочие разъёмы 3,9; компоненты 5,5; припой 1,0</w:t>
             </w:r>
           </w:p>
         </w:tc>
@@ -11032,7 +11016,7 @@
         <w:tab/>
       </w:r>
       <w:r>
-        <w:t xml:space="preserve">плата — пластина 100 × 75 мм; теплопроводность в плоскости — по фактическому заполнению медью каждого из восьми слоёв по файлу платы (L1 77, L2 82, L3 5, L4 81, L5 77, L6 6, L7 82, L8 84 %);</w:t>
+        <w:t xml:space="preserve">плата — пластина 100 × 75 мм; теплопроводность в плоскости — по фактическому заполнению медью каждого из восьми слоёв по файлу платы (L1 76, L2 81, L3 5, L4 79, L5 76, L6 6, L7 81, L8 79 %);</w:t>
       </w:r>
     </w:p>
     <w:p>
@@ -11286,7 +11270,7 @@
                 <w:sz w:val="18"/>
                 <w:szCs w:val="18"/>
               </w:rPr>
-              <w:t xml:space="preserve">110,0</w:t>
+              <w:t xml:space="preserve">110,2</w:t>
             </w:r>
           </w:p>
         </w:tc>
@@ -11312,7 +11296,7 @@
                 <w:sz w:val="18"/>
                 <w:szCs w:val="18"/>
               </w:rPr>
-              <w:t xml:space="preserve">117,5</w:t>
+              <w:t xml:space="preserve">117,7</w:t>
             </w:r>
           </w:p>
         </w:tc>
@@ -11338,7 +11322,7 @@
                 <w:sz w:val="18"/>
                 <w:szCs w:val="18"/>
               </w:rPr>
-              <w:t xml:space="preserve">109,5</w:t>
+              <w:t xml:space="preserve">109,6</w:t>
             </w:r>
           </w:p>
         </w:tc>
@@ -11362,7 +11346,7 @@
                 <w:sz w:val="18"/>
                 <w:szCs w:val="18"/>
               </w:rPr>
-              <w:t xml:space="preserve">105,7</w:t>
+              <w:t xml:space="preserve">105,8</w:t>
             </w:r>
           </w:p>
         </w:tc>
@@ -11467,7 +11451,7 @@
                 <w:sz w:val="18"/>
                 <w:szCs w:val="18"/>
               </w:rPr>
-              <w:t xml:space="preserve">104,6</w:t>
+              <w:t xml:space="preserve">104,8</w:t>
             </w:r>
           </w:p>
         </w:tc>
@@ -11491,7 +11475,7 @@
                 <w:sz w:val="18"/>
                 <w:szCs w:val="18"/>
               </w:rPr>
-              <w:t xml:space="preserve">100,6</w:t>
+              <w:t xml:space="preserve">100,9</w:t>
             </w:r>
           </w:p>
         </w:tc>
@@ -11568,7 +11552,7 @@
                 <w:sz w:val="18"/>
                 <w:szCs w:val="18"/>
               </w:rPr>
-              <w:t xml:space="preserve">92,8</w:t>
+              <w:t xml:space="preserve">92,7</w:t>
             </w:r>
           </w:p>
         </w:tc>
@@ -11616,7 +11600,7 @@
                 <w:sz w:val="18"/>
                 <w:szCs w:val="18"/>
               </w:rPr>
-              <w:t xml:space="preserve">93,9</w:t>
+              <w:t xml:space="preserve">94,0</w:t>
             </w:r>
           </w:p>
         </w:tc>
@@ -14849,7 +14833,7 @@
         <w:pStyle w:val="EskdText"/>
       </w:pPr>
       <w:r>
-        <w:t xml:space="preserve">6.2.2 Быстродействие: после размещения и трассировки — 97,59 МГц при требуемых 96 МГц (такт обработки — 4 × 24 МГц), начальное значение размещения 1 (</w:t>
+        <w:t xml:space="preserve">6.2.2 Быстродействие: после размещения и трассировки — 100,15 МГц при требуемых 96 МГц (такт обработки — 4 × 24 МГц), начальное значение размещения 1 (</w:t>
       </w:r>
       <w:r>
         <w:rPr>
@@ -14867,7 +14851,34 @@
         <w:t xml:space="preserve">fpga/Makefile</w:t>
       </w:r>
       <w:r>
-        <w:t xml:space="preserve">). Запас 1,6 %; при других начальных значениях (2, 3, 4) — 92,6, 90,2 и 95,8 МГц, поэтому начальное значение зафиксировано. Критический путь (10,2 нс) — накопление ячейки периода в ускорителе захвата: сумматор, округление со сдвигом масштаба и насыщение до 9 разрядов.</w:t>
+        <w:t xml:space="preserve">), размещение с повышенным весом тайминга (</w:t>
+      </w:r>
+      <w:r>
+        <w:rPr>
+          <w:rFonts w:ascii="Courier New" w:hAnsi="Courier New" w:cs="Courier New" w:eastAsia="Courier New"/>
+        </w:rPr>
+        <w:t xml:space="preserve">PNR</w:t>
+      </w:r>
+      <w:r>
+        <w:t xml:space="preserve"> в </w:t>
+      </w:r>
+      <w:r>
+        <w:rPr>
+          <w:rFonts w:ascii="Courier New" w:hAnsi="Courier New" w:cs="Courier New" w:eastAsia="Courier New"/>
+        </w:rPr>
+        <w:t xml:space="preserve">fpga/Makefile</w:t>
+      </w:r>
+      <w:r>
+        <w:t xml:space="preserve">: </w:t>
+      </w:r>
+      <w:r>
+        <w:rPr>
+          <w:rFonts w:ascii="Courier New" w:hAnsi="Courier New" w:cs="Courier New" w:eastAsia="Courier New"/>
+        </w:rPr>
+        <w:t xml:space="preserve">--placer-heap-timingweight 30 --placer-heap-critexp 4</w:t>
+      </w:r>
+      <w:r>
+        <w:t xml:space="preserve">). Запас 4,3 %; при других начальных значениях (2, 3, 4) — 90,9, 95,1 и 94,6 МГц, поэтому начальное значение зафиксировано. С весом тайминга по умолчанию после переноса выводов каналов по положению на плате (4.7.4) зёрна 1–7 дают лишь 86…92 МГц. Критический путь (10,0 нс) — обновление фазы кода в движке коррелятора: при переходе через конец кода два последовательных вычитания (o4 − D, затем L − …) и запись остатка до конца кода в LUTRAM.</w:t>
       </w:r>
     </w:p>
     <w:p>
@@ -15000,7 +15011,7 @@
         <w:pStyle w:val="EskdText"/>
       </w:pPr>
       <w:r>
-        <w:t xml:space="preserve">Fmax по итерациям: 53,9 → 64,6 → 71…73 → 84…89 → 86…88 → 91,9 → 96,9 МГц; после включения ускорителя захвата — 65,2 → 88,3 → 97,6 МГц. Ускоритель отдельно (</w:t>
+        <w:t xml:space="preserve">Fmax по итерациям: 53,9 → 64,6 → 71…73 → 84…89 → 86…88 → 91,9 → 96,9 МГц; после включения ускорителя захвата — 65,2 → 88,3 → 97,6 МГц; после переноса выводов каналов — 100,2 МГц (вес тайминга при размещении). Ускоритель отдельно (</w:t>
       </w:r>
       <w:r>
         <w:rPr>
@@ -15360,7 +15371,7 @@
                 <w:sz w:val="18"/>
                 <w:szCs w:val="18"/>
               </w:rPr>
-              <w:t xml:space="preserve">выполнено: плата 100×75 мм, высота 9,90 мм, масса 56,1 г</w:t>
+              <w:t xml:space="preserve">выполнено: плата 100×75 мм, высота 9,90 мм, масса 55,9 г</w:t>
             </w:r>
           </w:p>
         </w:tc>
@@ -17279,7 +17290,7 @@
                 <w:sz w:val="18"/>
                 <w:szCs w:val="18"/>
               </w:rPr>
-              <w:t xml:space="preserve">выполнено расчётом при отводе тепла ПЛИС, МК и FX3 на крышку корпуса (Tj ПЛИС, МК и FX3 не выше 92,8 °С); карта microSD — исполнения до +105 °С</w:t>
+              <w:t xml:space="preserve">выполнено расчётом при отводе тепла ПЛИС, МК и FX3 на крышку корпуса (Tj ПЛИС, МК и FX3 не выше 92,7 °С); карта microSD — исполнения до +105 °С</w:t>
             </w:r>
           </w:p>
         </w:tc>
@@ -18035,7 +18046,7 @@
         <w:tab/>
       </w:r>
       <w:r>
-        <w:t xml:space="preserve">Доразводка платы </w:t>
+        <w:t xml:space="preserve">Изготовление опытного образца по плате </w:t>
       </w:r>
       <w:r>
         <w:rPr>
@@ -18044,16 +18055,7 @@
         <w:t xml:space="preserve">hw/kicad/mgp8.kicad_pcb</w:t>
       </w:r>
       <w:r>
-        <w:t xml:space="preserve"> вручную в KiCad: 20 соединений, которые не развели Freerouting и </w:t>
-      </w:r>
-      <w:r>
-        <w:rPr>
-          <w:rFonts w:ascii="Courier New" w:hAnsi="Courier New" w:cs="Courier New" w:eastAsia="Courier New"/>
-        </w:rPr>
-        <w:t xml:space="preserve">hw/gen/pcb_maze.py</w:t>
-      </w:r>
-      <w:r>
-        <w:t xml:space="preserve"> (4.7.4). Для 16 линий к верхним рядам шариков ПЛИС — переназначение выводов ПЛИС на свободные шарики. Затем повторная проверка DRC. После этого — изготовление опытного образца; конструкция корпуса с выступами крышки над ПЛИС, МК и FX3; тепловые испытания при +85 °С (проверка модели 5.7.2).</w:t>
+        <w:t xml:space="preserve"> (разведена полностью, DRC без ошибок — 4.7.4); конструкция корпуса с выступами крышки над ПЛИС, МК и FX3; тепловые испытания при +85 °С (проверка модели 5.7.2).</w:t>
       </w:r>
     </w:p>
     <w:p>

--- a/gnss_receiver/kd/ШИВА.468157.001 ПЗ.docx
+++ b/gnss_receiver/kd/ШИВА.468157.001 ПЗ.docx
@@ -4540,20 +4540,33 @@
         <w:tab/>
       </w:r>
       <w:r>
-        <w:t xml:space="preserve">Земля — сплошные слои L2, L7, слой L4 и заливки внешних слоёв.</w:t>
+        <w:t xml:space="preserve">Висящих концов нет: одиночные переходы, соединявшие два проводника одного слоя, заменены отрезками, концы отводов за точкой примыкания обрезаны.</w:t>
       </w:r>
     </w:p>
     <w:p>
       <w:pPr>
         <w:pStyle w:val="EskdText"/>
-      </w:pPr>
-      <w:r>
-        <w:t xml:space="preserve">Итог:</w:t>
+        <w:ind w:left="964" w:hanging="255"/>
+      </w:pPr>
+      <w:r>
+        <w:t xml:space="preserve">–</w:t>
+        <w:tab/>
+      </w:r>
+      <w:r>
+        <w:t xml:space="preserve">Земля — сплошные слои L2, L7, слой L4 и заливки внешних слоёв.</w:t>
       </w:r>
     </w:p>
     <w:p>
       <w:pPr>
         <w:pStyle w:val="EskdText"/>
+      </w:pPr>
+      <w:r>
+        <w:t xml:space="preserve">Итог:</w:t>
+      </w:r>
+    </w:p>
+    <w:p>
+      <w:pPr>
+        <w:pStyle w:val="EskdText"/>
         <w:ind w:left="964" w:hanging="255"/>
       </w:pPr>
       <w:r>
@@ -4561,7 +4574,7 @@
         <w:tab/>
       </w:r>
       <w:r>
-        <w:t xml:space="preserve">проводников 9303, переходных отверстий 1320, общая длина проводников 10,65 м;</w:t>
+        <w:t xml:space="preserve">проводников 9312, переходных отверстий 1311, общая длина проводников 10,64 м;</w:t>
       </w:r>
     </w:p>
     <w:p>
@@ -4587,7 +4600,7 @@
         <w:tab/>
       </w:r>
       <w:r>
-        <w:t xml:space="preserve">проверка DRC в KiCad 10 — ошибок нет, расхождений со схемой нет, неразведённых соединений нет. Предупреждения: 14 висящих отрезков и 9 висящих переходов (оставлены: без них соединение разрывается), 3 наложения шелкографии.</w:t>
+        <w:t xml:space="preserve">проверка DRC в KiCad 10 — ошибок нет, расхождений со схемой нет, неразведённых соединений нет, висящих отрезков и переходов нет. Предупреждения: 3 наложения шелкографии.</w:t>
       </w:r>
     </w:p>
     <w:p>

--- a/gnss_receiver/kd/ШИВА.468157.001 ПЗ.docx
+++ b/gnss_receiver/kd/ШИВА.468157.001 ПЗ.docx
@@ -4540,7 +4540,7 @@
         <w:tab/>
       </w:r>
       <w:r>
-        <w:t xml:space="preserve">Висящих концов нет: одиночные переходы, соединявшие два проводника одного слоя, заменены отрезками, концы отводов за точкой примыкания обрезаны.</w:t>
+        <w:t xml:space="preserve">Висящих концов нет: одиночные переходы, соединявшие два проводника одного слоя, заменены отрезками, концы отводов за точкой примыкания обрезаны. Защитный диод VD4 у антенного разъёма сдвинут на 0,1 мм, чтобы его маркировка не касалась метки разъёма XW1.</w:t>
       </w:r>
     </w:p>
     <w:p>
@@ -4600,7 +4600,7 @@
         <w:tab/>
       </w:r>
       <w:r>
-        <w:t xml:space="preserve">проверка DRC в KiCad 10 — ошибок нет, расхождений со схемой нет, неразведённых соединений нет, висящих отрезков и переходов нет. Предупреждения: 3 наложения шелкографии.</w:t>
+        <w:t xml:space="preserve">проверка DRC в KiCad 10 — ошибок нет, расхождений со схемой нет, неразведённых соединений нет, висящих отрезков и переходов нет, предупреждений нет.</w:t>
       </w:r>
     </w:p>
     <w:p>
